--- a/8-资源管理/运行记录类文件/100202-运维工具自评估报告.docx
+++ b/8-资源管理/运行记录类文件/100202-运维工具自评估报告.docx
@@ -1,13 +1,13 @@
 
 <file path=word/document.xml><?xml version="1.0" encoding="utf-8"?>
-<w:document xmlns:wpc="http://schemas.microsoft.com/office/word/2010/wordprocessingCanvas" xmlns:cx="http://schemas.microsoft.com/office/drawing/2014/chartex" xmlns:cx1="http://schemas.microsoft.com/office/drawing/2015/9/8/chartex" xmlns:cx2="http://schemas.microsoft.com/office/drawing/2015/10/21/chartex" xmlns:cx3="http://schemas.microsoft.com/office/drawing/2016/5/9/chartex" xmlns:cx4="http://schemas.microsoft.com/office/drawing/2016/5/10/chartex" xmlns:cx5="http://schemas.microsoft.com/office/drawing/2016/5/11/chartex" xmlns:cx6="http://schemas.microsoft.com/office/drawing/2016/5/12/chartex" xmlns:cx7="http://schemas.microsoft.com/office/drawing/2016/5/13/chartex" xmlns:cx8="http://schemas.microsoft.com/office/drawing/2016/5/14/chartex" xmlns:mc="http://schemas.openxmlformats.org/markup-compatibility/2006" xmlns:aink="http://schemas.microsoft.com/office/drawing/2016/ink" xmlns:am3d="http://schemas.microsoft.com/office/drawing/2017/model3d" xmlns:o="urn:schemas-microsoft-com:office:office" xmlns:oel="http://schemas.microsoft.com/office/2019/extlst" xmlns:r="http://schemas.openxmlformats.org/officeDocument/2006/relationships" xmlns:m="http://schemas.openxmlformats.org/officeDocument/2006/math" xmlns:v="urn:schemas-microsoft-com:vml" xmlns:wp14="http://schemas.microsoft.com/office/word/2010/wordprocessingDrawing" xmlns:wp="http://schemas.openxmlformats.org/drawingml/2006/wordprocessingDrawing" xmlns:w10="urn:schemas-microsoft-com:office:word" xmlns:w="http://schemas.openxmlformats.org/wordprocessingml/2006/main" xmlns:w14="http://schemas.microsoft.com/office/word/2010/wordml" xmlns:w15="http://schemas.microsoft.com/office/word/2012/wordml" xmlns:w16cex="http://schemas.microsoft.com/office/word/2018/wordml/cex" xmlns:w16cid="http://schemas.microsoft.com/office/word/2016/wordml/cid" xmlns:w16="http://schemas.microsoft.com/office/word/2018/wordml" xmlns:w16du="http://schemas.microsoft.com/office/word/2023/wordml/word16du" xmlns:w16sdtdh="http://schemas.microsoft.com/office/word/2020/wordml/sdtdatahash" xmlns:w16sdtfl="http://schemas.microsoft.com/office/word/2024/wordml/sdtformatlock" xmlns:w16se="http://schemas.microsoft.com/office/word/2015/wordml/symex" xmlns:wpg="http://schemas.microsoft.com/office/word/2010/wordprocessingGroup" xmlns:wpi="http://schemas.microsoft.com/office/word/2010/wordprocessingInk" xmlns:wne="http://schemas.microsoft.com/office/word/2006/wordml" xmlns:wps="http://schemas.microsoft.com/office/word/2010/wordprocessingShape" mc:Ignorable="w14 w15 w16se w16cid w16 w16cex w16sdtdh w16sdtfl w16du wp14">
+<w:document xmlns:wpc="http://schemas.microsoft.com/office/word/2010/wordprocessingCanvas" xmlns:mc="http://schemas.openxmlformats.org/markup-compatibility/2006" xmlns:o="urn:schemas-microsoft-com:office:office" xmlns:r="http://schemas.openxmlformats.org/officeDocument/2006/relationships" xmlns:m="http://schemas.openxmlformats.org/officeDocument/2006/math" xmlns:v="urn:schemas-microsoft-com:vml" xmlns:wp14="http://schemas.microsoft.com/office/word/2010/wordprocessingDrawing" xmlns:wp="http://schemas.openxmlformats.org/drawingml/2006/wordprocessingDrawing" xmlns:w="http://schemas.openxmlformats.org/wordprocessingml/2006/main" xmlns:w14="http://schemas.microsoft.com/office/word/2010/wordml" xmlns:w10="urn:schemas-microsoft-com:office:word" xmlns:w15="http://schemas.microsoft.com/office/word/2012/wordml" xmlns:wpg="http://schemas.microsoft.com/office/word/2010/wordprocessingGroup" xmlns:wpi="http://schemas.microsoft.com/office/word/2010/wordprocessingInk" xmlns:wne="http://schemas.microsoft.com/office/word/2006/wordml" xmlns:wps="http://schemas.microsoft.com/office/word/2010/wordprocessingShape" xmlns:wpsCustomData="http://www.wps.cn/officeDocument/2013/wpsCustomData" mc:Ignorable="w14 w15 wp14">
   <w:body>
     <w:p>
       <w:pPr>
         <w:spacing w:before="78" w:line="219" w:lineRule="auto"/>
         <w:ind w:left="25"/>
         <w:rPr>
-          <w:rFonts w:ascii="宋体" w:eastAsia="宋体" w:hAnsi="宋体" w:cs="宋体" w:hint="eastAsia"/>
+          <w:rFonts w:hint="eastAsia" w:ascii="宋体" w:hAnsi="宋体" w:eastAsia="宋体" w:cs="宋体"/>
           <w:sz w:val="24"/>
           <w:szCs w:val="24"/>
           <w:lang w:eastAsia="zh-CN"/>
@@ -15,7 +15,7 @@
       </w:pPr>
       <w:r>
         <w:rPr>
-          <w:rFonts w:ascii="宋体" w:eastAsia="宋体" w:hAnsi="宋体" w:cs="宋体"/>
+          <w:rFonts w:ascii="宋体" w:hAnsi="宋体" w:eastAsia="宋体" w:cs="宋体"/>
           <w:b/>
           <w:bCs/>
           <w:spacing w:val="-3"/>
@@ -27,7 +27,7 @@
       </w:r>
       <w:r>
         <w:rPr>
-          <w:rFonts w:ascii="宋体" w:eastAsia="宋体" w:hAnsi="宋体" w:cs="宋体" w:hint="eastAsia"/>
+          <w:rFonts w:hint="eastAsia" w:ascii="宋体" w:hAnsi="宋体" w:eastAsia="宋体" w:cs="宋体"/>
           <w:b/>
           <w:bCs/>
           <w:spacing w:val="-3"/>
@@ -46,11 +46,11 @@
         <w:autoSpaceDN/>
         <w:adjustRightInd/>
         <w:snapToGrid/>
-        <w:spacing w:afterLines="1000" w:after="3120" w:line="219" w:lineRule="auto"/>
+        <w:spacing w:after="3120" w:afterLines="1000" w:line="219" w:lineRule="auto"/>
         <w:ind w:left="23"/>
         <w:textAlignment w:val="auto"/>
         <w:rPr>
-          <w:rFonts w:ascii="宋体" w:eastAsia="宋体" w:hAnsi="宋体" w:cs="宋体" w:hint="eastAsia"/>
+          <w:rFonts w:hint="eastAsia" w:ascii="宋体" w:hAnsi="宋体" w:eastAsia="宋体" w:cs="宋体"/>
           <w:sz w:val="24"/>
           <w:szCs w:val="24"/>
           <w:lang w:eastAsia="zh-CN"/>
@@ -58,7 +58,7 @@
       </w:pPr>
       <w:r>
         <w:rPr>
-          <w:rFonts w:ascii="宋体" w:eastAsia="宋体" w:hAnsi="宋体" w:cs="宋体"/>
+          <w:rFonts w:ascii="宋体" w:hAnsi="宋体" w:eastAsia="宋体" w:cs="宋体"/>
           <w:b/>
           <w:bCs/>
           <w:spacing w:val="240"/>
@@ -70,7 +70,7 @@
       </w:r>
       <w:r>
         <w:rPr>
-          <w:rFonts w:ascii="宋体" w:eastAsia="宋体" w:hAnsi="宋体" w:cs="宋体"/>
+          <w:rFonts w:ascii="宋体" w:hAnsi="宋体" w:eastAsia="宋体" w:cs="宋体"/>
           <w:b/>
           <w:bCs/>
           <w:sz w:val="24"/>
@@ -81,7 +81,7 @@
       </w:r>
       <w:r>
         <w:rPr>
-          <w:rFonts w:ascii="宋体" w:eastAsia="宋体" w:hAnsi="宋体" w:cs="宋体"/>
+          <w:rFonts w:ascii="宋体" w:hAnsi="宋体" w:eastAsia="宋体" w:cs="宋体"/>
           <w:b/>
           <w:bCs/>
           <w:spacing w:val="-5"/>
@@ -94,7 +94,7 @@
     </w:p>
     <w:p>
       <w:pPr>
-        <w:pStyle w:val="ab"/>
+        <w:pStyle w:val="24"/>
         <w:spacing w:after="1872"/>
         <w:rPr>
           <w:lang w:eastAsia="zh-CN"/>
@@ -105,27 +105,13 @@
         <w:rPr>
           <w:lang w:eastAsia="zh-CN"/>
         </w:rPr>
-        <w:t>陕西益利</w:t>
-      </w:r>
-      <w:proofErr w:type="gramStart"/>
-      <w:r>
-        <w:rPr>
-          <w:lang w:eastAsia="zh-CN"/>
-        </w:rPr>
-        <w:t>德软件</w:t>
-      </w:r>
-      <w:proofErr w:type="gramEnd"/>
-      <w:r>
-        <w:rPr>
-          <w:lang w:eastAsia="zh-CN"/>
-        </w:rPr>
-        <w:t>科技有限公司</w:t>
+        <w:t>陕西益利德软件科技有限公司</w:t>
       </w:r>
       <w:bookmarkEnd w:id="0"/>
     </w:p>
     <w:p>
       <w:pPr>
-        <w:pStyle w:val="ac"/>
+        <w:pStyle w:val="25"/>
         <w:spacing w:after="2808"/>
         <w:rPr>
           <w:rFonts w:hint="eastAsia"/>
@@ -137,48 +123,54 @@
           <w:rFonts w:hint="eastAsia"/>
           <w:lang w:eastAsia="zh-CN"/>
         </w:rPr>
-        <w:t>运</w:t>
-      </w:r>
-      <w:proofErr w:type="gramStart"/>
-      <w:r>
-        <w:rPr>
-          <w:rFonts w:hint="eastAsia"/>
-          <w:lang w:eastAsia="zh-CN"/>
-        </w:rPr>
-        <w:t>维工具</w:t>
-      </w:r>
-      <w:proofErr w:type="gramEnd"/>
-      <w:r>
-        <w:rPr>
-          <w:rFonts w:hint="eastAsia"/>
-          <w:lang w:eastAsia="zh-CN"/>
-        </w:rPr>
-        <w:t>自评估报告</w:t>
+        <w:t>运维工具自评估报告</w:t>
       </w:r>
       <w:bookmarkEnd w:id="1"/>
     </w:p>
     <w:tbl>
       <w:tblPr>
-        <w:tblStyle w:val="a9"/>
+        <w:tblStyle w:val="21"/>
         <w:tblW w:w="0" w:type="auto"/>
         <w:tblInd w:w="2443" w:type="dxa"/>
         <w:tblBorders>
-          <w:top w:val="nil"/>
-          <w:left w:val="nil"/>
-          <w:bottom w:val="nil"/>
-          <w:right w:val="nil"/>
-          <w:insideH w:val="nil"/>
-          <w:insideV w:val="nil"/>
+          <w:top w:val="none" w:color="auto" w:sz="0" w:space="0"/>
+          <w:left w:val="none" w:color="auto" w:sz="0" w:space="0"/>
+          <w:bottom w:val="none" w:color="auto" w:sz="0" w:space="0"/>
+          <w:right w:val="none" w:color="auto" w:sz="0" w:space="0"/>
+          <w:insideH w:val="none" w:color="auto" w:sz="0" w:space="0"/>
+          <w:insideV w:val="none" w:color="auto" w:sz="0" w:space="0"/>
         </w:tblBorders>
-        <w:tblLook w:val="04A0" w:firstRow="1" w:lastRow="0" w:firstColumn="1" w:lastColumn="0" w:noHBand="0" w:noVBand="1"/>
+        <w:tblLayout w:type="autofit"/>
+        <w:tblCellMar>
+          <w:top w:w="0" w:type="dxa"/>
+          <w:left w:w="108" w:type="dxa"/>
+          <w:bottom w:w="0" w:type="dxa"/>
+          <w:right w:w="108" w:type="dxa"/>
+        </w:tblCellMar>
       </w:tblPr>
       <w:tblGrid>
-        <w:gridCol w:w="1751"/>
-        <w:gridCol w:w="4112"/>
+        <w:gridCol w:w="1818"/>
+        <w:gridCol w:w="4261"/>
       </w:tblGrid>
       <w:tr>
+        <w:tblPrEx>
+          <w:tblBorders>
+            <w:top w:val="none" w:color="auto" w:sz="0" w:space="0"/>
+            <w:left w:val="none" w:color="auto" w:sz="0" w:space="0"/>
+            <w:bottom w:val="none" w:color="auto" w:sz="0" w:space="0"/>
+            <w:right w:val="none" w:color="auto" w:sz="0" w:space="0"/>
+            <w:insideH w:val="none" w:color="auto" w:sz="0" w:space="0"/>
+            <w:insideV w:val="none" w:color="auto" w:sz="0" w:space="0"/>
+          </w:tblBorders>
+          <w:tblCellMar>
+            <w:top w:w="0" w:type="dxa"/>
+            <w:left w:w="108" w:type="dxa"/>
+            <w:bottom w:w="0" w:type="dxa"/>
+            <w:right w:w="108" w:type="dxa"/>
+          </w:tblCellMar>
+        </w:tblPrEx>
         <w:trPr>
-          <w:trHeight w:val="810"/>
+          <w:trHeight w:val="810" w:hRule="atLeast"/>
         </w:trPr>
         <w:tc>
           <w:tcPr>
@@ -186,6 +178,8 @@
           </w:tcPr>
           <w:p>
             <w:pPr>
+              <w:widowControl w:val="0"/>
+              <w:jc w:val="both"/>
               <w:rPr>
                 <w:lang w:eastAsia="zh-CN"/>
               </w:rPr>
@@ -199,7 +193,7 @@
             </w:r>
             <w:r>
               <w:rPr>
-                <w:rFonts w:asciiTheme="minorHAnsi" w:eastAsiaTheme="minorEastAsia" w:hAnsiTheme="minorHAnsi"/>
+                <w:rFonts w:asciiTheme="minorHAnsi" w:hAnsiTheme="minorHAnsi" w:eastAsiaTheme="minorEastAsia"/>
                 <w:spacing w:val="227"/>
                 <w:lang w:eastAsia="zh-CN"/>
               </w:rPr>
@@ -209,9 +203,9 @@
               <w:rPr>
                 <w:rFonts w:hint="eastAsia"/>
                 <w:u w:val="single"/>
-                <w:lang w:eastAsia="zh-CN"/>
-              </w:rPr>
-              <w:t>孙光莉</w:t>
+                <w:lang w:val="en-US" w:eastAsia="zh-CN"/>
+              </w:rPr>
+              <w:t>王潇</w:t>
             </w:r>
           </w:p>
         </w:tc>
@@ -221,6 +215,8 @@
           </w:tcPr>
           <w:p>
             <w:pPr>
+              <w:widowControl w:val="0"/>
+              <w:jc w:val="both"/>
               <w:rPr>
                 <w:lang w:eastAsia="zh-CN"/>
               </w:rPr>
@@ -234,7 +230,7 @@
             </w:r>
             <w:r>
               <w:rPr>
-                <w:rFonts w:asciiTheme="minorHAnsi" w:eastAsiaTheme="minorEastAsia" w:hAnsiTheme="minorHAnsi" w:hint="eastAsia"/>
+                <w:rFonts w:hint="eastAsia" w:asciiTheme="minorHAnsi" w:hAnsiTheme="minorHAnsi" w:eastAsiaTheme="minorEastAsia"/>
                 <w:spacing w:val="227"/>
                 <w:lang w:eastAsia="zh-CN"/>
               </w:rPr>
@@ -250,7 +246,7 @@
             </w:r>
             <w:r>
               <w:rPr>
-                <w:rFonts w:eastAsiaTheme="minorEastAsia" w:hint="eastAsia"/>
+                <w:rFonts w:hint="eastAsia" w:eastAsiaTheme="minorEastAsia"/>
                 <w:u w:val="single"/>
                 <w:lang w:eastAsia="zh-CN"/>
               </w:rPr>
@@ -268,8 +264,24 @@
         </w:tc>
       </w:tr>
       <w:tr>
+        <w:tblPrEx>
+          <w:tblBorders>
+            <w:top w:val="none" w:color="auto" w:sz="0" w:space="0"/>
+            <w:left w:val="none" w:color="auto" w:sz="0" w:space="0"/>
+            <w:bottom w:val="none" w:color="auto" w:sz="0" w:space="0"/>
+            <w:right w:val="none" w:color="auto" w:sz="0" w:space="0"/>
+            <w:insideH w:val="none" w:color="auto" w:sz="0" w:space="0"/>
+            <w:insideV w:val="none" w:color="auto" w:sz="0" w:space="0"/>
+          </w:tblBorders>
+          <w:tblCellMar>
+            <w:top w:w="0" w:type="dxa"/>
+            <w:left w:w="108" w:type="dxa"/>
+            <w:bottom w:w="0" w:type="dxa"/>
+            <w:right w:w="108" w:type="dxa"/>
+          </w:tblCellMar>
+        </w:tblPrEx>
         <w:trPr>
-          <w:trHeight w:val="810"/>
+          <w:trHeight w:val="810" w:hRule="atLeast"/>
         </w:trPr>
         <w:tc>
           <w:tcPr>
@@ -277,8 +289,11 @@
           </w:tcPr>
           <w:p>
             <w:pPr>
-              <w:rPr>
-                <w:lang w:eastAsia="zh-CN"/>
+              <w:widowControl w:val="0"/>
+              <w:jc w:val="both"/>
+              <w:rPr>
+                <w:rFonts w:hint="default"/>
+                <w:lang w:val="en-US" w:eastAsia="zh-CN"/>
               </w:rPr>
             </w:pPr>
             <w:r>
@@ -286,67 +301,44 @@
                 <w:rFonts w:hint="eastAsia"/>
                 <w:lang w:eastAsia="zh-CN"/>
               </w:rPr>
-              <w:t>审核人</w:t>
-            </w:r>
-            <w:r>
-              <w:rPr>
-                <w:rFonts w:asciiTheme="minorHAnsi" w:eastAsiaTheme="minorEastAsia" w:hAnsiTheme="minorHAnsi"/>
-                <w:spacing w:val="227"/>
-                <w:lang w:eastAsia="zh-CN"/>
-              </w:rPr>
-              <w:t>:</w:t>
-            </w:r>
-            <w:r>
-              <w:rPr>
-                <w:rFonts w:hint="eastAsia"/>
-                <w:spacing w:val="90"/>
-                <w:u w:val="single"/>
-                <w:lang w:eastAsia="zh-CN"/>
-              </w:rPr>
-              <w:t>严长运</w:t>
-            </w:r>
-          </w:p>
-        </w:tc>
-        <w:tc>
-          <w:tcPr>
-            <w:tcW w:w="4261" w:type="dxa"/>
-          </w:tcPr>
-          <w:p>
-            <w:pPr>
-              <w:rPr>
-                <w:lang w:eastAsia="zh-CN"/>
-              </w:rPr>
-            </w:pPr>
-            <w:r>
-              <w:rPr>
-                <w:rFonts w:hint="eastAsia"/>
-                <w:lang w:eastAsia="zh-CN"/>
-              </w:rPr>
-              <w:t>编制时间</w:t>
-            </w:r>
-            <w:r>
-              <w:rPr>
-                <w:rFonts w:asciiTheme="minorHAnsi" w:eastAsiaTheme="minorEastAsia" w:hAnsiTheme="minorHAnsi" w:hint="eastAsia"/>
-                <w:spacing w:val="227"/>
-                <w:lang w:eastAsia="zh-CN"/>
-              </w:rPr>
-              <w:t>:</w:t>
+              <w:t>审核人：</w:t>
             </w:r>
             <w:r>
               <w:rPr>
                 <w:rFonts w:hint="eastAsia"/>
                 <w:u w:val="single"/>
-                <w:lang w:eastAsia="zh-CN"/>
-              </w:rPr>
-              <w:t>2025.1</w:t>
-            </w:r>
-            <w:r>
-              <w:rPr>
-                <w:rFonts w:eastAsiaTheme="minorEastAsia" w:hint="eastAsia"/>
-                <w:u w:val="single"/>
-                <w:lang w:eastAsia="zh-CN"/>
-              </w:rPr>
-              <w:t>2</w:t>
+                <w:lang w:val="en-US" w:eastAsia="zh-CN"/>
+              </w:rPr>
+              <w:t>刘钢要</w:t>
+            </w:r>
+          </w:p>
+        </w:tc>
+        <w:tc>
+          <w:tcPr>
+            <w:tcW w:w="4261" w:type="dxa"/>
+          </w:tcPr>
+          <w:p>
+            <w:pPr>
+              <w:widowControl w:val="0"/>
+              <w:jc w:val="both"/>
+              <w:rPr>
+                <w:lang w:eastAsia="zh-CN"/>
+              </w:rPr>
+            </w:pPr>
+            <w:r>
+              <w:rPr>
+                <w:rFonts w:hint="eastAsia"/>
+                <w:lang w:eastAsia="zh-CN"/>
+              </w:rPr>
+              <w:t>编制时间</w:t>
+            </w:r>
+            <w:r>
+              <w:rPr>
+                <w:rFonts w:hint="eastAsia" w:asciiTheme="minorHAnsi" w:hAnsiTheme="minorHAnsi" w:eastAsiaTheme="minorEastAsia"/>
+                <w:spacing w:val="227"/>
+                <w:lang w:eastAsia="zh-CN"/>
+              </w:rPr>
+              <w:t>:</w:t>
             </w:r>
             <w:r>
               <w:rPr>
@@ -354,14 +346,46 @@
                 <w:u w:val="single"/>
                 <w:lang w:eastAsia="zh-CN"/>
               </w:rPr>
+              <w:t>2025.1</w:t>
+            </w:r>
+            <w:r>
+              <w:rPr>
+                <w:rFonts w:hint="eastAsia" w:eastAsiaTheme="minorEastAsia"/>
+                <w:u w:val="single"/>
+                <w:lang w:eastAsia="zh-CN"/>
+              </w:rPr>
+              <w:t>2</w:t>
+            </w:r>
+            <w:r>
+              <w:rPr>
+                <w:rFonts w:hint="eastAsia"/>
+                <w:u w:val="single"/>
+                <w:lang w:eastAsia="zh-CN"/>
+              </w:rPr>
               <w:t>.16</w:t>
             </w:r>
           </w:p>
         </w:tc>
       </w:tr>
       <w:tr>
+        <w:tblPrEx>
+          <w:tblBorders>
+            <w:top w:val="none" w:color="auto" w:sz="0" w:space="0"/>
+            <w:left w:val="none" w:color="auto" w:sz="0" w:space="0"/>
+            <w:bottom w:val="none" w:color="auto" w:sz="0" w:space="0"/>
+            <w:right w:val="none" w:color="auto" w:sz="0" w:space="0"/>
+            <w:insideH w:val="none" w:color="auto" w:sz="0" w:space="0"/>
+            <w:insideV w:val="none" w:color="auto" w:sz="0" w:space="0"/>
+          </w:tblBorders>
+          <w:tblCellMar>
+            <w:top w:w="0" w:type="dxa"/>
+            <w:left w:w="108" w:type="dxa"/>
+            <w:bottom w:w="0" w:type="dxa"/>
+            <w:right w:w="108" w:type="dxa"/>
+          </w:tblCellMar>
+        </w:tblPrEx>
         <w:trPr>
-          <w:trHeight w:val="635"/>
+          <w:trHeight w:val="635" w:hRule="atLeast"/>
         </w:trPr>
         <w:tc>
           <w:tcPr>
@@ -369,6 +393,8 @@
           </w:tcPr>
           <w:p>
             <w:pPr>
+              <w:widowControl w:val="0"/>
+              <w:jc w:val="both"/>
               <w:rPr>
                 <w:lang w:eastAsia="zh-CN"/>
               </w:rPr>
@@ -382,13 +408,12 @@
             </w:r>
             <w:r>
               <w:rPr>
-                <w:rFonts w:asciiTheme="minorHAnsi" w:eastAsiaTheme="minorEastAsia" w:hAnsiTheme="minorHAnsi" w:hint="eastAsia"/>
+                <w:rFonts w:hint="eastAsia" w:asciiTheme="minorHAnsi" w:hAnsiTheme="minorHAnsi" w:eastAsiaTheme="minorEastAsia"/>
                 <w:spacing w:val="227"/>
                 <w:lang w:eastAsia="zh-CN"/>
               </w:rPr>
               <w:t>:</w:t>
             </w:r>
-            <w:proofErr w:type="gramStart"/>
             <w:r>
               <w:rPr>
                 <w:rFonts w:hint="eastAsia"/>
@@ -397,7 +422,6 @@
               </w:rPr>
               <w:t>鲁玉锋</w:t>
             </w:r>
-            <w:proofErr w:type="gramEnd"/>
           </w:p>
         </w:tc>
         <w:tc>
@@ -406,6 +430,8 @@
           </w:tcPr>
           <w:p>
             <w:pPr>
+              <w:widowControl w:val="0"/>
+              <w:jc w:val="both"/>
               <w:rPr>
                 <w:lang w:eastAsia="zh-CN"/>
               </w:rPr>
@@ -419,7 +445,7 @@
             </w:r>
             <w:r>
               <w:rPr>
-                <w:rFonts w:asciiTheme="minorHAnsi" w:eastAsiaTheme="minorEastAsia" w:hAnsiTheme="minorHAnsi" w:hint="eastAsia"/>
+                <w:rFonts w:hint="eastAsia" w:asciiTheme="minorHAnsi" w:hAnsiTheme="minorHAnsi" w:eastAsiaTheme="minorEastAsia"/>
                 <w:spacing w:val="227"/>
                 <w:lang w:eastAsia="zh-CN"/>
               </w:rPr>
@@ -435,7 +461,7 @@
             </w:r>
             <w:r>
               <w:rPr>
-                <w:rFonts w:eastAsiaTheme="minorEastAsia" w:hint="eastAsia"/>
+                <w:rFonts w:hint="eastAsia" w:eastAsiaTheme="minorEastAsia"/>
                 <w:u w:val="single"/>
                 <w:lang w:eastAsia="zh-CN"/>
               </w:rPr>
@@ -463,39 +489,43 @@
         <w:spacing w:before="153" w:line="225" w:lineRule="auto"/>
         <w:ind w:left="3634"/>
         <w:rPr>
-          <w:rFonts w:ascii="宋体" w:eastAsia="宋体" w:hAnsi="宋体" w:cs="宋体" w:hint="eastAsia"/>
+          <w:rFonts w:hint="eastAsia" w:ascii="宋体" w:hAnsi="宋体" w:eastAsia="宋体" w:cs="宋体"/>
           <w:sz w:val="31"/>
           <w:szCs w:val="31"/>
         </w:rPr>
       </w:pPr>
       <w:r>
         <w:rPr>
-          <w:rFonts w:ascii="宋体" w:eastAsia="宋体" w:hAnsi="宋体" w:cs="宋体"/>
+          <w:rFonts w:ascii="宋体" w:hAnsi="宋体" w:eastAsia="宋体" w:cs="宋体"/>
           <w:b/>
           <w:bCs/>
           <w:spacing w:val="4"/>
           <w:sz w:val="31"/>
           <w:szCs w:val="31"/>
         </w:rPr>
-        <w:lastRenderedPageBreak/>
         <w:t>修订记录</w:t>
       </w:r>
     </w:p>
     <w:tbl>
       <w:tblPr>
-        <w:tblStyle w:val="TableNormal0"/>
+        <w:tblStyle w:val="26"/>
         <w:tblW w:w="8301" w:type="dxa"/>
         <w:tblInd w:w="2" w:type="dxa"/>
         <w:tblBorders>
-          <w:top w:val="single" w:sz="2" w:space="0" w:color="000000"/>
-          <w:left w:val="single" w:sz="2" w:space="0" w:color="000000"/>
-          <w:bottom w:val="single" w:sz="2" w:space="0" w:color="000000"/>
-          <w:right w:val="single" w:sz="2" w:space="0" w:color="000000"/>
-          <w:insideH w:val="single" w:sz="2" w:space="0" w:color="000000"/>
-          <w:insideV w:val="single" w:sz="2" w:space="0" w:color="000000"/>
+          <w:top w:val="single" w:color="000000" w:sz="2" w:space="0"/>
+          <w:left w:val="single" w:color="000000" w:sz="2" w:space="0"/>
+          <w:bottom w:val="single" w:color="000000" w:sz="2" w:space="0"/>
+          <w:right w:val="single" w:color="000000" w:sz="2" w:space="0"/>
+          <w:insideH w:val="single" w:color="000000" w:sz="2" w:space="0"/>
+          <w:insideV w:val="single" w:color="000000" w:sz="2" w:space="0"/>
         </w:tblBorders>
         <w:tblLayout w:type="fixed"/>
-        <w:tblLook w:val="04A0" w:firstRow="1" w:lastRow="0" w:firstColumn="1" w:lastColumn="0" w:noHBand="0" w:noVBand="1"/>
+        <w:tblCellMar>
+          <w:top w:w="0" w:type="dxa"/>
+          <w:left w:w="0" w:type="dxa"/>
+          <w:bottom w:w="0" w:type="dxa"/>
+          <w:right w:w="0" w:type="dxa"/>
+        </w:tblCellMar>
       </w:tblPr>
       <w:tblGrid>
         <w:gridCol w:w="1555"/>
@@ -506,8 +536,24 @@
         <w:gridCol w:w="1240"/>
       </w:tblGrid>
       <w:tr>
+        <w:tblPrEx>
+          <w:tblBorders>
+            <w:top w:val="single" w:color="000000" w:sz="2" w:space="0"/>
+            <w:left w:val="single" w:color="000000" w:sz="2" w:space="0"/>
+            <w:bottom w:val="single" w:color="000000" w:sz="2" w:space="0"/>
+            <w:right w:val="single" w:color="000000" w:sz="2" w:space="0"/>
+            <w:insideH w:val="single" w:color="000000" w:sz="2" w:space="0"/>
+            <w:insideV w:val="single" w:color="000000" w:sz="2" w:space="0"/>
+          </w:tblBorders>
+          <w:tblCellMar>
+            <w:top w:w="0" w:type="dxa"/>
+            <w:left w:w="0" w:type="dxa"/>
+            <w:bottom w:w="0" w:type="dxa"/>
+            <w:right w:w="0" w:type="dxa"/>
+          </w:tblCellMar>
+        </w:tblPrEx>
         <w:trPr>
-          <w:trHeight w:val="593"/>
+          <w:trHeight w:val="593" w:hRule="atLeast"/>
         </w:trPr>
         <w:tc>
           <w:tcPr>
@@ -518,14 +564,14 @@
               <w:spacing w:before="176" w:line="228" w:lineRule="auto"/>
               <w:ind w:left="607"/>
               <w:rPr>
-                <w:rFonts w:ascii="宋体" w:eastAsia="宋体" w:hAnsi="宋体" w:cs="宋体" w:hint="eastAsia"/>
-                <w:sz w:val="20"/>
-                <w:szCs w:val="20"/>
-              </w:rPr>
-            </w:pPr>
-            <w:r>
-              <w:rPr>
-                <w:rFonts w:ascii="宋体" w:eastAsia="宋体" w:hAnsi="宋体" w:cs="宋体"/>
+                <w:rFonts w:hint="eastAsia" w:ascii="宋体" w:hAnsi="宋体" w:eastAsia="宋体" w:cs="宋体"/>
+                <w:sz w:val="20"/>
+                <w:szCs w:val="20"/>
+              </w:rPr>
+            </w:pPr>
+            <w:r>
+              <w:rPr>
+                <w:rFonts w:ascii="宋体" w:hAnsi="宋体" w:eastAsia="宋体" w:cs="宋体"/>
                 <w:spacing w:val="-14"/>
                 <w:sz w:val="20"/>
                 <w:szCs w:val="20"/>
@@ -543,14 +589,14 @@
               <w:spacing w:before="175" w:line="227" w:lineRule="auto"/>
               <w:ind w:left="253"/>
               <w:rPr>
-                <w:rFonts w:ascii="宋体" w:eastAsia="宋体" w:hAnsi="宋体" w:cs="宋体" w:hint="eastAsia"/>
-                <w:sz w:val="20"/>
-                <w:szCs w:val="20"/>
-              </w:rPr>
-            </w:pPr>
-            <w:r>
-              <w:rPr>
-                <w:rFonts w:ascii="宋体" w:eastAsia="宋体" w:hAnsi="宋体" w:cs="宋体"/>
+                <w:rFonts w:hint="eastAsia" w:ascii="宋体" w:hAnsi="宋体" w:eastAsia="宋体" w:cs="宋体"/>
+                <w:sz w:val="20"/>
+                <w:szCs w:val="20"/>
+              </w:rPr>
+            </w:pPr>
+            <w:r>
+              <w:rPr>
+                <w:rFonts w:ascii="宋体" w:hAnsi="宋体" w:eastAsia="宋体" w:cs="宋体"/>
                 <w:spacing w:val="4"/>
                 <w:sz w:val="20"/>
                 <w:szCs w:val="20"/>
@@ -568,14 +614,14 @@
               <w:spacing w:before="175" w:line="228" w:lineRule="auto"/>
               <w:ind w:left="730"/>
               <w:rPr>
-                <w:rFonts w:ascii="宋体" w:eastAsia="宋体" w:hAnsi="宋体" w:cs="宋体" w:hint="eastAsia"/>
-                <w:sz w:val="20"/>
-                <w:szCs w:val="20"/>
-              </w:rPr>
-            </w:pPr>
-            <w:r>
-              <w:rPr>
-                <w:rFonts w:ascii="宋体" w:eastAsia="宋体" w:hAnsi="宋体" w:cs="宋体"/>
+                <w:rFonts w:hint="eastAsia" w:ascii="宋体" w:hAnsi="宋体" w:eastAsia="宋体" w:cs="宋体"/>
+                <w:sz w:val="20"/>
+                <w:szCs w:val="20"/>
+              </w:rPr>
+            </w:pPr>
+            <w:r>
+              <w:rPr>
+                <w:rFonts w:ascii="宋体" w:hAnsi="宋体" w:eastAsia="宋体" w:cs="宋体"/>
                 <w:spacing w:val="7"/>
                 <w:sz w:val="20"/>
                 <w:szCs w:val="20"/>
@@ -593,14 +639,14 @@
               <w:spacing w:before="175" w:line="228" w:lineRule="auto"/>
               <w:ind w:left="310"/>
               <w:rPr>
-                <w:rFonts w:ascii="宋体" w:eastAsia="宋体" w:hAnsi="宋体" w:cs="宋体" w:hint="eastAsia"/>
-                <w:sz w:val="20"/>
-                <w:szCs w:val="20"/>
-              </w:rPr>
-            </w:pPr>
-            <w:r>
-              <w:rPr>
-                <w:rFonts w:ascii="宋体" w:eastAsia="宋体" w:hAnsi="宋体" w:cs="宋体"/>
+                <w:rFonts w:hint="eastAsia" w:ascii="宋体" w:hAnsi="宋体" w:eastAsia="宋体" w:cs="宋体"/>
+                <w:sz w:val="20"/>
+                <w:szCs w:val="20"/>
+              </w:rPr>
+            </w:pPr>
+            <w:r>
+              <w:rPr>
+                <w:rFonts w:ascii="宋体" w:hAnsi="宋体" w:eastAsia="宋体" w:cs="宋体"/>
                 <w:spacing w:val="6"/>
                 <w:sz w:val="20"/>
                 <w:szCs w:val="20"/>
@@ -618,7 +664,7 @@
               <w:spacing w:before="175" w:line="228" w:lineRule="auto"/>
               <w:ind w:left="310"/>
               <w:rPr>
-                <w:rFonts w:ascii="宋体" w:eastAsia="宋体" w:hAnsi="宋体" w:cs="宋体" w:hint="eastAsia"/>
+                <w:rFonts w:hint="eastAsia" w:ascii="宋体" w:hAnsi="宋体" w:eastAsia="宋体" w:cs="宋体"/>
                 <w:spacing w:val="6"/>
                 <w:sz w:val="20"/>
                 <w:szCs w:val="20"/>
@@ -627,7 +673,7 @@
             </w:pPr>
             <w:r>
               <w:rPr>
-                <w:rFonts w:ascii="宋体" w:eastAsia="宋体" w:hAnsi="宋体" w:cs="宋体" w:hint="eastAsia"/>
+                <w:rFonts w:hint="eastAsia" w:ascii="宋体" w:hAnsi="宋体" w:eastAsia="宋体" w:cs="宋体"/>
                 <w:spacing w:val="6"/>
                 <w:sz w:val="20"/>
                 <w:szCs w:val="20"/>
@@ -646,14 +692,14 @@
               <w:spacing w:before="176" w:line="229" w:lineRule="auto"/>
               <w:ind w:left="311"/>
               <w:rPr>
-                <w:rFonts w:ascii="宋体" w:eastAsia="宋体" w:hAnsi="宋体" w:cs="宋体" w:hint="eastAsia"/>
-                <w:sz w:val="20"/>
-                <w:szCs w:val="20"/>
-              </w:rPr>
-            </w:pPr>
-            <w:r>
-              <w:rPr>
-                <w:rFonts w:ascii="宋体" w:eastAsia="宋体" w:hAnsi="宋体" w:cs="宋体"/>
+                <w:rFonts w:hint="eastAsia" w:ascii="宋体" w:hAnsi="宋体" w:eastAsia="宋体" w:cs="宋体"/>
+                <w:sz w:val="20"/>
+                <w:szCs w:val="20"/>
+              </w:rPr>
+            </w:pPr>
+            <w:r>
+              <w:rPr>
+                <w:rFonts w:ascii="宋体" w:hAnsi="宋体" w:eastAsia="宋体" w:cs="宋体"/>
                 <w:spacing w:val="7"/>
                 <w:sz w:val="20"/>
                 <w:szCs w:val="20"/>
@@ -664,8 +710,24 @@
         </w:tc>
       </w:tr>
       <w:tr>
+        <w:tblPrEx>
+          <w:tblBorders>
+            <w:top w:val="single" w:color="000000" w:sz="2" w:space="0"/>
+            <w:left w:val="single" w:color="000000" w:sz="2" w:space="0"/>
+            <w:bottom w:val="single" w:color="000000" w:sz="2" w:space="0"/>
+            <w:right w:val="single" w:color="000000" w:sz="2" w:space="0"/>
+            <w:insideH w:val="single" w:color="000000" w:sz="2" w:space="0"/>
+            <w:insideV w:val="single" w:color="000000" w:sz="2" w:space="0"/>
+          </w:tblBorders>
+          <w:tblCellMar>
+            <w:top w:w="0" w:type="dxa"/>
+            <w:left w:w="0" w:type="dxa"/>
+            <w:bottom w:w="0" w:type="dxa"/>
+            <w:right w:w="0" w:type="dxa"/>
+          </w:tblCellMar>
+        </w:tblPrEx>
         <w:trPr>
-          <w:trHeight w:val="556"/>
+          <w:trHeight w:val="556" w:hRule="atLeast"/>
         </w:trPr>
         <w:tc>
           <w:tcPr>
@@ -676,15 +738,15 @@
               <w:spacing w:before="173" w:line="267" w:lineRule="exact"/>
               <w:ind w:left="260"/>
               <w:rPr>
-                <w:rFonts w:ascii="宋体" w:eastAsia="宋体" w:hAnsi="宋体" w:cs="宋体" w:hint="eastAsia"/>
-                <w:sz w:val="20"/>
-                <w:szCs w:val="20"/>
-                <w:lang w:eastAsia="zh-CN"/>
-              </w:rPr>
-            </w:pPr>
-            <w:r>
-              <w:rPr>
-                <w:rFonts w:ascii="宋体" w:eastAsia="宋体" w:hAnsi="宋体" w:cs="宋体"/>
+                <w:rFonts w:hint="eastAsia" w:ascii="宋体" w:hAnsi="宋体" w:eastAsia="宋体" w:cs="宋体"/>
+                <w:sz w:val="20"/>
+                <w:szCs w:val="20"/>
+                <w:lang w:eastAsia="zh-CN"/>
+              </w:rPr>
+            </w:pPr>
+            <w:r>
+              <w:rPr>
+                <w:rFonts w:ascii="宋体" w:hAnsi="宋体" w:eastAsia="宋体" w:cs="宋体"/>
                 <w:spacing w:val="3"/>
                 <w:position w:val="1"/>
                 <w:sz w:val="20"/>
@@ -694,43 +756,32 @@
             </w:r>
             <w:r>
               <w:rPr>
-                <w:rFonts w:ascii="宋体" w:eastAsia="宋体" w:hAnsi="宋体" w:cs="宋体" w:hint="eastAsia"/>
+                <w:rFonts w:hint="eastAsia" w:ascii="宋体" w:hAnsi="宋体" w:eastAsia="宋体" w:cs="宋体"/>
                 <w:spacing w:val="3"/>
                 <w:position w:val="1"/>
                 <w:sz w:val="20"/>
                 <w:szCs w:val="20"/>
                 <w:lang w:eastAsia="zh-CN"/>
               </w:rPr>
-              <w:t>1</w:t>
-            </w:r>
-            <w:r>
-              <w:rPr>
-                <w:rFonts w:ascii="宋体" w:eastAsia="宋体" w:hAnsi="宋体" w:cs="宋体" w:hint="eastAsia"/>
+              <w:t>12</w:t>
+            </w:r>
+            <w:r>
+              <w:rPr>
+                <w:rFonts w:ascii="宋体" w:hAnsi="宋体" w:eastAsia="宋体" w:cs="宋体"/>
                 <w:spacing w:val="3"/>
                 <w:position w:val="1"/>
                 <w:sz w:val="20"/>
                 <w:szCs w:val="20"/>
-                <w:lang w:eastAsia="zh-CN"/>
-              </w:rPr>
-              <w:t>2</w:t>
-            </w:r>
-            <w:r>
-              <w:rPr>
-                <w:rFonts w:ascii="宋体" w:eastAsia="宋体" w:hAnsi="宋体" w:cs="宋体"/>
+              </w:rPr>
+              <w:t>.</w:t>
+            </w:r>
+            <w:r>
+              <w:rPr>
+                <w:rFonts w:hint="eastAsia" w:ascii="宋体" w:hAnsi="宋体" w:eastAsia="宋体" w:cs="宋体"/>
                 <w:spacing w:val="3"/>
                 <w:position w:val="1"/>
                 <w:sz w:val="20"/>
                 <w:szCs w:val="20"/>
-              </w:rPr>
-              <w:t>.</w:t>
-            </w:r>
-            <w:r>
-              <w:rPr>
-                <w:rFonts w:ascii="宋体" w:eastAsia="宋体" w:hAnsi="宋体" w:cs="宋体" w:hint="eastAsia"/>
-                <w:spacing w:val="3"/>
-                <w:position w:val="1"/>
-                <w:sz w:val="20"/>
-                <w:szCs w:val="20"/>
                 <w:lang w:eastAsia="zh-CN"/>
               </w:rPr>
               <w:t>16</w:t>
@@ -746,14 +797,14 @@
               <w:spacing w:before="173" w:line="267" w:lineRule="exact"/>
               <w:ind w:left="248"/>
               <w:rPr>
-                <w:rFonts w:ascii="宋体" w:eastAsia="宋体" w:hAnsi="宋体" w:cs="宋体" w:hint="eastAsia"/>
-                <w:sz w:val="20"/>
-                <w:szCs w:val="20"/>
-              </w:rPr>
-            </w:pPr>
-            <w:r>
-              <w:rPr>
-                <w:rFonts w:ascii="宋体" w:eastAsia="宋体" w:hAnsi="宋体" w:cs="宋体"/>
+                <w:rFonts w:hint="eastAsia" w:ascii="宋体" w:hAnsi="宋体" w:eastAsia="宋体" w:cs="宋体"/>
+                <w:sz w:val="20"/>
+                <w:szCs w:val="20"/>
+              </w:rPr>
+            </w:pPr>
+            <w:r>
+              <w:rPr>
+                <w:rFonts w:ascii="宋体" w:hAnsi="宋体" w:eastAsia="宋体" w:cs="宋体"/>
                 <w:spacing w:val="4"/>
                 <w:position w:val="1"/>
                 <w:sz w:val="20"/>
@@ -773,14 +824,14 @@
               <w:ind w:left="114"/>
               <w:jc w:val="center"/>
               <w:rPr>
-                <w:rFonts w:ascii="宋体" w:eastAsia="宋体" w:hAnsi="宋体" w:cs="宋体" w:hint="eastAsia"/>
-                <w:sz w:val="20"/>
-                <w:szCs w:val="20"/>
-              </w:rPr>
-            </w:pPr>
-            <w:r>
-              <w:rPr>
-                <w:rFonts w:ascii="宋体" w:eastAsia="宋体" w:hAnsi="宋体" w:cs="宋体"/>
+                <w:rFonts w:hint="eastAsia" w:ascii="宋体" w:hAnsi="宋体" w:eastAsia="宋体" w:cs="宋体"/>
+                <w:sz w:val="20"/>
+                <w:szCs w:val="20"/>
+              </w:rPr>
+            </w:pPr>
+            <w:r>
+              <w:rPr>
+                <w:rFonts w:ascii="宋体" w:hAnsi="宋体" w:eastAsia="宋体" w:cs="宋体"/>
                 <w:spacing w:val="7"/>
                 <w:sz w:val="20"/>
                 <w:szCs w:val="20"/>
@@ -798,20 +849,20 @@
               <w:spacing w:before="172" w:line="228" w:lineRule="auto"/>
               <w:ind w:left="313"/>
               <w:rPr>
-                <w:rFonts w:ascii="宋体" w:eastAsia="宋体" w:hAnsi="宋体" w:cs="宋体" w:hint="eastAsia"/>
-                <w:sz w:val="20"/>
-                <w:szCs w:val="20"/>
-                <w:lang w:eastAsia="zh-CN"/>
-              </w:rPr>
-            </w:pPr>
-            <w:r>
-              <w:rPr>
-                <w:rFonts w:ascii="宋体" w:eastAsia="宋体" w:hAnsi="宋体" w:cs="宋体" w:hint="eastAsia"/>
-                <w:sz w:val="20"/>
-                <w:szCs w:val="20"/>
-                <w:lang w:eastAsia="zh-CN"/>
-              </w:rPr>
-              <w:t>孙光莉</w:t>
+                <w:rFonts w:hint="eastAsia" w:ascii="宋体" w:hAnsi="宋体" w:eastAsia="宋体" w:cs="宋体"/>
+                <w:sz w:val="20"/>
+                <w:szCs w:val="20"/>
+                <w:lang w:eastAsia="zh-CN"/>
+              </w:rPr>
+            </w:pPr>
+            <w:r>
+              <w:rPr>
+                <w:rFonts w:hint="eastAsia" w:ascii="宋体" w:hAnsi="宋体" w:eastAsia="宋体" w:cs="宋体"/>
+                <w:sz w:val="20"/>
+                <w:szCs w:val="20"/>
+                <w:lang w:val="en-US" w:eastAsia="zh-CN"/>
+              </w:rPr>
+              <w:t>王潇</w:t>
             </w:r>
           </w:p>
         </w:tc>
@@ -824,21 +875,22 @@
               <w:spacing w:before="172" w:line="228" w:lineRule="auto"/>
               <w:ind w:left="313"/>
               <w:rPr>
-                <w:rFonts w:ascii="宋体" w:eastAsia="宋体" w:hAnsi="宋体" w:cs="宋体" w:hint="eastAsia"/>
+                <w:rFonts w:hint="eastAsia" w:ascii="宋体" w:hAnsi="宋体" w:eastAsia="宋体" w:cs="宋体"/>
                 <w:spacing w:val="5"/>
                 <w:sz w:val="20"/>
                 <w:szCs w:val="20"/>
-              </w:rPr>
-            </w:pPr>
-            <w:r>
-              <w:rPr>
-                <w:rFonts w:ascii="宋体" w:eastAsia="宋体" w:hAnsi="宋体" w:cs="宋体" w:hint="eastAsia"/>
-                <w:spacing w:val="100"/>
-                <w:sz w:val="20"/>
-                <w:szCs w:val="20"/>
-                <w:lang w:eastAsia="zh-CN"/>
-              </w:rPr>
-              <w:t>严长运</w:t>
+                <w:lang w:val="en-US" w:eastAsia="zh-CN"/>
+              </w:rPr>
+            </w:pPr>
+            <w:r>
+              <w:rPr>
+                <w:rFonts w:hint="eastAsia" w:ascii="宋体" w:hAnsi="宋体" w:eastAsia="宋体" w:cs="宋体"/>
+                <w:spacing w:val="5"/>
+                <w:sz w:val="20"/>
+                <w:szCs w:val="20"/>
+                <w:lang w:val="en-US" w:eastAsia="zh-CN"/>
+              </w:rPr>
+              <w:t>刘钢要</w:t>
             </w:r>
           </w:p>
         </w:tc>
@@ -851,15 +903,14 @@
               <w:spacing w:before="173" w:line="229" w:lineRule="auto"/>
               <w:ind w:left="314"/>
               <w:rPr>
-                <w:rFonts w:ascii="宋体" w:eastAsia="宋体" w:hAnsi="宋体" w:cs="宋体" w:hint="eastAsia"/>
-                <w:sz w:val="20"/>
-                <w:szCs w:val="20"/>
-              </w:rPr>
-            </w:pPr>
-            <w:proofErr w:type="gramStart"/>
-            <w:r>
-              <w:rPr>
-                <w:rFonts w:ascii="宋体" w:eastAsia="宋体" w:hAnsi="宋体" w:cs="宋体" w:hint="eastAsia"/>
+                <w:rFonts w:hint="eastAsia" w:ascii="宋体" w:hAnsi="宋体" w:eastAsia="宋体" w:cs="宋体"/>
+                <w:sz w:val="20"/>
+                <w:szCs w:val="20"/>
+              </w:rPr>
+            </w:pPr>
+            <w:r>
+              <w:rPr>
+                <w:rFonts w:hint="eastAsia" w:ascii="宋体" w:hAnsi="宋体" w:eastAsia="宋体" w:cs="宋体"/>
                 <w:spacing w:val="6"/>
                 <w:sz w:val="20"/>
                 <w:szCs w:val="20"/>
@@ -867,13 +918,28 @@
               </w:rPr>
               <w:t>鲁玉锋</w:t>
             </w:r>
-            <w:proofErr w:type="gramEnd"/>
           </w:p>
         </w:tc>
       </w:tr>
       <w:tr>
+        <w:tblPrEx>
+          <w:tblBorders>
+            <w:top w:val="single" w:color="000000" w:sz="2" w:space="0"/>
+            <w:left w:val="single" w:color="000000" w:sz="2" w:space="0"/>
+            <w:bottom w:val="single" w:color="000000" w:sz="2" w:space="0"/>
+            <w:right w:val="single" w:color="000000" w:sz="2" w:space="0"/>
+            <w:insideH w:val="single" w:color="000000" w:sz="2" w:space="0"/>
+            <w:insideV w:val="single" w:color="000000" w:sz="2" w:space="0"/>
+          </w:tblBorders>
+          <w:tblCellMar>
+            <w:top w:w="0" w:type="dxa"/>
+            <w:left w:w="0" w:type="dxa"/>
+            <w:bottom w:w="0" w:type="dxa"/>
+            <w:right w:w="0" w:type="dxa"/>
+          </w:tblCellMar>
+        </w:tblPrEx>
         <w:trPr>
-          <w:trHeight w:val="556"/>
+          <w:trHeight w:val="556" w:hRule="atLeast"/>
         </w:trPr>
         <w:tc>
           <w:tcPr>
@@ -881,7 +947,7 @@
           </w:tcPr>
           <w:p>
             <w:pPr>
-              <w:pStyle w:val="TableText"/>
+              <w:pStyle w:val="27"/>
               <w:rPr>
                 <w:rFonts w:hint="eastAsia"/>
               </w:rPr>
@@ -894,7 +960,7 @@
           </w:tcPr>
           <w:p>
             <w:pPr>
-              <w:pStyle w:val="TableText"/>
+              <w:pStyle w:val="27"/>
               <w:rPr>
                 <w:rFonts w:hint="eastAsia"/>
               </w:rPr>
@@ -907,7 +973,7 @@
           </w:tcPr>
           <w:p>
             <w:pPr>
-              <w:pStyle w:val="TableText"/>
+              <w:pStyle w:val="27"/>
               <w:rPr>
                 <w:rFonts w:hint="eastAsia"/>
               </w:rPr>
@@ -942,7 +1008,7 @@
           </w:tcPr>
           <w:p>
             <w:pPr>
-              <w:pStyle w:val="TableText"/>
+              <w:pStyle w:val="27"/>
               <w:rPr>
                 <w:rFonts w:hint="eastAsia"/>
               </w:rPr>
@@ -951,8 +1017,24 @@
         </w:tc>
       </w:tr>
       <w:tr>
+        <w:tblPrEx>
+          <w:tblBorders>
+            <w:top w:val="single" w:color="000000" w:sz="2" w:space="0"/>
+            <w:left w:val="single" w:color="000000" w:sz="2" w:space="0"/>
+            <w:bottom w:val="single" w:color="000000" w:sz="2" w:space="0"/>
+            <w:right w:val="single" w:color="000000" w:sz="2" w:space="0"/>
+            <w:insideH w:val="single" w:color="000000" w:sz="2" w:space="0"/>
+            <w:insideV w:val="single" w:color="000000" w:sz="2" w:space="0"/>
+          </w:tblBorders>
+          <w:tblCellMar>
+            <w:top w:w="0" w:type="dxa"/>
+            <w:left w:w="0" w:type="dxa"/>
+            <w:bottom w:w="0" w:type="dxa"/>
+            <w:right w:w="0" w:type="dxa"/>
+          </w:tblCellMar>
+        </w:tblPrEx>
         <w:trPr>
-          <w:trHeight w:val="556"/>
+          <w:trHeight w:val="556" w:hRule="atLeast"/>
         </w:trPr>
         <w:tc>
           <w:tcPr>
@@ -960,7 +1042,7 @@
           </w:tcPr>
           <w:p>
             <w:pPr>
-              <w:pStyle w:val="TableText"/>
+              <w:pStyle w:val="27"/>
               <w:rPr>
                 <w:rFonts w:hint="eastAsia"/>
               </w:rPr>
@@ -973,7 +1055,7 @@
           </w:tcPr>
           <w:p>
             <w:pPr>
-              <w:pStyle w:val="TableText"/>
+              <w:pStyle w:val="27"/>
               <w:rPr>
                 <w:rFonts w:hint="eastAsia"/>
               </w:rPr>
@@ -986,7 +1068,7 @@
           </w:tcPr>
           <w:p>
             <w:pPr>
-              <w:pStyle w:val="TableText"/>
+              <w:pStyle w:val="27"/>
               <w:rPr>
                 <w:rFonts w:hint="eastAsia"/>
               </w:rPr>
@@ -1021,7 +1103,7 @@
           </w:tcPr>
           <w:p>
             <w:pPr>
-              <w:pStyle w:val="TableText"/>
+              <w:pStyle w:val="27"/>
               <w:rPr>
                 <w:rFonts w:hint="eastAsia"/>
               </w:rPr>
@@ -1030,8 +1112,24 @@
         </w:tc>
       </w:tr>
       <w:tr>
+        <w:tblPrEx>
+          <w:tblBorders>
+            <w:top w:val="single" w:color="000000" w:sz="2" w:space="0"/>
+            <w:left w:val="single" w:color="000000" w:sz="2" w:space="0"/>
+            <w:bottom w:val="single" w:color="000000" w:sz="2" w:space="0"/>
+            <w:right w:val="single" w:color="000000" w:sz="2" w:space="0"/>
+            <w:insideH w:val="single" w:color="000000" w:sz="2" w:space="0"/>
+            <w:insideV w:val="single" w:color="000000" w:sz="2" w:space="0"/>
+          </w:tblBorders>
+          <w:tblCellMar>
+            <w:top w:w="0" w:type="dxa"/>
+            <w:left w:w="0" w:type="dxa"/>
+            <w:bottom w:w="0" w:type="dxa"/>
+            <w:right w:w="0" w:type="dxa"/>
+          </w:tblCellMar>
+        </w:tblPrEx>
         <w:trPr>
-          <w:trHeight w:val="557"/>
+          <w:trHeight w:val="557" w:hRule="atLeast"/>
         </w:trPr>
         <w:tc>
           <w:tcPr>
@@ -1039,7 +1137,7 @@
           </w:tcPr>
           <w:p>
             <w:pPr>
-              <w:pStyle w:val="TableText"/>
+              <w:pStyle w:val="27"/>
               <w:rPr>
                 <w:rFonts w:hint="eastAsia"/>
               </w:rPr>
@@ -1052,7 +1150,7 @@
           </w:tcPr>
           <w:p>
             <w:pPr>
-              <w:pStyle w:val="TableText"/>
+              <w:pStyle w:val="27"/>
               <w:rPr>
                 <w:rFonts w:hint="eastAsia"/>
               </w:rPr>
@@ -1065,7 +1163,7 @@
           </w:tcPr>
           <w:p>
             <w:pPr>
-              <w:pStyle w:val="TableText"/>
+              <w:pStyle w:val="27"/>
               <w:rPr>
                 <w:rFonts w:hint="eastAsia"/>
               </w:rPr>
@@ -1078,7 +1176,7 @@
           </w:tcPr>
           <w:p>
             <w:pPr>
-              <w:pStyle w:val="TableText"/>
+              <w:pStyle w:val="27"/>
               <w:rPr>
                 <w:rFonts w:hint="eastAsia"/>
               </w:rPr>
@@ -1091,7 +1189,7 @@
           </w:tcPr>
           <w:p>
             <w:pPr>
-              <w:pStyle w:val="TableText"/>
+              <w:pStyle w:val="27"/>
               <w:rPr>
                 <w:rFonts w:hint="eastAsia"/>
               </w:rPr>
@@ -1104,7 +1202,7 @@
           </w:tcPr>
           <w:p>
             <w:pPr>
-              <w:pStyle w:val="TableText"/>
+              <w:pStyle w:val="27"/>
               <w:rPr>
                 <w:rFonts w:hint="eastAsia"/>
               </w:rPr>
@@ -1113,8 +1211,24 @@
         </w:tc>
       </w:tr>
       <w:tr>
+        <w:tblPrEx>
+          <w:tblBorders>
+            <w:top w:val="single" w:color="000000" w:sz="2" w:space="0"/>
+            <w:left w:val="single" w:color="000000" w:sz="2" w:space="0"/>
+            <w:bottom w:val="single" w:color="000000" w:sz="2" w:space="0"/>
+            <w:right w:val="single" w:color="000000" w:sz="2" w:space="0"/>
+            <w:insideH w:val="single" w:color="000000" w:sz="2" w:space="0"/>
+            <w:insideV w:val="single" w:color="000000" w:sz="2" w:space="0"/>
+          </w:tblBorders>
+          <w:tblCellMar>
+            <w:top w:w="0" w:type="dxa"/>
+            <w:left w:w="0" w:type="dxa"/>
+            <w:bottom w:w="0" w:type="dxa"/>
+            <w:right w:w="0" w:type="dxa"/>
+          </w:tblCellMar>
+        </w:tblPrEx>
         <w:trPr>
-          <w:trHeight w:val="556"/>
+          <w:trHeight w:val="556" w:hRule="atLeast"/>
         </w:trPr>
         <w:tc>
           <w:tcPr>
@@ -1122,7 +1236,7 @@
           </w:tcPr>
           <w:p>
             <w:pPr>
-              <w:pStyle w:val="TableText"/>
+              <w:pStyle w:val="27"/>
               <w:rPr>
                 <w:rFonts w:hint="eastAsia"/>
               </w:rPr>
@@ -1135,7 +1249,7 @@
           </w:tcPr>
           <w:p>
             <w:pPr>
-              <w:pStyle w:val="TableText"/>
+              <w:pStyle w:val="27"/>
               <w:rPr>
                 <w:rFonts w:hint="eastAsia"/>
               </w:rPr>
@@ -1148,7 +1262,7 @@
           </w:tcPr>
           <w:p>
             <w:pPr>
-              <w:pStyle w:val="TableText"/>
+              <w:pStyle w:val="27"/>
               <w:rPr>
                 <w:rFonts w:hint="eastAsia"/>
               </w:rPr>
@@ -1161,7 +1275,7 @@
           </w:tcPr>
           <w:p>
             <w:pPr>
-              <w:pStyle w:val="TableText"/>
+              <w:pStyle w:val="27"/>
               <w:rPr>
                 <w:rFonts w:hint="eastAsia"/>
               </w:rPr>
@@ -1174,7 +1288,7 @@
           </w:tcPr>
           <w:p>
             <w:pPr>
-              <w:pStyle w:val="TableText"/>
+              <w:pStyle w:val="27"/>
               <w:rPr>
                 <w:rFonts w:hint="eastAsia"/>
               </w:rPr>
@@ -1187,7 +1301,7 @@
           </w:tcPr>
           <w:p>
             <w:pPr>
-              <w:pStyle w:val="TableText"/>
+              <w:pStyle w:val="27"/>
               <w:rPr>
                 <w:rFonts w:hint="eastAsia"/>
               </w:rPr>
@@ -1196,8 +1310,24 @@
         </w:tc>
       </w:tr>
       <w:tr>
+        <w:tblPrEx>
+          <w:tblBorders>
+            <w:top w:val="single" w:color="000000" w:sz="2" w:space="0"/>
+            <w:left w:val="single" w:color="000000" w:sz="2" w:space="0"/>
+            <w:bottom w:val="single" w:color="000000" w:sz="2" w:space="0"/>
+            <w:right w:val="single" w:color="000000" w:sz="2" w:space="0"/>
+            <w:insideH w:val="single" w:color="000000" w:sz="2" w:space="0"/>
+            <w:insideV w:val="single" w:color="000000" w:sz="2" w:space="0"/>
+          </w:tblBorders>
+          <w:tblCellMar>
+            <w:top w:w="0" w:type="dxa"/>
+            <w:left w:w="0" w:type="dxa"/>
+            <w:bottom w:w="0" w:type="dxa"/>
+            <w:right w:w="0" w:type="dxa"/>
+          </w:tblCellMar>
+        </w:tblPrEx>
         <w:trPr>
-          <w:trHeight w:val="561"/>
+          <w:trHeight w:val="561" w:hRule="atLeast"/>
         </w:trPr>
         <w:tc>
           <w:tcPr>
@@ -1205,7 +1335,7 @@
           </w:tcPr>
           <w:p>
             <w:pPr>
-              <w:pStyle w:val="TableText"/>
+              <w:pStyle w:val="27"/>
               <w:rPr>
                 <w:rFonts w:hint="eastAsia"/>
               </w:rPr>
@@ -1218,7 +1348,7 @@
           </w:tcPr>
           <w:p>
             <w:pPr>
-              <w:pStyle w:val="TableText"/>
+              <w:pStyle w:val="27"/>
               <w:rPr>
                 <w:rFonts w:hint="eastAsia"/>
               </w:rPr>
@@ -1231,7 +1361,7 @@
           </w:tcPr>
           <w:p>
             <w:pPr>
-              <w:pStyle w:val="TableText"/>
+              <w:pStyle w:val="27"/>
               <w:rPr>
                 <w:rFonts w:hint="eastAsia"/>
               </w:rPr>
@@ -1244,7 +1374,7 @@
           </w:tcPr>
           <w:p>
             <w:pPr>
-              <w:pStyle w:val="TableText"/>
+              <w:pStyle w:val="27"/>
               <w:rPr>
                 <w:rFonts w:hint="eastAsia"/>
               </w:rPr>
@@ -1257,7 +1387,7 @@
           </w:tcPr>
           <w:p>
             <w:pPr>
-              <w:pStyle w:val="TableText"/>
+              <w:pStyle w:val="27"/>
               <w:rPr>
                 <w:rFonts w:hint="eastAsia"/>
               </w:rPr>
@@ -1270,7 +1400,7 @@
           </w:tcPr>
           <w:p>
             <w:pPr>
-              <w:pStyle w:val="TableText"/>
+              <w:pStyle w:val="27"/>
               <w:rPr>
                 <w:rFonts w:hint="eastAsia"/>
               </w:rPr>
@@ -1287,7 +1417,7 @@
     <w:sdt>
       <w:sdtPr>
         <w:rPr>
-          <w:rFonts w:ascii="宋体" w:eastAsia="宋体" w:hAnsi="宋体"/>
+          <w:rFonts w:ascii="宋体" w:hAnsi="宋体" w:eastAsia="宋体"/>
         </w:rPr>
         <w:id w:val="147468666"/>
         <w:docPartObj>
@@ -1297,7 +1427,7 @@
       </w:sdtPr>
       <w:sdtEndPr>
         <w:rPr>
-          <w:rFonts w:cs="宋体" w:hint="eastAsia"/>
+          <w:rFonts w:hint="eastAsia" w:ascii="宋体" w:hAnsi="宋体" w:eastAsia="宋体" w:cs="宋体"/>
           <w:sz w:val="24"/>
           <w:szCs w:val="24"/>
         </w:rPr>
@@ -1307,14 +1437,14 @@
           <w:pPr>
             <w:jc w:val="center"/>
             <w:rPr>
-              <w:rFonts w:ascii="宋体" w:eastAsia="宋体" w:hAnsi="宋体" w:cs="宋体" w:hint="eastAsia"/>
+              <w:rFonts w:hint="eastAsia" w:ascii="宋体" w:hAnsi="宋体" w:eastAsia="宋体" w:cs="宋体"/>
               <w:sz w:val="24"/>
               <w:szCs w:val="24"/>
             </w:rPr>
           </w:pPr>
           <w:r>
             <w:rPr>
-              <w:rFonts w:ascii="宋体" w:eastAsia="宋体" w:hAnsi="宋体" w:cs="宋体" w:hint="eastAsia"/>
+              <w:rFonts w:hint="eastAsia" w:ascii="宋体" w:hAnsi="宋体" w:eastAsia="宋体" w:cs="宋体"/>
               <w:sz w:val="24"/>
               <w:szCs w:val="24"/>
             </w:rPr>
@@ -1323,140 +1453,167 @@
         </w:p>
         <w:p>
           <w:pPr>
-            <w:pStyle w:val="TOC1"/>
+            <w:pStyle w:val="16"/>
             <w:tabs>
               <w:tab w:val="right" w:leader="dot" w:pos="8306"/>
             </w:tabs>
           </w:pPr>
           <w:r>
             <w:rPr>
-              <w:rFonts w:ascii="宋体" w:eastAsia="宋体" w:hAnsi="宋体" w:cs="宋体" w:hint="eastAsia"/>
+              <w:rFonts w:hint="eastAsia" w:ascii="宋体" w:hAnsi="宋体" w:eastAsia="宋体" w:cs="宋体"/>
               <w:szCs w:val="24"/>
             </w:rPr>
             <w:fldChar w:fldCharType="begin"/>
           </w:r>
           <w:r>
             <w:rPr>
-              <w:rFonts w:ascii="宋体" w:eastAsia="宋体" w:hAnsi="宋体" w:cs="宋体" w:hint="eastAsia"/>
+              <w:rFonts w:hint="eastAsia" w:ascii="宋体" w:hAnsi="宋体" w:eastAsia="宋体" w:cs="宋体"/>
               <w:szCs w:val="24"/>
             </w:rPr>
             <w:instrText xml:space="preserve">TOC \o "1-3" \h \u </w:instrText>
           </w:r>
           <w:r>
             <w:rPr>
-              <w:rFonts w:ascii="宋体" w:eastAsia="宋体" w:hAnsi="宋体" w:cs="宋体" w:hint="eastAsia"/>
+              <w:rFonts w:hint="eastAsia" w:ascii="宋体" w:hAnsi="宋体" w:eastAsia="宋体" w:cs="宋体"/>
               <w:szCs w:val="24"/>
             </w:rPr>
             <w:fldChar w:fldCharType="separate"/>
           </w:r>
-          <w:hyperlink w:anchor="_Toc31199" w:history="1">
-            <w:r>
-              <w:rPr>
-                <w:rFonts w:hint="eastAsia"/>
-                <w:lang w:eastAsia="zh-CN"/>
-              </w:rPr>
-              <w:t>陕西益利德软件科技有限公司</w:t>
-            </w:r>
-            <w:r>
-              <w:tab/>
-            </w:r>
-            <w:r>
-              <w:fldChar w:fldCharType="begin"/>
-            </w:r>
-            <w:r>
-              <w:instrText xml:space="preserve"> PAGEREF _Toc31199 \h </w:instrText>
-            </w:r>
-            <w:r>
-              <w:fldChar w:fldCharType="separate"/>
-            </w:r>
-            <w:r>
-              <w:t>1</w:t>
-            </w:r>
-            <w:r>
-              <w:fldChar w:fldCharType="end"/>
-            </w:r>
-          </w:hyperlink>
+          <w:r>
+            <w:fldChar w:fldCharType="begin"/>
+          </w:r>
+          <w:r>
+            <w:instrText xml:space="preserve"> HYPERLINK \l "_Toc31199" </w:instrText>
+          </w:r>
+          <w:r>
+            <w:fldChar w:fldCharType="separate"/>
+          </w:r>
+          <w:r>
+            <w:rPr>
+              <w:rFonts w:hint="eastAsia"/>
+              <w:lang w:eastAsia="zh-CN"/>
+            </w:rPr>
+            <w:t>陕西益利德软件科技有限公司</w:t>
+          </w:r>
+          <w:r>
+            <w:tab/>
+          </w:r>
+          <w:r>
+            <w:fldChar w:fldCharType="begin"/>
+          </w:r>
+          <w:r>
+            <w:instrText xml:space="preserve"> PAGEREF _Toc31199 \h </w:instrText>
+          </w:r>
+          <w:r>
+            <w:fldChar w:fldCharType="separate"/>
+          </w:r>
+          <w:r>
+            <w:t>1</w:t>
+          </w:r>
+          <w:r>
+            <w:fldChar w:fldCharType="end"/>
+          </w:r>
+          <w:r>
+            <w:fldChar w:fldCharType="end"/>
+          </w:r>
         </w:p>
         <w:p>
           <w:pPr>
-            <w:pStyle w:val="TOC1"/>
+            <w:pStyle w:val="16"/>
             <w:tabs>
               <w:tab w:val="right" w:leader="dot" w:pos="8306"/>
             </w:tabs>
           </w:pPr>
-          <w:hyperlink w:anchor="_Toc12058" w:history="1">
-            <w:r>
-              <w:rPr>
-                <w:rFonts w:hint="eastAsia"/>
-                <w:lang w:eastAsia="zh-CN"/>
-              </w:rPr>
-              <w:t>运维工具自评估报告</w:t>
-            </w:r>
-            <w:r>
-              <w:tab/>
-            </w:r>
-            <w:r>
-              <w:fldChar w:fldCharType="begin"/>
-            </w:r>
-            <w:r>
-              <w:instrText xml:space="preserve"> PAGEREF _Toc12058 \h </w:instrText>
-            </w:r>
-            <w:r>
-              <w:fldChar w:fldCharType="separate"/>
-            </w:r>
-            <w:r>
-              <w:t>1</w:t>
-            </w:r>
-            <w:r>
-              <w:fldChar w:fldCharType="end"/>
-            </w:r>
-          </w:hyperlink>
+          <w:r>
+            <w:fldChar w:fldCharType="begin"/>
+          </w:r>
+          <w:r>
+            <w:instrText xml:space="preserve"> HYPERLINK \l "_Toc12058" </w:instrText>
+          </w:r>
+          <w:r>
+            <w:fldChar w:fldCharType="separate"/>
+          </w:r>
+          <w:r>
+            <w:rPr>
+              <w:rFonts w:hint="eastAsia"/>
+              <w:lang w:eastAsia="zh-CN"/>
+            </w:rPr>
+            <w:t>运维工具自评估报告</w:t>
+          </w:r>
+          <w:r>
+            <w:tab/>
+          </w:r>
+          <w:r>
+            <w:fldChar w:fldCharType="begin"/>
+          </w:r>
+          <w:r>
+            <w:instrText xml:space="preserve"> PAGEREF _Toc12058 \h </w:instrText>
+          </w:r>
+          <w:r>
+            <w:fldChar w:fldCharType="separate"/>
+          </w:r>
+          <w:r>
+            <w:t>1</w:t>
+          </w:r>
+          <w:r>
+            <w:fldChar w:fldCharType="end"/>
+          </w:r>
+          <w:r>
+            <w:fldChar w:fldCharType="end"/>
+          </w:r>
         </w:p>
         <w:p>
           <w:pPr>
-            <w:pStyle w:val="TOC1"/>
+            <w:pStyle w:val="16"/>
             <w:tabs>
               <w:tab w:val="right" w:leader="dot" w:pos="8306"/>
             </w:tabs>
           </w:pPr>
-          <w:hyperlink w:anchor="_Toc258" w:history="1">
-            <w:r>
-              <w:t xml:space="preserve">1. </w:t>
-            </w:r>
-            <w:r>
-              <w:t>目的</w:t>
-            </w:r>
-            <w:r>
-              <w:tab/>
-            </w:r>
-            <w:r>
-              <w:fldChar w:fldCharType="begin"/>
-            </w:r>
-            <w:r>
-              <w:instrText xml:space="preserve"> PAGEREF _Toc258 \h </w:instrText>
-            </w:r>
-            <w:r>
-              <w:fldChar w:fldCharType="separate"/>
-            </w:r>
-            <w:r>
-              <w:t>4</w:t>
-            </w:r>
-            <w:r>
-              <w:fldChar w:fldCharType="end"/>
-            </w:r>
-          </w:hyperlink>
+          <w:r>
+            <w:fldChar w:fldCharType="begin"/>
+          </w:r>
+          <w:r>
+            <w:instrText xml:space="preserve"> HYPERLINK \l "_Toc258" </w:instrText>
+          </w:r>
+          <w:r>
+            <w:fldChar w:fldCharType="separate"/>
+          </w:r>
+          <w:r>
+            <w:t>1. 目的</w:t>
+          </w:r>
+          <w:r>
+            <w:tab/>
+          </w:r>
+          <w:r>
+            <w:fldChar w:fldCharType="begin"/>
+          </w:r>
+          <w:r>
+            <w:instrText xml:space="preserve"> PAGEREF _Toc258 \h </w:instrText>
+          </w:r>
+          <w:r>
+            <w:fldChar w:fldCharType="separate"/>
+          </w:r>
+          <w:r>
+            <w:t>4</w:t>
+          </w:r>
+          <w:r>
+            <w:fldChar w:fldCharType="end"/>
+          </w:r>
+          <w:r>
+            <w:fldChar w:fldCharType="end"/>
+          </w:r>
         </w:p>
         <w:p>
           <w:pPr>
             <w:rPr>
-              <w:rFonts w:ascii="宋体" w:eastAsia="宋体" w:hAnsi="宋体" w:cs="宋体" w:hint="eastAsia"/>
+              <w:rFonts w:hint="eastAsia" w:ascii="宋体" w:hAnsi="宋体" w:eastAsia="宋体" w:cs="宋体"/>
               <w:sz w:val="24"/>
               <w:szCs w:val="24"/>
             </w:rPr>
           </w:pPr>
           <w:r>
             <w:rPr>
-              <w:rFonts w:ascii="宋体" w:eastAsia="宋体" w:hAnsi="宋体" w:cs="宋体" w:hint="eastAsia"/>
+              <w:rFonts w:hint="eastAsia" w:ascii="宋体" w:hAnsi="宋体" w:eastAsia="宋体" w:cs="宋体"/>
               <w:szCs w:val="24"/>
             </w:rPr>
             <w:fldChar w:fldCharType="end"/>
@@ -1467,110 +1624,123 @@
     <w:p>
       <w:pPr>
         <w:sectPr>
-          <w:headerReference w:type="default" r:id="rId7"/>
+          <w:headerReference r:id="rId3" w:type="default"/>
           <w:pgSz w:w="11906" w:h="16838"/>
           <w:pgMar w:top="1417" w:right="1800" w:bottom="1440" w:left="1800" w:header="1140" w:footer="992" w:gutter="0"/>
-          <w:cols w:space="425"/>
-          <w:docGrid w:type="lines" w:linePitch="312"/>
+          <w:cols w:space="425" w:num="1"/>
+          <w:docGrid w:type="lines" w:linePitch="312" w:charSpace="0"/>
         </w:sectPr>
       </w:pPr>
     </w:p>
     <w:p>
       <w:pPr>
-        <w:pStyle w:val="10"/>
+        <w:pStyle w:val="28"/>
       </w:pPr>
       <w:bookmarkStart w:id="2" w:name="_Toc258"/>
       <w:r>
-        <w:lastRenderedPageBreak/>
         <w:t>目的</w:t>
       </w:r>
       <w:bookmarkEnd w:id="2"/>
     </w:p>
     <w:p>
       <w:pPr>
-        <w:pStyle w:val="ad"/>
+        <w:pStyle w:val="29"/>
         <w:ind w:firstLine="480"/>
       </w:pPr>
       <w:r>
         <w:rPr>
           <w:rFonts w:hint="eastAsia"/>
         </w:rPr>
-        <w:t>对运</w:t>
-      </w:r>
-      <w:proofErr w:type="gramStart"/>
-      <w:r>
-        <w:rPr>
-          <w:rFonts w:hint="eastAsia"/>
-        </w:rPr>
-        <w:t>维工具</w:t>
-      </w:r>
-      <w:proofErr w:type="gramEnd"/>
-      <w:r>
-        <w:rPr>
-          <w:rFonts w:hint="eastAsia"/>
-        </w:rPr>
-        <w:t>使用情况进行评估</w:t>
-      </w:r>
-      <w:r>
-        <w:rPr>
-          <w:rFonts w:hint="eastAsia"/>
-        </w:rPr>
-        <w:t>,</w:t>
-      </w:r>
-      <w:r>
-        <w:rPr>
-          <w:rFonts w:hint="eastAsia"/>
-        </w:rPr>
-        <w:t>为后期工作提供指导意见</w:t>
+        <w:t>对运维工具使用情况进行评估,为后期工作提供指导意见</w:t>
       </w:r>
     </w:p>
     <w:tbl>
       <w:tblPr>
-        <w:tblStyle w:val="TableNormal0"/>
-        <w:tblW w:w="14524" w:type="dxa"/>
-        <w:tblInd w:w="2" w:type="dxa"/>
+        <w:tblStyle w:val="26"/>
+        <w:tblW w:w="14197" w:type="dxa"/>
+        <w:jc w:val="center"/>
         <w:tblBorders>
-          <w:top w:val="single" w:sz="2" w:space="0" w:color="000000"/>
-          <w:left w:val="single" w:sz="2" w:space="0" w:color="000000"/>
-          <w:bottom w:val="single" w:sz="2" w:space="0" w:color="000000"/>
-          <w:right w:val="single" w:sz="2" w:space="0" w:color="000000"/>
-          <w:insideH w:val="single" w:sz="2" w:space="0" w:color="000000"/>
-          <w:insideV w:val="single" w:sz="2" w:space="0" w:color="000000"/>
+          <w:top w:val="none" w:color="000000" w:sz="2" w:space="0"/>
+          <w:left w:val="none" w:color="000000" w:sz="2" w:space="0"/>
+          <w:bottom w:val="none" w:color="000000" w:sz="2" w:space="0"/>
+          <w:right w:val="none" w:color="000000" w:sz="2" w:space="0"/>
+          <w:insideH w:val="none" w:color="000000" w:sz="2" w:space="0"/>
+          <w:insideV w:val="none" w:color="000000" w:sz="2" w:space="0"/>
         </w:tblBorders>
-        <w:tblLayout w:type="fixed"/>
-        <w:tblLook w:val="04A0" w:firstRow="1" w:lastRow="0" w:firstColumn="1" w:lastColumn="0" w:noHBand="0" w:noVBand="1"/>
+        <w:tblLayout w:type="autofit"/>
+        <w:tblCellMar>
+          <w:top w:w="0" w:type="dxa"/>
+          <w:left w:w="0" w:type="dxa"/>
+          <w:bottom w:w="0" w:type="dxa"/>
+          <w:right w:w="0" w:type="dxa"/>
+        </w:tblCellMar>
       </w:tblPr>
       <w:tblGrid>
-        <w:gridCol w:w="1275"/>
-        <w:gridCol w:w="1307"/>
-        <w:gridCol w:w="1887"/>
-        <w:gridCol w:w="3530"/>
-        <w:gridCol w:w="1986"/>
-        <w:gridCol w:w="3196"/>
-        <w:gridCol w:w="1343"/>
+        <w:gridCol w:w="1554"/>
+        <w:gridCol w:w="850"/>
+        <w:gridCol w:w="1839"/>
+        <w:gridCol w:w="5248"/>
+        <w:gridCol w:w="1149"/>
+        <w:gridCol w:w="2329"/>
+        <w:gridCol w:w="1228"/>
       </w:tblGrid>
       <w:tr>
+        <w:tblPrEx>
+          <w:tblBorders>
+            <w:top w:val="none" w:color="000000" w:sz="2" w:space="0"/>
+            <w:left w:val="none" w:color="000000" w:sz="2" w:space="0"/>
+            <w:bottom w:val="none" w:color="000000" w:sz="2" w:space="0"/>
+            <w:right w:val="none" w:color="000000" w:sz="2" w:space="0"/>
+            <w:insideH w:val="none" w:color="000000" w:sz="2" w:space="0"/>
+            <w:insideV w:val="none" w:color="000000" w:sz="2" w:space="0"/>
+          </w:tblBorders>
+          <w:tblCellMar>
+            <w:top w:w="0" w:type="dxa"/>
+            <w:left w:w="0" w:type="dxa"/>
+            <w:bottom w:w="0" w:type="dxa"/>
+            <w:right w:w="0" w:type="dxa"/>
+          </w:tblCellMar>
+        </w:tblPrEx>
         <w:trPr>
-          <w:trHeight w:val="951"/>
+          <w:trHeight w:val="0" w:hRule="atLeast"/>
+          <w:tblHeader/>
+          <w:jc w:val="center"/>
         </w:trPr>
         <w:tc>
           <w:tcPr>
-            <w:tcW w:w="1275" w:type="dxa"/>
+            <w:tcW w:w="1555" w:type="dxa"/>
+            <w:tcBorders>
+              <w:top w:val="single" w:color="auto" w:sz="12" w:space="0"/>
+              <w:left w:val="single" w:color="auto" w:sz="12" w:space="0"/>
+              <w:bottom w:val="nil"/>
+              <w:right w:val="nil"/>
+            </w:tcBorders>
             <w:shd w:val="clear" w:color="auto" w:fill="E5E5E5"/>
-          </w:tcPr>
-          <w:p>
-            <w:pPr>
-              <w:spacing w:before="215" w:line="289" w:lineRule="auto"/>
-              <w:ind w:left="538" w:right="110" w:hanging="422"/>
-              <w:rPr>
-                <w:rFonts w:ascii="宋体" w:eastAsia="宋体" w:hAnsi="宋体" w:cs="宋体" w:hint="eastAsia"/>
-                <w:sz w:val="20"/>
-                <w:szCs w:val="20"/>
-              </w:rPr>
-            </w:pPr>
-            <w:r>
-              <w:rPr>
-                <w:rFonts w:ascii="宋体" w:eastAsia="宋体" w:hAnsi="宋体" w:cs="宋体"/>
+            <w:noWrap w:val="0"/>
+            <w:tcMar>
+              <w:top w:w="-1" w:type="dxa"/>
+              <w:left w:w="-1" w:type="dxa"/>
+              <w:bottom w:w="-1" w:type="dxa"/>
+              <w:right w:w="-1" w:type="dxa"/>
+            </w:tcMar>
+            <w:vAlign w:val="center"/>
+          </w:tcPr>
+          <w:p>
+            <w:pPr>
+              <w:snapToGrid w:val="0"/>
+              <w:spacing w:before="215" w:line="240" w:lineRule="auto"/>
+              <w:ind w:left="0" w:leftChars="0" w:right="0" w:rightChars="0" w:firstLine="0" w:firstLineChars="0"/>
+              <w:jc w:val="center"/>
+              <w:rPr>
+                <w:rFonts w:hint="eastAsia" w:ascii="宋体" w:hAnsi="宋体" w:eastAsia="宋体" w:cs="宋体"/>
+                <w:b/>
+                <w:sz w:val="20"/>
+                <w:szCs w:val="20"/>
+              </w:rPr>
+            </w:pPr>
+            <w:r>
+              <w:rPr>
+                <w:rFonts w:ascii="宋体" w:hAnsi="宋体" w:eastAsia="宋体" w:cs="宋体"/>
                 <w:b/>
                 <w:bCs/>
                 <w:spacing w:val="6"/>
@@ -1581,7 +1751,7 @@
             </w:r>
             <w:r>
               <w:rPr>
-                <w:rFonts w:ascii="宋体" w:eastAsia="宋体" w:hAnsi="宋体" w:cs="宋体"/>
+                <w:rFonts w:ascii="宋体" w:hAnsi="宋体" w:eastAsia="宋体" w:cs="宋体"/>
                 <w:b/>
                 <w:bCs/>
                 <w:spacing w:val="-2"/>
@@ -1594,31 +1764,39 @@
         </w:tc>
         <w:tc>
           <w:tcPr>
-            <w:tcW w:w="1307" w:type="dxa"/>
+            <w:tcW w:w="0" w:type="auto"/>
+            <w:tcBorders>
+              <w:top w:val="single" w:color="auto" w:sz="12" w:space="0"/>
+              <w:left w:val="single" w:color="auto" w:sz="4" w:space="0"/>
+              <w:bottom w:val="nil"/>
+              <w:right w:val="nil"/>
+            </w:tcBorders>
             <w:shd w:val="clear" w:color="auto" w:fill="E5E5E5"/>
-          </w:tcPr>
-          <w:p>
-            <w:pPr>
-              <w:pStyle w:val="TableText"/>
-              <w:spacing w:line="303" w:lineRule="auto"/>
-              <w:rPr>
-                <w:rFonts w:hint="eastAsia"/>
-              </w:rPr>
-            </w:pPr>
-          </w:p>
-          <w:p>
-            <w:pPr>
-              <w:spacing w:before="65" w:line="229" w:lineRule="auto"/>
-              <w:ind w:left="238"/>
-              <w:rPr>
-                <w:rFonts w:ascii="宋体" w:eastAsia="宋体" w:hAnsi="宋体" w:cs="宋体" w:hint="eastAsia"/>
-                <w:sz w:val="20"/>
-                <w:szCs w:val="20"/>
-              </w:rPr>
-            </w:pPr>
-            <w:r>
-              <w:rPr>
-                <w:rFonts w:ascii="宋体" w:eastAsia="宋体" w:hAnsi="宋体" w:cs="宋体"/>
+            <w:noWrap w:val="0"/>
+            <w:tcMar>
+              <w:top w:w="-1" w:type="dxa"/>
+              <w:left w:w="-1" w:type="dxa"/>
+              <w:bottom w:w="-1" w:type="dxa"/>
+              <w:right w:w="-1" w:type="dxa"/>
+            </w:tcMar>
+            <w:vAlign w:val="center"/>
+          </w:tcPr>
+          <w:p>
+            <w:pPr>
+              <w:snapToGrid w:val="0"/>
+              <w:spacing w:before="65" w:line="240" w:lineRule="auto"/>
+              <w:ind w:left="0" w:leftChars="0" w:right="0" w:rightChars="0" w:firstLine="0" w:firstLineChars="0"/>
+              <w:jc w:val="center"/>
+              <w:rPr>
+                <w:rFonts w:hint="eastAsia" w:ascii="宋体" w:hAnsi="宋体" w:eastAsia="宋体" w:cs="宋体"/>
+                <w:b/>
+                <w:sz w:val="20"/>
+                <w:szCs w:val="20"/>
+              </w:rPr>
+            </w:pPr>
+            <w:r>
+              <w:rPr>
+                <w:rFonts w:ascii="宋体" w:hAnsi="宋体" w:eastAsia="宋体" w:cs="宋体"/>
                 <w:b/>
                 <w:bCs/>
                 <w:spacing w:val="5"/>
@@ -1631,23 +1809,31 @@
         </w:tc>
         <w:tc>
           <w:tcPr>
-            <w:tcW w:w="1887" w:type="dxa"/>
+            <w:tcW w:w="1840" w:type="dxa"/>
+            <w:tcBorders>
+              <w:top w:val="single" w:color="auto" w:sz="12" w:space="0"/>
+              <w:left w:val="single" w:color="auto" w:sz="4" w:space="0"/>
+              <w:bottom w:val="nil"/>
+              <w:right w:val="nil"/>
+            </w:tcBorders>
             <w:shd w:val="clear" w:color="auto" w:fill="E5E5E5"/>
-          </w:tcPr>
-          <w:p>
-            <w:pPr>
-              <w:spacing w:before="214" w:line="229" w:lineRule="auto"/>
-              <w:ind w:left="528"/>
-              <w:rPr>
-                <w:rFonts w:ascii="宋体" w:eastAsia="宋体" w:hAnsi="宋体" w:cs="宋体" w:hint="eastAsia"/>
-                <w:sz w:val="20"/>
-                <w:szCs w:val="20"/>
-                <w:lang w:eastAsia="zh-CN"/>
-              </w:rPr>
-            </w:pPr>
-            <w:r>
-              <w:rPr>
-                <w:rFonts w:ascii="宋体" w:eastAsia="宋体" w:hAnsi="宋体" w:cs="宋体"/>
+            <w:noWrap w:val="0"/>
+            <w:tcMar>
+              <w:top w:w="-1" w:type="dxa"/>
+              <w:left w:w="-1" w:type="dxa"/>
+              <w:bottom w:w="-1" w:type="dxa"/>
+              <w:right w:w="-1" w:type="dxa"/>
+            </w:tcMar>
+            <w:vAlign w:val="center"/>
+          </w:tcPr>
+          <w:p>
+            <w:pPr>
+              <w:snapToGrid w:val="0"/>
+              <w:spacing w:before="214" w:line="240" w:lineRule="auto"/>
+              <w:ind w:left="0" w:leftChars="0" w:right="0" w:rightChars="0" w:firstLine="0" w:firstLineChars="0"/>
+              <w:jc w:val="center"/>
+              <w:rPr>
+                <w:rFonts w:ascii="宋体" w:hAnsi="宋体" w:eastAsia="宋体" w:cs="宋体"/>
                 <w:b/>
                 <w:bCs/>
                 <w:spacing w:val="6"/>
@@ -1655,23 +1841,37 @@
                 <w:szCs w:val="20"/>
                 <w:lang w:eastAsia="zh-CN"/>
               </w:rPr>
+            </w:pPr>
+            <w:r>
+              <w:rPr>
+                <w:rFonts w:ascii="宋体" w:hAnsi="宋体" w:eastAsia="宋体" w:cs="宋体"/>
+                <w:b/>
+                <w:bCs/>
+                <w:spacing w:val="6"/>
+                <w:sz w:val="20"/>
+                <w:szCs w:val="20"/>
+                <w:lang w:eastAsia="zh-CN"/>
+              </w:rPr>
               <w:t>主要功能</w:t>
             </w:r>
           </w:p>
           <w:p>
             <w:pPr>
-              <w:spacing w:before="63" w:line="228" w:lineRule="auto"/>
-              <w:ind w:left="121"/>
-              <w:rPr>
-                <w:rFonts w:ascii="宋体" w:eastAsia="宋体" w:hAnsi="宋体" w:cs="宋体" w:hint="eastAsia"/>
-                <w:sz w:val="20"/>
-                <w:szCs w:val="20"/>
-                <w:lang w:eastAsia="zh-CN"/>
-              </w:rPr>
-            </w:pPr>
-            <w:r>
-              <w:rPr>
-                <w:rFonts w:ascii="宋体" w:eastAsia="宋体" w:hAnsi="宋体" w:cs="宋体"/>
+              <w:snapToGrid w:val="0"/>
+              <w:spacing w:before="214" w:line="240" w:lineRule="auto"/>
+              <w:ind w:left="0" w:leftChars="0" w:right="0" w:rightChars="0" w:firstLine="0" w:firstLineChars="0"/>
+              <w:jc w:val="center"/>
+              <w:rPr>
+                <w:rFonts w:hint="eastAsia" w:ascii="宋体" w:hAnsi="宋体" w:eastAsia="宋体" w:cs="宋体"/>
+                <w:b/>
+                <w:sz w:val="20"/>
+                <w:szCs w:val="20"/>
+                <w:lang w:eastAsia="zh-CN"/>
+              </w:rPr>
+            </w:pPr>
+            <w:r>
+              <w:rPr>
+                <w:rFonts w:ascii="宋体" w:hAnsi="宋体" w:eastAsia="宋体" w:cs="宋体"/>
                 <w:b/>
                 <w:bCs/>
                 <w:spacing w:val="4"/>
@@ -1685,23 +1885,40 @@
         </w:tc>
         <w:tc>
           <w:tcPr>
-            <w:tcW w:w="3530" w:type="dxa"/>
+            <w:tcW w:w="5250" w:type="dxa"/>
+            <w:tcBorders>
+              <w:top w:val="single" w:color="auto" w:sz="12" w:space="0"/>
+              <w:left w:val="single" w:color="auto" w:sz="4" w:space="0"/>
+              <w:bottom w:val="nil"/>
+              <w:right w:val="nil"/>
+            </w:tcBorders>
             <w:shd w:val="clear" w:color="auto" w:fill="E5E5E5"/>
-          </w:tcPr>
-          <w:p>
-            <w:pPr>
-              <w:spacing w:before="214" w:line="228" w:lineRule="auto"/>
-              <w:ind w:left="1139"/>
-              <w:rPr>
-                <w:rFonts w:ascii="宋体" w:eastAsia="宋体" w:hAnsi="宋体" w:cs="宋体" w:hint="eastAsia"/>
-                <w:sz w:val="20"/>
-                <w:szCs w:val="20"/>
-                <w:lang w:eastAsia="zh-CN"/>
-              </w:rPr>
-            </w:pPr>
-            <w:r>
-              <w:rPr>
-                <w:rFonts w:ascii="宋体" w:eastAsia="宋体" w:hAnsi="宋体" w:cs="宋体"/>
+            <w:noWrap w:val="0"/>
+            <w:tcMar>
+              <w:top w:w="-1" w:type="dxa"/>
+              <w:left w:w="-1" w:type="dxa"/>
+              <w:bottom w:w="-1" w:type="dxa"/>
+              <w:right w:w="-1" w:type="dxa"/>
+            </w:tcMar>
+            <w:vAlign w:val="center"/>
+          </w:tcPr>
+          <w:p>
+            <w:pPr>
+              <w:snapToGrid w:val="0"/>
+              <w:spacing w:before="214" w:line="240" w:lineRule="auto"/>
+              <w:ind w:left="0" w:leftChars="0" w:right="0" w:rightChars="0" w:firstLine="0" w:firstLineChars="0"/>
+              <w:jc w:val="center"/>
+              <w:rPr>
+                <w:rFonts w:hint="eastAsia" w:ascii="宋体" w:hAnsi="宋体" w:eastAsia="宋体" w:cs="宋体"/>
+                <w:b/>
+                <w:sz w:val="20"/>
+                <w:szCs w:val="20"/>
+                <w:lang w:eastAsia="zh-CN"/>
+              </w:rPr>
+            </w:pPr>
+            <w:r>
+              <w:rPr>
+                <w:rFonts w:ascii="宋体" w:hAnsi="宋体" w:eastAsia="宋体" w:cs="宋体"/>
                 <w:b/>
                 <w:bCs/>
                 <w:spacing w:val="6"/>
@@ -1709,53 +1926,46 @@
                 <w:szCs w:val="20"/>
                 <w:lang w:eastAsia="zh-CN"/>
               </w:rPr>
-              <w:t>使用情况说明</w:t>
-            </w:r>
-          </w:p>
-          <w:p>
-            <w:pPr>
-              <w:spacing w:before="64" w:line="228" w:lineRule="auto"/>
-              <w:ind w:left="514"/>
-              <w:rPr>
-                <w:rFonts w:ascii="宋体" w:eastAsia="宋体" w:hAnsi="宋体" w:cs="宋体" w:hint="eastAsia"/>
-                <w:sz w:val="20"/>
-                <w:szCs w:val="20"/>
-                <w:lang w:eastAsia="zh-CN"/>
-              </w:rPr>
-            </w:pPr>
-            <w:r>
-              <w:rPr>
-                <w:rFonts w:ascii="宋体" w:eastAsia="宋体" w:hAnsi="宋体" w:cs="宋体"/>
+              <w:t>使用情况说明（工具使用的客户及项目）</w:t>
+            </w:r>
+          </w:p>
+        </w:tc>
+        <w:tc>
+          <w:tcPr>
+            <w:tcW w:w="1149" w:type="dxa"/>
+            <w:tcBorders>
+              <w:top w:val="single" w:color="auto" w:sz="12" w:space="0"/>
+              <w:left w:val="single" w:color="auto" w:sz="4" w:space="0"/>
+              <w:bottom w:val="nil"/>
+              <w:right w:val="nil"/>
+            </w:tcBorders>
+            <w:shd w:val="clear" w:color="auto" w:fill="E5E5E5"/>
+            <w:noWrap w:val="0"/>
+            <w:tcMar>
+              <w:top w:w="-1" w:type="dxa"/>
+              <w:left w:w="-1" w:type="dxa"/>
+              <w:bottom w:w="-1" w:type="dxa"/>
+              <w:right w:w="-1" w:type="dxa"/>
+            </w:tcMar>
+            <w:vAlign w:val="center"/>
+          </w:tcPr>
+          <w:p>
+            <w:pPr>
+              <w:snapToGrid w:val="0"/>
+              <w:spacing w:before="58" w:line="240" w:lineRule="auto"/>
+              <w:ind w:left="0" w:leftChars="0" w:right="0" w:rightChars="0" w:firstLine="0" w:firstLineChars="0"/>
+              <w:jc w:val="center"/>
+              <w:rPr>
+                <w:rFonts w:hint="eastAsia" w:ascii="宋体" w:hAnsi="宋体" w:eastAsia="宋体" w:cs="宋体"/>
                 <w:b/>
-                <w:bCs/>
-                <w:spacing w:val="6"/>
-                <w:sz w:val="20"/>
-                <w:szCs w:val="20"/>
-                <w:lang w:eastAsia="zh-CN"/>
-              </w:rPr>
-              <w:t>（工具使用的客户及项目）</w:t>
-            </w:r>
-          </w:p>
-        </w:tc>
-        <w:tc>
-          <w:tcPr>
-            <w:tcW w:w="1986" w:type="dxa"/>
-            <w:shd w:val="clear" w:color="auto" w:fill="E5E5E5"/>
-          </w:tcPr>
-          <w:p>
-            <w:pPr>
-              <w:spacing w:before="58" w:line="228" w:lineRule="auto"/>
-              <w:ind w:left="579"/>
-              <w:rPr>
-                <w:rFonts w:ascii="宋体" w:eastAsia="宋体" w:hAnsi="宋体" w:cs="宋体" w:hint="eastAsia"/>
-                <w:sz w:val="20"/>
-                <w:szCs w:val="20"/>
-                <w:lang w:eastAsia="zh-CN"/>
-              </w:rPr>
-            </w:pPr>
-            <w:r>
-              <w:rPr>
-                <w:rFonts w:ascii="宋体" w:eastAsia="宋体" w:hAnsi="宋体" w:cs="宋体"/>
+                <w:sz w:val="20"/>
+                <w:szCs w:val="20"/>
+                <w:lang w:eastAsia="zh-CN"/>
+              </w:rPr>
+            </w:pPr>
+            <w:r>
+              <w:rPr>
+                <w:rFonts w:ascii="宋体" w:hAnsi="宋体" w:eastAsia="宋体" w:cs="宋体"/>
                 <w:b/>
                 <w:bCs/>
                 <w:spacing w:val="5"/>
@@ -1765,21 +1975,9 @@
               </w:rPr>
               <w:t>工具来源</w:t>
             </w:r>
-          </w:p>
-          <w:p>
-            <w:pPr>
-              <w:spacing w:before="66" w:line="263" w:lineRule="auto"/>
-              <w:ind w:left="113" w:right="18" w:firstLine="50"/>
-              <w:rPr>
-                <w:rFonts w:ascii="宋体" w:eastAsia="宋体" w:hAnsi="宋体" w:cs="宋体" w:hint="eastAsia"/>
-                <w:sz w:val="20"/>
-                <w:szCs w:val="20"/>
-                <w:lang w:eastAsia="zh-CN"/>
-              </w:rPr>
-            </w:pPr>
-            <w:r>
-              <w:rPr>
-                <w:rFonts w:ascii="宋体" w:eastAsia="宋体" w:hAnsi="宋体" w:cs="宋体"/>
+            <w:r>
+              <w:rPr>
+                <w:rFonts w:ascii="宋体" w:hAnsi="宋体" w:eastAsia="宋体" w:cs="宋体"/>
                 <w:b/>
                 <w:bCs/>
                 <w:spacing w:val="-1"/>
@@ -1787,116 +1985,118 @@
                 <w:szCs w:val="20"/>
                 <w:lang w:eastAsia="zh-CN"/>
               </w:rPr>
-              <w:t>（开源工具、</w:t>
-            </w:r>
-            <w:r>
-              <w:rPr>
-                <w:rFonts w:ascii="宋体" w:eastAsia="宋体" w:hAnsi="宋体" w:cs="宋体"/>
-                <w:spacing w:val="-44"/>
-                <w:sz w:val="20"/>
-                <w:szCs w:val="20"/>
-                <w:lang w:eastAsia="zh-CN"/>
-              </w:rPr>
-              <w:t xml:space="preserve"> </w:t>
-            </w:r>
-            <w:r>
-              <w:rPr>
-                <w:rFonts w:ascii="宋体" w:eastAsia="宋体" w:hAnsi="宋体" w:cs="宋体"/>
+              <w:t>（开源工具、自主</w:t>
+            </w:r>
+            <w:r>
+              <w:rPr>
+                <w:rFonts w:ascii="宋体" w:hAnsi="宋体" w:eastAsia="宋体" w:cs="宋体"/>
+                <w:b/>
+                <w:bCs/>
+                <w:spacing w:val="3"/>
+                <w:sz w:val="20"/>
+                <w:szCs w:val="20"/>
+                <w:lang w:eastAsia="zh-CN"/>
+              </w:rPr>
+              <w:t>研发、外购的说明）</w:t>
+            </w:r>
+          </w:p>
+        </w:tc>
+        <w:tc>
+          <w:tcPr>
+            <w:tcW w:w="0" w:type="auto"/>
+            <w:tcBorders>
+              <w:top w:val="single" w:color="auto" w:sz="12" w:space="0"/>
+              <w:left w:val="single" w:color="auto" w:sz="4" w:space="0"/>
+              <w:bottom w:val="nil"/>
+              <w:right w:val="nil"/>
+            </w:tcBorders>
+            <w:shd w:val="clear" w:color="auto" w:fill="E5E5E5"/>
+            <w:noWrap w:val="0"/>
+            <w:tcMar>
+              <w:top w:w="-1" w:type="dxa"/>
+              <w:left w:w="-1" w:type="dxa"/>
+              <w:bottom w:w="-1" w:type="dxa"/>
+              <w:right w:w="-1" w:type="dxa"/>
+            </w:tcMar>
+            <w:vAlign w:val="center"/>
+          </w:tcPr>
+          <w:p>
+            <w:pPr>
+              <w:snapToGrid w:val="0"/>
+              <w:spacing w:before="65" w:line="240" w:lineRule="auto"/>
+              <w:ind w:left="0" w:leftChars="0" w:right="0" w:rightChars="0" w:firstLine="0" w:firstLineChars="0"/>
+              <w:jc w:val="center"/>
+              <w:rPr>
+                <w:rFonts w:hint="eastAsia" w:ascii="宋体" w:hAnsi="宋体" w:eastAsia="宋体" w:cs="宋体"/>
+                <w:b/>
+                <w:sz w:val="20"/>
+                <w:szCs w:val="20"/>
+              </w:rPr>
+            </w:pPr>
+            <w:r>
+              <w:rPr>
+                <w:rFonts w:ascii="宋体" w:hAnsi="宋体" w:eastAsia="宋体" w:cs="宋体"/>
+                <w:b/>
+                <w:bCs/>
+                <w:spacing w:val="7"/>
+                <w:sz w:val="20"/>
+                <w:szCs w:val="20"/>
+              </w:rPr>
+              <w:t>使用效果评估意见</w:t>
+            </w:r>
+          </w:p>
+        </w:tc>
+        <w:tc>
+          <w:tcPr>
+            <w:tcW w:w="1227" w:type="dxa"/>
+            <w:tcBorders>
+              <w:top w:val="single" w:color="auto" w:sz="12" w:space="0"/>
+              <w:left w:val="single" w:color="auto" w:sz="4" w:space="0"/>
+              <w:bottom w:val="nil"/>
+              <w:right w:val="single" w:color="auto" w:sz="12" w:space="0"/>
+            </w:tcBorders>
+            <w:shd w:val="clear" w:color="auto" w:fill="E5E5E5"/>
+            <w:noWrap w:val="0"/>
+            <w:tcMar>
+              <w:top w:w="-1" w:type="dxa"/>
+              <w:left w:w="-1" w:type="dxa"/>
+              <w:bottom w:w="-1" w:type="dxa"/>
+              <w:right w:w="-1" w:type="dxa"/>
+            </w:tcMar>
+            <w:vAlign w:val="center"/>
+          </w:tcPr>
+          <w:p>
+            <w:pPr>
+              <w:snapToGrid w:val="0"/>
+              <w:spacing w:before="215" w:line="240" w:lineRule="auto"/>
+              <w:ind w:left="0" w:leftChars="0" w:right="0" w:rightChars="0" w:firstLine="0" w:firstLineChars="0"/>
+              <w:jc w:val="center"/>
+              <w:rPr>
+                <w:rFonts w:hint="eastAsia" w:ascii="宋体" w:hAnsi="宋体" w:eastAsia="宋体" w:cs="宋体"/>
+                <w:b/>
+                <w:sz w:val="20"/>
+                <w:szCs w:val="20"/>
+              </w:rPr>
+            </w:pPr>
+            <w:r>
+              <w:rPr>
+                <w:rFonts w:ascii="宋体" w:hAnsi="宋体" w:eastAsia="宋体" w:cs="宋体"/>
+                <w:b/>
+                <w:bCs/>
+                <w:spacing w:val="4"/>
+                <w:sz w:val="20"/>
+                <w:szCs w:val="20"/>
+              </w:rPr>
+              <w:t>评价人/</w:t>
+            </w:r>
+            <w:r>
+              <w:rPr>
+                <w:rFonts w:ascii="宋体" w:hAnsi="宋体" w:eastAsia="宋体" w:cs="宋体"/>
                 <w:b/>
                 <w:bCs/>
                 <w:spacing w:val="-1"/>
                 <w:sz w:val="20"/>
                 <w:szCs w:val="20"/>
-                <w:lang w:eastAsia="zh-CN"/>
-              </w:rPr>
-              <w:t>自主</w:t>
-            </w:r>
-            <w:r>
-              <w:rPr>
-                <w:rFonts w:ascii="宋体" w:eastAsia="宋体" w:hAnsi="宋体" w:cs="宋体"/>
-                <w:b/>
-                <w:bCs/>
-                <w:spacing w:val="3"/>
-                <w:sz w:val="20"/>
-                <w:szCs w:val="20"/>
-                <w:lang w:eastAsia="zh-CN"/>
-              </w:rPr>
-              <w:t>研发、外购的说明）</w:t>
-            </w:r>
-          </w:p>
-        </w:tc>
-        <w:tc>
-          <w:tcPr>
-            <w:tcW w:w="3196" w:type="dxa"/>
-            <w:shd w:val="clear" w:color="auto" w:fill="E5E5E5"/>
-          </w:tcPr>
-          <w:p>
-            <w:pPr>
-              <w:pStyle w:val="TableText"/>
-              <w:spacing w:line="303" w:lineRule="auto"/>
-              <w:rPr>
-                <w:rFonts w:hint="eastAsia"/>
-                <w:lang w:eastAsia="zh-CN"/>
-              </w:rPr>
-            </w:pPr>
-          </w:p>
-          <w:p>
-            <w:pPr>
-              <w:spacing w:before="65" w:line="226" w:lineRule="auto"/>
-              <w:ind w:left="761"/>
-              <w:rPr>
-                <w:rFonts w:ascii="宋体" w:eastAsia="宋体" w:hAnsi="宋体" w:cs="宋体" w:hint="eastAsia"/>
-                <w:sz w:val="20"/>
-                <w:szCs w:val="20"/>
-              </w:rPr>
-            </w:pPr>
-            <w:r>
-              <w:rPr>
-                <w:rFonts w:ascii="宋体" w:eastAsia="宋体" w:hAnsi="宋体" w:cs="宋体"/>
-                <w:b/>
-                <w:bCs/>
-                <w:spacing w:val="7"/>
-                <w:sz w:val="20"/>
-                <w:szCs w:val="20"/>
-              </w:rPr>
-              <w:t>使用效果评估意见</w:t>
-            </w:r>
-          </w:p>
-        </w:tc>
-        <w:tc>
-          <w:tcPr>
-            <w:tcW w:w="1343" w:type="dxa"/>
-            <w:shd w:val="clear" w:color="auto" w:fill="E5E5E5"/>
-          </w:tcPr>
-          <w:p>
-            <w:pPr>
-              <w:spacing w:before="215" w:line="290" w:lineRule="auto"/>
-              <w:ind w:left="476" w:right="302" w:hanging="169"/>
-              <w:rPr>
-                <w:rFonts w:ascii="宋体" w:eastAsia="宋体" w:hAnsi="宋体" w:cs="宋体" w:hint="eastAsia"/>
-                <w:sz w:val="20"/>
-                <w:szCs w:val="20"/>
-              </w:rPr>
-            </w:pPr>
-            <w:r>
-              <w:rPr>
-                <w:rFonts w:ascii="宋体" w:eastAsia="宋体" w:hAnsi="宋体" w:cs="宋体"/>
-                <w:b/>
-                <w:bCs/>
-                <w:spacing w:val="4"/>
-                <w:sz w:val="20"/>
-                <w:szCs w:val="20"/>
-              </w:rPr>
-              <w:t>评价人/</w:t>
-            </w:r>
-            <w:r>
-              <w:rPr>
-                <w:rFonts w:ascii="宋体" w:eastAsia="宋体" w:hAnsi="宋体" w:cs="宋体"/>
-                <w:b/>
-                <w:bCs/>
-                <w:spacing w:val="-1"/>
-                <w:sz w:val="20"/>
-                <w:szCs w:val="20"/>
               </w:rPr>
               <w:t>时间</w:t>
             </w:r>
@@ -1904,62 +2104,59 @@
         </w:tc>
       </w:tr>
       <w:tr>
+        <w:tblPrEx>
+          <w:tblBorders>
+            <w:top w:val="none" w:color="000000" w:sz="2" w:space="0"/>
+            <w:left w:val="none" w:color="000000" w:sz="2" w:space="0"/>
+            <w:bottom w:val="none" w:color="000000" w:sz="2" w:space="0"/>
+            <w:right w:val="none" w:color="000000" w:sz="2" w:space="0"/>
+            <w:insideH w:val="none" w:color="000000" w:sz="2" w:space="0"/>
+            <w:insideV w:val="none" w:color="000000" w:sz="2" w:space="0"/>
+          </w:tblBorders>
+          <w:tblCellMar>
+            <w:top w:w="0" w:type="dxa"/>
+            <w:left w:w="0" w:type="dxa"/>
+            <w:bottom w:w="0" w:type="dxa"/>
+            <w:right w:w="0" w:type="dxa"/>
+          </w:tblCellMar>
+        </w:tblPrEx>
         <w:trPr>
-          <w:trHeight w:val="1972"/>
+          <w:trHeight w:val="0" w:hRule="atLeast"/>
+          <w:jc w:val="center"/>
         </w:trPr>
         <w:tc>
           <w:tcPr>
-            <w:tcW w:w="1275" w:type="dxa"/>
-          </w:tcPr>
-          <w:p>
-            <w:pPr>
-              <w:pStyle w:val="TableText"/>
-              <w:spacing w:line="261" w:lineRule="auto"/>
-              <w:rPr>
-                <w:rFonts w:hint="eastAsia"/>
-              </w:rPr>
-            </w:pPr>
-          </w:p>
-          <w:p>
-            <w:pPr>
-              <w:pStyle w:val="TableText"/>
-              <w:spacing w:line="261" w:lineRule="auto"/>
-              <w:rPr>
-                <w:rFonts w:hint="eastAsia"/>
-              </w:rPr>
-            </w:pPr>
-          </w:p>
-          <w:p>
-            <w:pPr>
-              <w:pStyle w:val="TableText"/>
-              <w:spacing w:line="261" w:lineRule="auto"/>
-              <w:rPr>
-                <w:rFonts w:hint="eastAsia"/>
-              </w:rPr>
-            </w:pPr>
-          </w:p>
-          <w:p>
-            <w:pPr>
-              <w:pStyle w:val="TableText"/>
-              <w:spacing w:line="262" w:lineRule="auto"/>
-              <w:rPr>
-                <w:rFonts w:hint="eastAsia"/>
-              </w:rPr>
-            </w:pPr>
-          </w:p>
-          <w:p>
-            <w:pPr>
-              <w:spacing w:before="78" w:line="243" w:lineRule="auto"/>
-              <w:ind w:left="404" w:right="154" w:hanging="241"/>
-              <w:rPr>
-                <w:rFonts w:ascii="宋体" w:eastAsia="宋体" w:hAnsi="宋体" w:cs="宋体" w:hint="eastAsia"/>
+            <w:tcW w:w="1555" w:type="dxa"/>
+            <w:tcBorders>
+              <w:top w:val="single" w:color="auto" w:sz="4" w:space="0"/>
+              <w:left w:val="single" w:color="auto" w:sz="12" w:space="0"/>
+              <w:bottom w:val="nil"/>
+              <w:right w:val="nil"/>
+            </w:tcBorders>
+            <w:noWrap w:val="0"/>
+            <w:tcMar>
+              <w:top w:w="-1" w:type="dxa"/>
+              <w:left w:w="-1" w:type="dxa"/>
+              <w:bottom w:w="-1" w:type="dxa"/>
+              <w:right w:w="-1" w:type="dxa"/>
+            </w:tcMar>
+            <w:vAlign w:val="center"/>
+          </w:tcPr>
+          <w:p>
+            <w:pPr>
+              <w:snapToGrid w:val="0"/>
+              <w:spacing w:before="78" w:line="240" w:lineRule="auto"/>
+              <w:ind w:left="0" w:leftChars="0" w:right="0" w:rightChars="0" w:firstLine="0" w:firstLineChars="0"/>
+              <w:jc w:val="center"/>
+              <w:rPr>
+                <w:rFonts w:hint="eastAsia" w:ascii="宋体" w:hAnsi="宋体" w:eastAsia="宋体" w:cs="宋体"/>
                 <w:sz w:val="24"/>
                 <w:szCs w:val="24"/>
               </w:rPr>
             </w:pPr>
             <w:r>
               <w:rPr>
-                <w:rFonts w:ascii="宋体" w:eastAsia="宋体" w:hAnsi="宋体" w:cs="宋体"/>
+                <w:rFonts w:ascii="宋体" w:hAnsi="宋体" w:eastAsia="宋体" w:cs="宋体"/>
                 <w:b/>
                 <w:bCs/>
                 <w:spacing w:val="-5"/>
@@ -1970,7 +2167,7 @@
             </w:r>
             <w:r>
               <w:rPr>
-                <w:rFonts w:ascii="宋体" w:eastAsia="宋体" w:hAnsi="宋体" w:cs="宋体"/>
+                <w:rFonts w:ascii="宋体" w:hAnsi="宋体" w:eastAsia="宋体" w:cs="宋体"/>
                 <w:b/>
                 <w:bCs/>
                 <w:spacing w:val="-9"/>
@@ -1983,432 +2180,312 @@
         </w:tc>
         <w:tc>
           <w:tcPr>
-            <w:tcW w:w="1307" w:type="dxa"/>
-          </w:tcPr>
-          <w:p>
-            <w:pPr>
-              <w:pStyle w:val="TableText"/>
-              <w:spacing w:line="296" w:lineRule="auto"/>
-              <w:rPr>
-                <w:rFonts w:hint="eastAsia"/>
-              </w:rPr>
-            </w:pPr>
-          </w:p>
-          <w:p>
-            <w:pPr>
-              <w:pStyle w:val="TableText"/>
-              <w:spacing w:line="297" w:lineRule="auto"/>
-              <w:rPr>
-                <w:rFonts w:hint="eastAsia"/>
-              </w:rPr>
-            </w:pPr>
-          </w:p>
-          <w:p>
-            <w:pPr>
-              <w:pStyle w:val="TableText"/>
-              <w:spacing w:line="297" w:lineRule="auto"/>
-              <w:rPr>
-                <w:rFonts w:hint="eastAsia"/>
-              </w:rPr>
-            </w:pPr>
-          </w:p>
-          <w:p>
-            <w:pPr>
-              <w:spacing w:line="219" w:lineRule="auto"/>
-              <w:ind w:left="184"/>
-              <w:rPr>
-                <w:rFonts w:ascii="宋体" w:eastAsia="宋体" w:hAnsi="宋体" w:cs="宋体" w:hint="eastAsia"/>
+            <w:tcW w:w="0" w:type="auto"/>
+            <w:tcBorders>
+              <w:top w:val="single" w:color="auto" w:sz="4" w:space="0"/>
+              <w:left w:val="single" w:color="auto" w:sz="4" w:space="0"/>
+              <w:bottom w:val="nil"/>
+              <w:right w:val="nil"/>
+            </w:tcBorders>
+            <w:noWrap w:val="0"/>
+            <w:tcMar>
+              <w:top w:w="-1" w:type="dxa"/>
+              <w:left w:w="-1" w:type="dxa"/>
+              <w:bottom w:w="-1" w:type="dxa"/>
+              <w:right w:w="-1" w:type="dxa"/>
+            </w:tcMar>
+            <w:vAlign w:val="center"/>
+          </w:tcPr>
+          <w:p>
+            <w:pPr>
+              <w:snapToGrid w:val="0"/>
+              <w:spacing w:line="240" w:lineRule="auto"/>
+              <w:ind w:left="0" w:leftChars="0" w:right="0" w:rightChars="0" w:firstLine="0" w:firstLineChars="0"/>
+              <w:jc w:val="center"/>
+              <w:rPr>
+                <w:rFonts w:hint="eastAsia" w:ascii="宋体" w:hAnsi="宋体" w:eastAsia="宋体" w:cs="宋体"/>
                 <w:sz w:val="24"/>
                 <w:szCs w:val="24"/>
                 <w:lang w:eastAsia="zh-CN"/>
               </w:rPr>
             </w:pPr>
-            <w:proofErr w:type="gramStart"/>
-            <w:r>
-              <w:rPr>
-                <w:rFonts w:ascii="宋体" w:eastAsia="宋体" w:hAnsi="宋体" w:cs="宋体" w:hint="eastAsia"/>
+            <w:r>
+              <w:rPr>
+                <w:rFonts w:hint="eastAsia" w:ascii="宋体" w:hAnsi="宋体" w:eastAsia="宋体" w:cs="宋体"/>
                 <w:sz w:val="24"/>
                 <w:szCs w:val="24"/>
                 <w:lang w:eastAsia="zh-CN"/>
               </w:rPr>
-              <w:t>禅道管理</w:t>
-            </w:r>
-            <w:proofErr w:type="gramEnd"/>
-            <w:r>
-              <w:rPr>
-                <w:rFonts w:ascii="宋体" w:eastAsia="宋体" w:hAnsi="宋体" w:cs="宋体" w:hint="eastAsia"/>
+              <w:t>禅道管理平台</w:t>
+            </w:r>
+          </w:p>
+        </w:tc>
+        <w:tc>
+          <w:tcPr>
+            <w:tcW w:w="1840" w:type="dxa"/>
+            <w:tcBorders>
+              <w:top w:val="single" w:color="auto" w:sz="4" w:space="0"/>
+              <w:left w:val="single" w:color="auto" w:sz="4" w:space="0"/>
+              <w:bottom w:val="nil"/>
+              <w:right w:val="nil"/>
+            </w:tcBorders>
+            <w:noWrap w:val="0"/>
+            <w:tcMar>
+              <w:top w:w="-1" w:type="dxa"/>
+              <w:left w:w="-1" w:type="dxa"/>
+              <w:bottom w:w="-1" w:type="dxa"/>
+              <w:right w:w="-1" w:type="dxa"/>
+            </w:tcMar>
+            <w:vAlign w:val="center"/>
+          </w:tcPr>
+          <w:p>
+            <w:pPr>
+              <w:pStyle w:val="29"/>
+              <w:widowControl w:val="0"/>
+              <w:snapToGrid w:val="0"/>
+              <w:spacing w:line="240" w:lineRule="auto"/>
+              <w:ind w:left="0" w:leftChars="0" w:right="0" w:rightChars="0" w:firstLine="0" w:firstLineChars="0"/>
+              <w:jc w:val="center"/>
+              <w:rPr>
+                <w:rFonts w:hint="eastAsia" w:ascii="宋体" w:hAnsi="宋体" w:eastAsia="宋体" w:cs="宋体"/>
                 <w:sz w:val="24"/>
                 <w:szCs w:val="24"/>
-                <w:lang w:eastAsia="zh-CN"/>
-              </w:rPr>
-              <w:t>平台</w:t>
-            </w:r>
-          </w:p>
-        </w:tc>
-        <w:tc>
-          <w:tcPr>
-            <w:tcW w:w="1887" w:type="dxa"/>
-          </w:tcPr>
-          <w:p>
-            <w:pPr>
-              <w:pStyle w:val="ad"/>
-              <w:widowControl w:val="0"/>
-              <w:ind w:firstLineChars="0" w:firstLine="0"/>
-              <w:rPr>
-                <w:rFonts w:ascii="宋体" w:hAnsi="宋体" w:cs="宋体" w:hint="eastAsia"/>
-                <w:szCs w:val="24"/>
-              </w:rPr>
-            </w:pPr>
-            <w:r>
-              <w:rPr>
-                <w:rFonts w:hint="eastAsia"/>
-              </w:rPr>
-              <w:t>在工单、事件、问题、变更和配置管理方面，</w:t>
-            </w:r>
-            <w:proofErr w:type="gramStart"/>
-            <w:r>
-              <w:rPr>
-                <w:rFonts w:hint="eastAsia"/>
-              </w:rPr>
-              <w:t>禅道通过</w:t>
-            </w:r>
-            <w:proofErr w:type="gramEnd"/>
-            <w:r>
-              <w:rPr>
-                <w:rFonts w:hint="eastAsia"/>
-              </w:rPr>
-              <w:t>其高度可定制的工作流引擎与结构化数据模型，为运维团队构建了多维一体、环环相扣的闭环管理特色</w:t>
-            </w:r>
-          </w:p>
-        </w:tc>
-        <w:tc>
-          <w:tcPr>
-            <w:tcW w:w="3530" w:type="dxa"/>
-          </w:tcPr>
-          <w:p>
-            <w:pPr>
-              <w:pStyle w:val="ad"/>
+              </w:rPr>
+            </w:pPr>
+            <w:r>
+              <w:rPr>
+                <w:rFonts w:hint="eastAsia" w:ascii="宋体" w:eastAsia="宋体"/>
+                <w:sz w:val="24"/>
+              </w:rPr>
+              <w:t>在工单、事件、问题、变更和配置管理方面，禅道通过其高度可定制的工作流引擎与结构化数据模型，为运维团队构建了多维一体、环环相扣的闭环管理特色</w:t>
+            </w:r>
+          </w:p>
+        </w:tc>
+        <w:tc>
+          <w:tcPr>
+            <w:tcW w:w="5250" w:type="dxa"/>
+            <w:tcBorders>
+              <w:top w:val="single" w:color="auto" w:sz="4" w:space="0"/>
+              <w:left w:val="single" w:color="auto" w:sz="4" w:space="0"/>
+              <w:bottom w:val="nil"/>
+              <w:right w:val="nil"/>
+            </w:tcBorders>
+            <w:noWrap w:val="0"/>
+            <w:tcMar>
+              <w:top w:w="-1" w:type="dxa"/>
+              <w:left w:w="-1" w:type="dxa"/>
+              <w:bottom w:w="-1" w:type="dxa"/>
+              <w:right w:w="-1" w:type="dxa"/>
+            </w:tcMar>
+            <w:vAlign w:val="center"/>
+          </w:tcPr>
+          <w:p>
+            <w:pPr>
               <w:numPr>
                 <w:ilvl w:val="0"/>
                 <w:numId w:val="2"/>
               </w:numPr>
-              <w:ind w:firstLineChars="0"/>
+              <w:ind w:left="425" w:leftChars="0" w:hanging="425" w:firstLineChars="0"/>
             </w:pPr>
             <w:r>
               <w:rPr>
                 <w:rFonts w:hint="eastAsia"/>
-              </w:rPr>
-              <w:t>“科技枣安”智慧低空应急服务项目</w:t>
-            </w:r>
-          </w:p>
-          <w:p>
-            <w:pPr>
-              <w:pStyle w:val="ad"/>
+                <w:lang w:val="en-US" w:eastAsia="zh-CN"/>
+              </w:rPr>
+              <w:t>陕西华龙制药有限公司SPS产品支持服务</w:t>
+            </w:r>
+          </w:p>
+          <w:p>
+            <w:pPr>
               <w:numPr>
                 <w:ilvl w:val="0"/>
                 <w:numId w:val="2"/>
               </w:numPr>
-              <w:ind w:firstLineChars="0"/>
+              <w:ind w:left="425" w:leftChars="0" w:hanging="425" w:firstLineChars="0"/>
+              <w:rPr>
+                <w:rFonts w:hint="eastAsia" w:ascii="宋体" w:hAnsi="宋体" w:eastAsia="宋体" w:cs="宋体"/>
+                <w:sz w:val="24"/>
+                <w:szCs w:val="24"/>
+              </w:rPr>
             </w:pPr>
             <w:r>
               <w:rPr>
                 <w:rFonts w:hint="eastAsia"/>
-              </w:rPr>
-              <w:t>蒙阴建设项目</w:t>
-            </w:r>
-            <w:r>
-              <w:rPr>
-                <w:rFonts w:hint="eastAsia"/>
-              </w:rPr>
-              <w:t>(</w:t>
-            </w:r>
-            <w:r>
-              <w:rPr>
-                <w:rFonts w:hint="eastAsia"/>
-              </w:rPr>
-              <w:t>一期</w:t>
-            </w:r>
-            <w:r>
-              <w:rPr>
-                <w:rFonts w:hint="eastAsia"/>
-              </w:rPr>
-              <w:t>)</w:t>
-            </w:r>
-            <w:r>
-              <w:rPr>
-                <w:rFonts w:hint="eastAsia"/>
-              </w:rPr>
-              <w:t>第三标段智慧“两山”</w:t>
-            </w:r>
-            <w:proofErr w:type="gramStart"/>
-            <w:r>
-              <w:rPr>
-                <w:rFonts w:hint="eastAsia"/>
-              </w:rPr>
-              <w:t>孪生城市</w:t>
-            </w:r>
-            <w:proofErr w:type="gramEnd"/>
-            <w:r>
-              <w:rPr>
-                <w:rFonts w:hint="eastAsia"/>
-              </w:rPr>
-              <w:t>建设</w:t>
-            </w:r>
-          </w:p>
-          <w:p>
-            <w:pPr>
-              <w:pStyle w:val="ad"/>
-              <w:numPr>
-                <w:ilvl w:val="0"/>
-                <w:numId w:val="2"/>
-              </w:numPr>
-              <w:tabs>
-                <w:tab w:val="left" w:pos="6200"/>
-              </w:tabs>
-              <w:ind w:firstLineChars="0"/>
-              <w:rPr>
-                <w:rFonts w:ascii="宋体" w:hAnsi="宋体" w:cs="宋体" w:hint="eastAsia"/>
+                <w:lang w:val="en-US" w:eastAsia="zh-CN"/>
+              </w:rPr>
+              <w:t>陕西心特软食品有限责任公司信息化系统建设与辅导项目</w:t>
+            </w:r>
+          </w:p>
+        </w:tc>
+        <w:tc>
+          <w:tcPr>
+            <w:tcW w:w="1149" w:type="dxa"/>
+            <w:tcBorders>
+              <w:top w:val="single" w:color="auto" w:sz="4" w:space="0"/>
+              <w:left w:val="single" w:color="auto" w:sz="4" w:space="0"/>
+              <w:bottom w:val="nil"/>
+              <w:right w:val="nil"/>
+            </w:tcBorders>
+            <w:noWrap w:val="0"/>
+            <w:tcMar>
+              <w:top w:w="-1" w:type="dxa"/>
+              <w:left w:w="-1" w:type="dxa"/>
+              <w:bottom w:w="-1" w:type="dxa"/>
+              <w:right w:w="-1" w:type="dxa"/>
+            </w:tcMar>
+            <w:vAlign w:val="center"/>
+          </w:tcPr>
+          <w:p>
+            <w:pPr>
+              <w:snapToGrid w:val="0"/>
+              <w:spacing w:before="78" w:line="240" w:lineRule="auto"/>
+              <w:ind w:left="0" w:leftChars="0" w:right="0" w:rightChars="0" w:firstLine="0" w:firstLineChars="0"/>
+              <w:jc w:val="center"/>
+              <w:rPr>
+                <w:rFonts w:hint="eastAsia" w:ascii="宋体" w:hAnsi="宋体" w:eastAsia="宋体" w:cs="宋体"/>
+                <w:sz w:val="24"/>
                 <w:szCs w:val="24"/>
-              </w:rPr>
-            </w:pPr>
-            <w:r>
-              <w:t>烟台林海</w:t>
-            </w:r>
-            <w:proofErr w:type="gramStart"/>
-            <w:r>
-              <w:t>嵎峡田综合体</w:t>
-            </w:r>
-            <w:proofErr w:type="gramEnd"/>
-            <w:r>
-              <w:t>智慧农业大数据平台建设项目</w:t>
-            </w:r>
-          </w:p>
-        </w:tc>
-        <w:tc>
-          <w:tcPr>
-            <w:tcW w:w="1986" w:type="dxa"/>
-          </w:tcPr>
-          <w:p>
-            <w:pPr>
-              <w:pStyle w:val="TableText"/>
-              <w:rPr>
-                <w:rFonts w:hint="eastAsia"/>
-                <w:lang w:eastAsia="zh-CN"/>
-              </w:rPr>
-            </w:pPr>
-          </w:p>
-          <w:p>
-            <w:pPr>
-              <w:pStyle w:val="TableText"/>
-              <w:rPr>
-                <w:rFonts w:hint="eastAsia"/>
-                <w:lang w:eastAsia="zh-CN"/>
-              </w:rPr>
-            </w:pPr>
-          </w:p>
-          <w:p>
-            <w:pPr>
-              <w:pStyle w:val="TableText"/>
-              <w:rPr>
-                <w:rFonts w:hint="eastAsia"/>
-                <w:lang w:eastAsia="zh-CN"/>
-              </w:rPr>
-            </w:pPr>
-          </w:p>
-          <w:p>
-            <w:pPr>
-              <w:pStyle w:val="TableText"/>
-              <w:rPr>
-                <w:rFonts w:hint="eastAsia"/>
-                <w:lang w:eastAsia="zh-CN"/>
-              </w:rPr>
-            </w:pPr>
-          </w:p>
-          <w:p>
-            <w:pPr>
-              <w:pStyle w:val="TableText"/>
-              <w:rPr>
-                <w:rFonts w:hint="eastAsia"/>
-                <w:lang w:eastAsia="zh-CN"/>
-              </w:rPr>
-            </w:pPr>
-          </w:p>
-          <w:p>
-            <w:pPr>
-              <w:spacing w:before="78" w:line="220" w:lineRule="auto"/>
-              <w:ind w:left="560"/>
-              <w:rPr>
-                <w:rFonts w:ascii="宋体" w:eastAsia="宋体" w:hAnsi="宋体" w:cs="宋体" w:hint="eastAsia"/>
+                <w:lang w:eastAsia="zh-CN"/>
+              </w:rPr>
+            </w:pPr>
+            <w:r>
+              <w:rPr>
+                <w:rFonts w:hint="eastAsia" w:ascii="宋体" w:hAnsi="宋体" w:eastAsia="宋体" w:cs="宋体"/>
                 <w:sz w:val="24"/>
                 <w:szCs w:val="24"/>
                 <w:lang w:eastAsia="zh-CN"/>
               </w:rPr>
-            </w:pPr>
-            <w:r>
-              <w:rPr>
-                <w:rFonts w:ascii="宋体" w:eastAsia="宋体" w:hAnsi="宋体" w:cs="宋体" w:hint="eastAsia"/>
+              <w:t>开源工具</w:t>
+            </w:r>
+          </w:p>
+        </w:tc>
+        <w:tc>
+          <w:tcPr>
+            <w:tcW w:w="0" w:type="auto"/>
+            <w:tcBorders>
+              <w:top w:val="single" w:color="auto" w:sz="4" w:space="0"/>
+              <w:left w:val="single" w:color="auto" w:sz="4" w:space="0"/>
+              <w:bottom w:val="nil"/>
+              <w:right w:val="nil"/>
+            </w:tcBorders>
+            <w:noWrap w:val="0"/>
+            <w:tcMar>
+              <w:top w:w="-1" w:type="dxa"/>
+              <w:left w:w="-1" w:type="dxa"/>
+              <w:bottom w:w="-1" w:type="dxa"/>
+              <w:right w:w="-1" w:type="dxa"/>
+            </w:tcMar>
+            <w:vAlign w:val="center"/>
+          </w:tcPr>
+          <w:p>
+            <w:pPr>
+              <w:snapToGrid w:val="0"/>
+              <w:spacing w:before="78" w:line="240" w:lineRule="auto"/>
+              <w:ind w:left="0" w:leftChars="0" w:right="0" w:rightChars="0" w:firstLine="0" w:firstLineChars="0"/>
+              <w:jc w:val="center"/>
+              <w:rPr>
+                <w:rFonts w:hint="eastAsia" w:ascii="宋体" w:hAnsi="宋体" w:eastAsia="宋体" w:cs="宋体"/>
                 <w:sz w:val="24"/>
                 <w:szCs w:val="24"/>
                 <w:lang w:eastAsia="zh-CN"/>
               </w:rPr>
-              <w:t>开源工具</w:t>
-            </w:r>
-          </w:p>
-        </w:tc>
-        <w:tc>
-          <w:tcPr>
-            <w:tcW w:w="3196" w:type="dxa"/>
-          </w:tcPr>
-          <w:p>
-            <w:pPr>
-              <w:pStyle w:val="TableText"/>
-              <w:spacing w:line="245" w:lineRule="auto"/>
-              <w:rPr>
-                <w:rFonts w:hint="eastAsia"/>
-                <w:lang w:eastAsia="zh-CN"/>
-              </w:rPr>
-            </w:pPr>
-          </w:p>
-          <w:p>
-            <w:pPr>
-              <w:pStyle w:val="TableText"/>
-              <w:spacing w:line="245" w:lineRule="auto"/>
-              <w:rPr>
-                <w:rFonts w:hint="eastAsia"/>
-                <w:lang w:eastAsia="zh-CN"/>
-              </w:rPr>
-            </w:pPr>
-          </w:p>
-          <w:p>
-            <w:pPr>
-              <w:pStyle w:val="TableText"/>
-              <w:spacing w:line="245" w:lineRule="auto"/>
-              <w:rPr>
-                <w:rFonts w:hint="eastAsia"/>
-                <w:lang w:eastAsia="zh-CN"/>
-              </w:rPr>
-            </w:pPr>
-          </w:p>
-          <w:p>
-            <w:pPr>
-              <w:spacing w:before="78" w:line="241" w:lineRule="auto"/>
-              <w:ind w:left="116" w:right="103"/>
-              <w:jc w:val="both"/>
-              <w:rPr>
-                <w:rFonts w:ascii="宋体" w:eastAsia="宋体" w:hAnsi="宋体" w:cs="宋体" w:hint="eastAsia"/>
+            </w:pPr>
+            <w:r>
+              <w:rPr>
+                <w:rFonts w:ascii="宋体" w:hAnsi="宋体" w:eastAsia="宋体" w:cs="宋体"/>
+                <w:spacing w:val="7"/>
                 <w:sz w:val="24"/>
                 <w:szCs w:val="24"/>
                 <w:lang w:eastAsia="zh-CN"/>
               </w:rPr>
-            </w:pPr>
-            <w:r>
-              <w:rPr>
-                <w:rFonts w:ascii="宋体" w:eastAsia="宋体" w:hAnsi="宋体" w:cs="宋体"/>
+              <w:t>通过过程管理工具</w:t>
+            </w:r>
+            <w:r>
+              <w:rPr>
+                <w:rFonts w:hint="eastAsia" w:ascii="宋体" w:hAnsi="宋体" w:eastAsia="宋体" w:cs="宋体"/>
                 <w:spacing w:val="7"/>
                 <w:sz w:val="24"/>
                 <w:szCs w:val="24"/>
                 <w:lang w:eastAsia="zh-CN"/>
               </w:rPr>
-              <w:t>通过过程管理工具</w:t>
-            </w:r>
-            <w:r>
-              <w:rPr>
-                <w:rFonts w:ascii="宋体" w:eastAsia="宋体" w:hAnsi="宋体" w:cs="宋体" w:hint="eastAsia"/>
-                <w:spacing w:val="7"/>
+              <w:t>的使用,规范了开发流程,提高了开发效率</w:t>
+            </w:r>
+          </w:p>
+        </w:tc>
+        <w:tc>
+          <w:tcPr>
+            <w:tcW w:w="1227" w:type="dxa"/>
+            <w:tcBorders>
+              <w:top w:val="single" w:color="auto" w:sz="4" w:space="0"/>
+              <w:left w:val="single" w:color="auto" w:sz="4" w:space="0"/>
+              <w:bottom w:val="nil"/>
+              <w:right w:val="single" w:color="auto" w:sz="12" w:space="0"/>
+            </w:tcBorders>
+            <w:noWrap w:val="0"/>
+            <w:tcMar>
+              <w:top w:w="-1" w:type="dxa"/>
+              <w:left w:w="-1" w:type="dxa"/>
+              <w:bottom w:w="-1" w:type="dxa"/>
+              <w:right w:w="-1" w:type="dxa"/>
+            </w:tcMar>
+            <w:vAlign w:val="center"/>
+          </w:tcPr>
+          <w:p>
+            <w:pPr>
+              <w:snapToGrid w:val="0"/>
+              <w:spacing w:before="26" w:line="240" w:lineRule="auto"/>
+              <w:ind w:left="0" w:leftChars="0" w:right="0" w:rightChars="0" w:firstLine="0" w:firstLineChars="0"/>
+              <w:jc w:val="center"/>
+              <w:rPr>
+                <w:rFonts w:hint="eastAsia" w:ascii="宋体" w:hAnsi="宋体" w:eastAsia="宋体" w:cs="宋体"/>
                 <w:sz w:val="24"/>
                 <w:szCs w:val="24"/>
                 <w:lang w:eastAsia="zh-CN"/>
               </w:rPr>
-              <w:t>的使用,规范了开发流程,提高了开发效率</w:t>
-            </w:r>
-          </w:p>
-        </w:tc>
-        <w:tc>
-          <w:tcPr>
-            <w:tcW w:w="1343" w:type="dxa"/>
-          </w:tcPr>
-          <w:p>
-            <w:pPr>
-              <w:pStyle w:val="TableText"/>
-              <w:spacing w:line="261" w:lineRule="auto"/>
-              <w:rPr>
-                <w:rFonts w:hint="eastAsia"/>
-                <w:lang w:eastAsia="zh-CN"/>
-              </w:rPr>
-            </w:pPr>
-          </w:p>
-          <w:p>
-            <w:pPr>
-              <w:pStyle w:val="TableText"/>
-              <w:spacing w:line="261" w:lineRule="auto"/>
-              <w:rPr>
-                <w:rFonts w:hint="eastAsia"/>
-                <w:lang w:eastAsia="zh-CN"/>
-              </w:rPr>
-            </w:pPr>
-          </w:p>
-          <w:p>
-            <w:pPr>
-              <w:pStyle w:val="TableText"/>
-              <w:spacing w:line="262" w:lineRule="auto"/>
-              <w:rPr>
-                <w:rFonts w:hint="eastAsia"/>
-                <w:lang w:eastAsia="zh-CN"/>
-              </w:rPr>
-            </w:pPr>
-          </w:p>
-          <w:p>
-            <w:pPr>
-              <w:pStyle w:val="TableText"/>
-              <w:spacing w:line="262" w:lineRule="auto"/>
-              <w:rPr>
-                <w:rFonts w:hint="eastAsia"/>
-                <w:lang w:eastAsia="zh-CN"/>
-              </w:rPr>
-            </w:pPr>
-          </w:p>
-          <w:p>
-            <w:pPr>
-              <w:spacing w:before="26" w:line="239" w:lineRule="auto"/>
-              <w:ind w:left="120"/>
-              <w:rPr>
-                <w:rFonts w:ascii="宋体" w:eastAsia="宋体" w:hAnsi="宋体" w:cs="宋体" w:hint="eastAsia"/>
+            </w:pPr>
+            <w:r>
+              <w:rPr>
+                <w:rFonts w:hint="eastAsia" w:ascii="宋体" w:hAnsi="宋体" w:eastAsia="宋体" w:cs="宋体"/>
+                <w:sz w:val="24"/>
+                <w:szCs w:val="20"/>
+                <w:lang w:val="en-US" w:eastAsia="zh-CN"/>
+              </w:rPr>
+              <w:t>王潇</w:t>
+            </w:r>
+            <w:r>
+              <w:rPr>
+                <w:rFonts w:ascii="宋体" w:hAnsi="宋体" w:eastAsia="宋体" w:cs="宋体"/>
+                <w:spacing w:val="-2"/>
                 <w:sz w:val="24"/>
                 <w:szCs w:val="24"/>
-                <w:lang w:eastAsia="zh-CN"/>
-              </w:rPr>
-            </w:pPr>
-            <w:r>
-              <w:rPr>
-                <w:rFonts w:ascii="宋体" w:eastAsia="宋体" w:hAnsi="宋体" w:cs="宋体" w:hint="eastAsia"/>
-                <w:sz w:val="20"/>
-                <w:szCs w:val="20"/>
-                <w:lang w:eastAsia="zh-CN"/>
-              </w:rPr>
-              <w:t>孙光莉</w:t>
-            </w:r>
-            <w:r>
-              <w:rPr>
-                <w:rFonts w:ascii="宋体" w:eastAsia="宋体" w:hAnsi="宋体" w:cs="宋体"/>
+              </w:rPr>
+              <w:t>2025.</w:t>
+            </w:r>
+            <w:r>
+              <w:rPr>
+                <w:rFonts w:hint="eastAsia" w:ascii="宋体" w:hAnsi="宋体" w:eastAsia="宋体" w:cs="宋体"/>
                 <w:spacing w:val="-2"/>
                 <w:sz w:val="24"/>
                 <w:szCs w:val="24"/>
-              </w:rPr>
-              <w:t>2025.</w:t>
-            </w:r>
-            <w:r>
-              <w:rPr>
-                <w:rFonts w:ascii="宋体" w:eastAsia="宋体" w:hAnsi="宋体" w:cs="宋体" w:hint="eastAsia"/>
+                <w:lang w:eastAsia="zh-CN"/>
+              </w:rPr>
+              <w:t>1</w:t>
+            </w:r>
+            <w:r>
+              <w:rPr>
+                <w:rFonts w:hint="eastAsia" w:ascii="宋体" w:hAnsi="宋体" w:eastAsia="宋体" w:cs="宋体"/>
                 <w:spacing w:val="-2"/>
                 <w:sz w:val="24"/>
                 <w:szCs w:val="24"/>
-                <w:lang w:eastAsia="zh-CN"/>
-              </w:rPr>
-              <w:t>10</w:t>
-            </w:r>
-            <w:r>
-              <w:rPr>
-                <w:rFonts w:ascii="宋体" w:eastAsia="宋体" w:hAnsi="宋体" w:cs="宋体"/>
+                <w:lang w:val="en-US" w:eastAsia="zh-CN"/>
+              </w:rPr>
+              <w:t>2</w:t>
+            </w:r>
+            <w:bookmarkStart w:id="5" w:name="_GoBack"/>
+            <w:bookmarkEnd w:id="5"/>
+            <w:r>
+              <w:rPr>
+                <w:rFonts w:ascii="宋体" w:hAnsi="宋体" w:eastAsia="宋体" w:cs="宋体"/>
                 <w:spacing w:val="-2"/>
                 <w:sz w:val="24"/>
                 <w:szCs w:val="24"/>
@@ -2417,7 +2494,7 @@
             </w:r>
             <w:r>
               <w:rPr>
-                <w:rFonts w:ascii="宋体" w:eastAsia="宋体" w:hAnsi="宋体" w:cs="宋体" w:hint="eastAsia"/>
+                <w:rFonts w:hint="eastAsia" w:ascii="宋体" w:hAnsi="宋体" w:eastAsia="宋体" w:cs="宋体"/>
                 <w:spacing w:val="-2"/>
                 <w:sz w:val="24"/>
                 <w:szCs w:val="24"/>
@@ -2429,68 +2506,59 @@
         </w:tc>
       </w:tr>
       <w:tr>
+        <w:tblPrEx>
+          <w:tblBorders>
+            <w:top w:val="none" w:color="000000" w:sz="2" w:space="0"/>
+            <w:left w:val="none" w:color="000000" w:sz="2" w:space="0"/>
+            <w:bottom w:val="none" w:color="000000" w:sz="2" w:space="0"/>
+            <w:right w:val="none" w:color="000000" w:sz="2" w:space="0"/>
+            <w:insideH w:val="none" w:color="000000" w:sz="2" w:space="0"/>
+            <w:insideV w:val="none" w:color="000000" w:sz="2" w:space="0"/>
+          </w:tblBorders>
+          <w:tblCellMar>
+            <w:top w:w="0" w:type="dxa"/>
+            <w:left w:w="0" w:type="dxa"/>
+            <w:bottom w:w="0" w:type="dxa"/>
+            <w:right w:w="0" w:type="dxa"/>
+          </w:tblCellMar>
+        </w:tblPrEx>
         <w:trPr>
-          <w:trHeight w:val="2840"/>
+          <w:trHeight w:val="0" w:hRule="atLeast"/>
+          <w:jc w:val="center"/>
         </w:trPr>
         <w:tc>
           <w:tcPr>
-            <w:tcW w:w="1275" w:type="dxa"/>
-          </w:tcPr>
-          <w:p>
-            <w:pPr>
-              <w:pStyle w:val="TableText"/>
-              <w:rPr>
-                <w:rFonts w:hint="eastAsia"/>
-              </w:rPr>
-            </w:pPr>
-          </w:p>
-          <w:p>
-            <w:pPr>
-              <w:pStyle w:val="TableText"/>
-              <w:rPr>
-                <w:rFonts w:hint="eastAsia"/>
-              </w:rPr>
-            </w:pPr>
-          </w:p>
-          <w:p>
-            <w:pPr>
-              <w:pStyle w:val="TableText"/>
-              <w:rPr>
-                <w:rFonts w:hint="eastAsia"/>
-              </w:rPr>
-            </w:pPr>
-          </w:p>
-          <w:p>
-            <w:pPr>
-              <w:pStyle w:val="TableText"/>
-              <w:spacing w:line="241" w:lineRule="auto"/>
-              <w:rPr>
-                <w:rFonts w:hint="eastAsia"/>
-              </w:rPr>
-            </w:pPr>
-          </w:p>
-          <w:p>
-            <w:pPr>
-              <w:pStyle w:val="TableText"/>
-              <w:spacing w:line="241" w:lineRule="auto"/>
-              <w:rPr>
-                <w:rFonts w:hint="eastAsia"/>
-              </w:rPr>
-            </w:pPr>
-          </w:p>
-          <w:p>
-            <w:pPr>
-              <w:spacing w:before="78" w:line="220" w:lineRule="auto"/>
-              <w:ind w:left="163"/>
-              <w:rPr>
-                <w:rFonts w:ascii="宋体" w:eastAsia="宋体" w:hAnsi="宋体" w:cs="宋体" w:hint="eastAsia"/>
+            <w:tcW w:w="1555" w:type="dxa"/>
+            <w:tcBorders>
+              <w:top w:val="single" w:color="auto" w:sz="4" w:space="0"/>
+              <w:left w:val="single" w:color="auto" w:sz="12" w:space="0"/>
+              <w:bottom w:val="single" w:color="auto" w:sz="12" w:space="0"/>
+              <w:right w:val="nil"/>
+            </w:tcBorders>
+            <w:noWrap w:val="0"/>
+            <w:tcMar>
+              <w:top w:w="-1" w:type="dxa"/>
+              <w:left w:w="-1" w:type="dxa"/>
+              <w:bottom w:w="-1" w:type="dxa"/>
+              <w:right w:w="-1" w:type="dxa"/>
+            </w:tcMar>
+            <w:vAlign w:val="center"/>
+          </w:tcPr>
+          <w:p>
+            <w:pPr>
+              <w:snapToGrid w:val="0"/>
+              <w:spacing w:before="78" w:line="240" w:lineRule="auto"/>
+              <w:ind w:left="0" w:leftChars="0" w:right="0" w:rightChars="0" w:firstLine="0" w:firstLineChars="0"/>
+              <w:jc w:val="center"/>
+              <w:rPr>
+                <w:rFonts w:hint="eastAsia" w:ascii="宋体" w:hAnsi="宋体" w:eastAsia="宋体" w:cs="宋体"/>
                 <w:sz w:val="24"/>
                 <w:szCs w:val="24"/>
               </w:rPr>
             </w:pPr>
             <w:r>
               <w:rPr>
-                <w:rFonts w:ascii="宋体" w:eastAsia="宋体" w:hAnsi="宋体" w:cs="宋体"/>
+                <w:rFonts w:ascii="宋体" w:hAnsi="宋体" w:eastAsia="宋体" w:cs="宋体"/>
                 <w:b/>
                 <w:bCs/>
                 <w:spacing w:val="-5"/>
@@ -2503,80 +2571,69 @@
         </w:tc>
         <w:tc>
           <w:tcPr>
-            <w:tcW w:w="1307" w:type="dxa"/>
-          </w:tcPr>
-          <w:p>
-            <w:pPr>
-              <w:pStyle w:val="TableText"/>
-              <w:spacing w:line="262" w:lineRule="auto"/>
-              <w:rPr>
-                <w:rFonts w:hint="eastAsia"/>
-              </w:rPr>
-            </w:pPr>
-          </w:p>
-          <w:p>
-            <w:pPr>
-              <w:pStyle w:val="TableText"/>
-              <w:spacing w:line="262" w:lineRule="auto"/>
-              <w:rPr>
-                <w:rFonts w:hint="eastAsia"/>
-              </w:rPr>
-            </w:pPr>
-          </w:p>
-          <w:p>
-            <w:pPr>
-              <w:pStyle w:val="TableText"/>
-              <w:spacing w:line="262" w:lineRule="auto"/>
-              <w:rPr>
-                <w:rFonts w:hint="eastAsia"/>
-              </w:rPr>
-            </w:pPr>
-          </w:p>
-          <w:p>
-            <w:pPr>
-              <w:pStyle w:val="TableText"/>
-              <w:spacing w:line="262" w:lineRule="auto"/>
-              <w:rPr>
-                <w:rFonts w:hint="eastAsia"/>
-              </w:rPr>
-            </w:pPr>
-          </w:p>
-          <w:p>
-            <w:pPr>
-              <w:spacing w:before="78" w:line="242" w:lineRule="auto"/>
-              <w:ind w:left="179" w:right="119" w:hanging="73"/>
-              <w:rPr>
-                <w:rFonts w:ascii="宋体" w:eastAsia="宋体" w:hAnsi="宋体" w:cs="宋体" w:hint="eastAsia"/>
+            <w:tcW w:w="846" w:type="dxa"/>
+            <w:tcBorders>
+              <w:top w:val="single" w:color="auto" w:sz="4" w:space="0"/>
+              <w:left w:val="single" w:color="auto" w:sz="4" w:space="0"/>
+              <w:bottom w:val="single" w:color="auto" w:sz="12" w:space="0"/>
+              <w:right w:val="nil"/>
+            </w:tcBorders>
+            <w:noWrap w:val="0"/>
+            <w:tcMar>
+              <w:top w:w="-1" w:type="dxa"/>
+              <w:left w:w="-1" w:type="dxa"/>
+              <w:bottom w:w="-1" w:type="dxa"/>
+              <w:right w:w="-1" w:type="dxa"/>
+            </w:tcMar>
+            <w:vAlign w:val="center"/>
+          </w:tcPr>
+          <w:p>
+            <w:pPr>
+              <w:snapToGrid w:val="0"/>
+              <w:spacing w:before="78" w:line="240" w:lineRule="auto"/>
+              <w:ind w:left="0" w:leftChars="0" w:right="0" w:rightChars="0" w:firstLine="0" w:firstLineChars="0"/>
+              <w:jc w:val="center"/>
+              <w:rPr>
+                <w:rFonts w:hint="eastAsia" w:ascii="宋体" w:hAnsi="宋体" w:eastAsia="宋体" w:cs="宋体"/>
                 <w:sz w:val="24"/>
                 <w:szCs w:val="24"/>
               </w:rPr>
             </w:pPr>
             <w:r>
+              <w:rPr>
+                <w:rFonts w:ascii="宋体" w:eastAsia="宋体"/>
+                <w:sz w:val="24"/>
+              </w:rPr>
               <w:t>Grafana</w:t>
             </w:r>
           </w:p>
         </w:tc>
         <w:tc>
           <w:tcPr>
-            <w:tcW w:w="1887" w:type="dxa"/>
-          </w:tcPr>
-          <w:p>
-            <w:pPr>
-              <w:pStyle w:val="TableText"/>
-              <w:spacing w:line="269" w:lineRule="auto"/>
-              <w:rPr>
-                <w:rFonts w:hint="eastAsia"/>
-                <w:lang w:eastAsia="zh-CN"/>
-              </w:rPr>
-            </w:pPr>
-          </w:p>
-          <w:p>
-            <w:pPr>
-              <w:spacing w:before="78" w:line="241" w:lineRule="auto"/>
-              <w:ind w:left="111" w:right="105" w:firstLine="1"/>
-              <w:jc w:val="both"/>
-              <w:rPr>
-                <w:rFonts w:ascii="宋体" w:eastAsia="宋体" w:hAnsi="宋体" w:cs="宋体" w:hint="eastAsia"/>
+            <w:tcW w:w="1840" w:type="dxa"/>
+            <w:tcBorders>
+              <w:top w:val="single" w:color="auto" w:sz="4" w:space="0"/>
+              <w:left w:val="single" w:color="auto" w:sz="4" w:space="0"/>
+              <w:bottom w:val="single" w:color="auto" w:sz="12" w:space="0"/>
+              <w:right w:val="nil"/>
+            </w:tcBorders>
+            <w:noWrap w:val="0"/>
+            <w:tcMar>
+              <w:top w:w="-1" w:type="dxa"/>
+              <w:left w:w="-1" w:type="dxa"/>
+              <w:bottom w:w="-1" w:type="dxa"/>
+              <w:right w:w="-1" w:type="dxa"/>
+            </w:tcMar>
+            <w:vAlign w:val="center"/>
+          </w:tcPr>
+          <w:p>
+            <w:pPr>
+              <w:snapToGrid w:val="0"/>
+              <w:spacing w:before="78" w:line="240" w:lineRule="auto"/>
+              <w:ind w:left="0" w:leftChars="0" w:right="0" w:rightChars="0" w:firstLine="0" w:firstLineChars="0"/>
+              <w:jc w:val="center"/>
+              <w:rPr>
+                <w:rFonts w:hint="eastAsia" w:ascii="宋体" w:hAnsi="宋体" w:eastAsia="宋体" w:cs="宋体"/>
                 <w:sz w:val="24"/>
                 <w:szCs w:val="24"/>
                 <w:lang w:eastAsia="zh-CN"/>
@@ -2584,7 +2641,7 @@
             </w:pPr>
             <w:r>
               <w:rPr>
-                <w:rFonts w:ascii="宋体" w:eastAsia="宋体" w:hAnsi="宋体" w:cs="宋体"/>
+                <w:rFonts w:ascii="宋体" w:hAnsi="宋体" w:eastAsia="宋体" w:cs="宋体"/>
                 <w:spacing w:val="-3"/>
                 <w:sz w:val="24"/>
                 <w:szCs w:val="24"/>
@@ -2594,7 +2651,7 @@
             </w:r>
             <w:r>
               <w:rPr>
-                <w:rFonts w:ascii="宋体" w:eastAsia="宋体" w:hAnsi="宋体" w:cs="宋体"/>
+                <w:rFonts w:ascii="宋体" w:hAnsi="宋体" w:eastAsia="宋体" w:cs="宋体"/>
                 <w:spacing w:val="15"/>
                 <w:sz w:val="24"/>
                 <w:szCs w:val="24"/>
@@ -2604,7 +2661,7 @@
             </w:r>
             <w:r>
               <w:rPr>
-                <w:rFonts w:ascii="宋体" w:eastAsia="宋体" w:hAnsi="宋体" w:cs="宋体"/>
+                <w:rFonts w:ascii="宋体" w:hAnsi="宋体" w:eastAsia="宋体" w:cs="宋体"/>
                 <w:spacing w:val="-47"/>
                 <w:sz w:val="24"/>
                 <w:szCs w:val="24"/>
@@ -2614,7 +2671,7 @@
             </w:r>
             <w:r>
               <w:rPr>
-                <w:rFonts w:ascii="宋体" w:eastAsia="宋体" w:hAnsi="宋体" w:cs="宋体"/>
+                <w:rFonts w:ascii="宋体" w:hAnsi="宋体" w:eastAsia="宋体" w:cs="宋体"/>
                 <w:spacing w:val="15"/>
                 <w:sz w:val="24"/>
                 <w:szCs w:val="24"/>
@@ -2624,7 +2681,7 @@
             </w:r>
             <w:r>
               <w:rPr>
-                <w:rFonts w:ascii="宋体" w:eastAsia="宋体" w:hAnsi="宋体" w:cs="宋体"/>
+                <w:rFonts w:ascii="宋体" w:hAnsi="宋体" w:eastAsia="宋体" w:cs="宋体"/>
                 <w:spacing w:val="-60"/>
                 <w:sz w:val="24"/>
                 <w:szCs w:val="24"/>
@@ -2634,7 +2691,7 @@
             </w:r>
             <w:r>
               <w:rPr>
-                <w:rFonts w:ascii="宋体" w:eastAsia="宋体" w:hAnsi="宋体" w:cs="宋体"/>
+                <w:rFonts w:ascii="宋体" w:hAnsi="宋体" w:eastAsia="宋体" w:cs="宋体"/>
                 <w:spacing w:val="15"/>
                 <w:sz w:val="24"/>
                 <w:szCs w:val="24"/>
@@ -2644,7 +2701,7 @@
             </w:r>
             <w:r>
               <w:rPr>
-                <w:rFonts w:ascii="宋体" w:eastAsia="宋体" w:hAnsi="宋体" w:cs="宋体"/>
+                <w:rFonts w:ascii="宋体" w:hAnsi="宋体" w:eastAsia="宋体" w:cs="宋体"/>
                 <w:spacing w:val="-3"/>
                 <w:sz w:val="24"/>
                 <w:szCs w:val="24"/>
@@ -2654,7 +2711,7 @@
             </w:r>
             <w:r>
               <w:rPr>
-                <w:rFonts w:ascii="宋体" w:eastAsia="宋体" w:hAnsi="宋体" w:cs="宋体"/>
+                <w:rFonts w:ascii="宋体" w:hAnsi="宋体" w:eastAsia="宋体" w:cs="宋体"/>
                 <w:spacing w:val="-2"/>
                 <w:sz w:val="24"/>
                 <w:szCs w:val="24"/>
@@ -2666,171 +2723,97 @@
         </w:tc>
         <w:tc>
           <w:tcPr>
-            <w:tcW w:w="3530" w:type="dxa"/>
-          </w:tcPr>
-          <w:p>
-            <w:pPr>
-              <w:pStyle w:val="ad"/>
+            <w:tcW w:w="5250" w:type="dxa"/>
+            <w:tcBorders>
+              <w:top w:val="single" w:color="auto" w:sz="4" w:space="0"/>
+              <w:left w:val="single" w:color="auto" w:sz="4" w:space="0"/>
+              <w:bottom w:val="single" w:color="auto" w:sz="12" w:space="0"/>
+              <w:right w:val="nil"/>
+            </w:tcBorders>
+            <w:noWrap w:val="0"/>
+            <w:tcMar>
+              <w:top w:w="-1" w:type="dxa"/>
+              <w:left w:w="-1" w:type="dxa"/>
+              <w:bottom w:w="-1" w:type="dxa"/>
+              <w:right w:w="-1" w:type="dxa"/>
+            </w:tcMar>
+            <w:vAlign w:val="center"/>
+          </w:tcPr>
+          <w:p>
+            <w:pPr>
               <w:numPr>
                 <w:ilvl w:val="0"/>
                 <w:numId w:val="3"/>
               </w:numPr>
-              <w:ind w:firstLineChars="0"/>
-            </w:pPr>
-            <w:r>
-              <w:rPr>
-                <w:rFonts w:hint="eastAsia"/>
-              </w:rPr>
-              <w:t>“科技枣安”智慧低空应急服务项目</w:t>
-            </w:r>
-          </w:p>
-          <w:p>
-            <w:pPr>
-              <w:pStyle w:val="ad"/>
+              <w:ind w:left="425" w:leftChars="0" w:hanging="425" w:firstLineChars="0"/>
+              <w:rPr>
+                <w:rFonts w:hint="eastAsia" w:ascii="Arial" w:hAnsi="Arial" w:eastAsia="Arial" w:cs="Arial"/>
+                <w:lang w:val="en-US" w:eastAsia="zh-CN"/>
+              </w:rPr>
+            </w:pPr>
+            <w:r>
+              <w:rPr>
+                <w:rFonts w:hint="eastAsia" w:ascii="Arial" w:hAnsi="Arial" w:eastAsia="Arial" w:cs="Arial"/>
+                <w:lang w:val="en-US" w:eastAsia="zh-CN"/>
+              </w:rPr>
+              <w:t>陕西华龙制药有限公司SPS产品支持服务</w:t>
+            </w:r>
+          </w:p>
+          <w:p>
+            <w:pPr>
               <w:numPr>
                 <w:ilvl w:val="0"/>
                 <w:numId w:val="3"/>
               </w:numPr>
-              <w:ind w:firstLineChars="0"/>
-            </w:pPr>
-            <w:r>
-              <w:rPr>
-                <w:rFonts w:hint="eastAsia"/>
-              </w:rPr>
-              <w:t>蒙阴建设项目</w:t>
-            </w:r>
-            <w:r>
-              <w:rPr>
-                <w:rFonts w:hint="eastAsia"/>
-              </w:rPr>
-              <w:t>(</w:t>
-            </w:r>
-            <w:r>
-              <w:rPr>
-                <w:rFonts w:hint="eastAsia"/>
-              </w:rPr>
-              <w:t>一期</w:t>
-            </w:r>
-            <w:r>
-              <w:rPr>
-                <w:rFonts w:hint="eastAsia"/>
-              </w:rPr>
-              <w:t>)</w:t>
-            </w:r>
-            <w:r>
-              <w:rPr>
-                <w:rFonts w:hint="eastAsia"/>
-              </w:rPr>
-              <w:t>第三标段智慧“两山”</w:t>
-            </w:r>
-            <w:proofErr w:type="gramStart"/>
-            <w:r>
-              <w:rPr>
-                <w:rFonts w:hint="eastAsia"/>
-              </w:rPr>
-              <w:t>孪生城市</w:t>
-            </w:r>
-            <w:proofErr w:type="gramEnd"/>
-            <w:r>
-              <w:rPr>
-                <w:rFonts w:hint="eastAsia"/>
-              </w:rPr>
-              <w:t>建设</w:t>
-            </w:r>
-          </w:p>
-          <w:p>
-            <w:pPr>
-              <w:pStyle w:val="ad"/>
-              <w:numPr>
-                <w:ilvl w:val="0"/>
-                <w:numId w:val="3"/>
-              </w:numPr>
-              <w:tabs>
-                <w:tab w:val="left" w:pos="6200"/>
-              </w:tabs>
-              <w:ind w:firstLineChars="0"/>
-              <w:rPr>
-                <w:rFonts w:ascii="宋体" w:hAnsi="宋体" w:cs="宋体" w:hint="eastAsia"/>
+              <w:ind w:left="425" w:leftChars="0" w:hanging="425" w:firstLineChars="0"/>
+              <w:rPr>
+                <w:rFonts w:hint="eastAsia" w:ascii="宋体" w:hAnsi="宋体" w:eastAsia="宋体" w:cs="宋体"/>
+                <w:sz w:val="24"/>
                 <w:szCs w:val="24"/>
               </w:rPr>
             </w:pPr>
             <w:r>
-              <w:t>烟台林海</w:t>
-            </w:r>
-            <w:proofErr w:type="gramStart"/>
-            <w:r>
-              <w:t>嵎峡田综合体</w:t>
-            </w:r>
-            <w:proofErr w:type="gramEnd"/>
-            <w:r>
-              <w:t>智慧农业大数据平台建设项目</w:t>
-            </w:r>
-          </w:p>
-        </w:tc>
-        <w:tc>
-          <w:tcPr>
-            <w:tcW w:w="1986" w:type="dxa"/>
-          </w:tcPr>
-          <w:p>
-            <w:pPr>
-              <w:pStyle w:val="TableText"/>
-              <w:rPr>
-                <w:rFonts w:hint="eastAsia"/>
-                <w:lang w:eastAsia="zh-CN"/>
-              </w:rPr>
-            </w:pPr>
-          </w:p>
-          <w:p>
-            <w:pPr>
-              <w:pStyle w:val="TableText"/>
-              <w:rPr>
-                <w:rFonts w:hint="eastAsia"/>
-                <w:lang w:eastAsia="zh-CN"/>
-              </w:rPr>
-            </w:pPr>
-          </w:p>
-          <w:p>
-            <w:pPr>
-              <w:pStyle w:val="TableText"/>
-              <w:rPr>
-                <w:rFonts w:hint="eastAsia"/>
-                <w:lang w:eastAsia="zh-CN"/>
-              </w:rPr>
-            </w:pPr>
-          </w:p>
-          <w:p>
-            <w:pPr>
-              <w:pStyle w:val="TableText"/>
-              <w:spacing w:line="241" w:lineRule="auto"/>
-              <w:rPr>
-                <w:rFonts w:hint="eastAsia"/>
-                <w:lang w:eastAsia="zh-CN"/>
-              </w:rPr>
-            </w:pPr>
-          </w:p>
-          <w:p>
-            <w:pPr>
-              <w:pStyle w:val="TableText"/>
-              <w:spacing w:line="241" w:lineRule="auto"/>
-              <w:rPr>
-                <w:rFonts w:hint="eastAsia"/>
-                <w:lang w:eastAsia="zh-CN"/>
-              </w:rPr>
-            </w:pPr>
-          </w:p>
-          <w:p>
-            <w:pPr>
-              <w:spacing w:before="78" w:line="221" w:lineRule="auto"/>
-              <w:ind w:left="521"/>
-              <w:rPr>
-                <w:rFonts w:ascii="宋体" w:eastAsia="宋体" w:hAnsi="宋体" w:cs="宋体" w:hint="eastAsia"/>
+              <w:rPr>
+                <w:rFonts w:hint="eastAsia" w:ascii="Arial" w:hAnsi="Arial" w:eastAsia="Arial" w:cs="Arial"/>
+                <w:lang w:val="en-US" w:eastAsia="zh-CN"/>
+              </w:rPr>
+              <w:t>陕西心特软食品有限责任公司信息化系统建设与辅导项目</w:t>
+            </w:r>
+          </w:p>
+        </w:tc>
+        <w:tc>
+          <w:tcPr>
+            <w:tcW w:w="1149" w:type="dxa"/>
+            <w:tcBorders>
+              <w:top w:val="single" w:color="auto" w:sz="4" w:space="0"/>
+              <w:left w:val="single" w:color="auto" w:sz="4" w:space="0"/>
+              <w:bottom w:val="single" w:color="auto" w:sz="12" w:space="0"/>
+              <w:right w:val="nil"/>
+            </w:tcBorders>
+            <w:noWrap w:val="0"/>
+            <w:tcMar>
+              <w:top w:w="-1" w:type="dxa"/>
+              <w:left w:w="-1" w:type="dxa"/>
+              <w:bottom w:w="-1" w:type="dxa"/>
+              <w:right w:w="-1" w:type="dxa"/>
+            </w:tcMar>
+            <w:vAlign w:val="center"/>
+          </w:tcPr>
+          <w:p>
+            <w:pPr>
+              <w:snapToGrid w:val="0"/>
+              <w:spacing w:before="78" w:line="240" w:lineRule="auto"/>
+              <w:ind w:left="0" w:leftChars="0" w:right="0" w:rightChars="0" w:firstLine="0" w:firstLineChars="0"/>
+              <w:jc w:val="center"/>
+              <w:rPr>
+                <w:rFonts w:hint="eastAsia" w:ascii="宋体" w:hAnsi="宋体" w:eastAsia="宋体" w:cs="宋体"/>
                 <w:sz w:val="24"/>
                 <w:szCs w:val="24"/>
               </w:rPr>
             </w:pPr>
             <w:r>
               <w:rPr>
-                <w:rFonts w:ascii="宋体" w:eastAsia="宋体" w:hAnsi="宋体" w:cs="宋体"/>
+                <w:rFonts w:ascii="宋体" w:hAnsi="宋体" w:eastAsia="宋体" w:cs="宋体"/>
                 <w:spacing w:val="-3"/>
                 <w:sz w:val="24"/>
                 <w:szCs w:val="24"/>
@@ -2841,15 +2824,30 @@
         </w:tc>
         <w:tc>
           <w:tcPr>
-            <w:tcW w:w="3196" w:type="dxa"/>
-          </w:tcPr>
-          <w:p>
-            <w:pPr>
-              <w:spacing w:before="40" w:line="237" w:lineRule="auto"/>
-              <w:ind w:left="115" w:right="103"/>
-              <w:jc w:val="both"/>
-              <w:rPr>
-                <w:rFonts w:ascii="宋体" w:eastAsia="宋体" w:hAnsi="宋体" w:cs="宋体" w:hint="eastAsia"/>
+            <w:tcW w:w="2330" w:type="dxa"/>
+            <w:tcBorders>
+              <w:top w:val="single" w:color="auto" w:sz="4" w:space="0"/>
+              <w:left w:val="single" w:color="auto" w:sz="4" w:space="0"/>
+              <w:bottom w:val="single" w:color="auto" w:sz="12" w:space="0"/>
+              <w:right w:val="nil"/>
+            </w:tcBorders>
+            <w:noWrap w:val="0"/>
+            <w:tcMar>
+              <w:top w:w="-1" w:type="dxa"/>
+              <w:left w:w="-1" w:type="dxa"/>
+              <w:bottom w:w="-1" w:type="dxa"/>
+              <w:right w:w="-1" w:type="dxa"/>
+            </w:tcMar>
+            <w:vAlign w:val="center"/>
+          </w:tcPr>
+          <w:p>
+            <w:pPr>
+              <w:snapToGrid w:val="0"/>
+              <w:spacing w:before="40" w:line="240" w:lineRule="auto"/>
+              <w:ind w:left="0" w:leftChars="0" w:right="0" w:rightChars="0" w:firstLine="0" w:firstLineChars="0"/>
+              <w:jc w:val="center"/>
+              <w:rPr>
+                <w:rFonts w:hint="eastAsia" w:ascii="宋体" w:hAnsi="宋体" w:eastAsia="宋体" w:cs="宋体"/>
                 <w:sz w:val="24"/>
                 <w:szCs w:val="24"/>
                 <w:lang w:eastAsia="zh-CN"/>
@@ -2857,7 +2855,7 @@
             </w:pPr>
             <w:r>
               <w:rPr>
-                <w:rFonts w:ascii="宋体" w:eastAsia="宋体" w:hAnsi="宋体" w:cs="宋体"/>
+                <w:rFonts w:ascii="宋体" w:hAnsi="宋体" w:eastAsia="宋体" w:cs="宋体"/>
                 <w:spacing w:val="7"/>
                 <w:sz w:val="24"/>
                 <w:szCs w:val="24"/>
@@ -2867,7 +2865,7 @@
             </w:r>
             <w:r>
               <w:rPr>
-                <w:rFonts w:ascii="宋体" w:eastAsia="宋体" w:hAnsi="宋体" w:cs="宋体" w:hint="eastAsia"/>
+                <w:rFonts w:hint="eastAsia" w:ascii="宋体" w:hAnsi="宋体" w:eastAsia="宋体" w:cs="宋体"/>
                 <w:spacing w:val="7"/>
                 <w:sz w:val="24"/>
                 <w:szCs w:val="24"/>
@@ -2879,54 +2877,30 @@
         </w:tc>
         <w:tc>
           <w:tcPr>
-            <w:tcW w:w="1343" w:type="dxa"/>
-          </w:tcPr>
-          <w:p>
-            <w:pPr>
-              <w:pStyle w:val="TableText"/>
-              <w:spacing w:line="261" w:lineRule="auto"/>
-              <w:rPr>
-                <w:rFonts w:hint="eastAsia"/>
-                <w:lang w:eastAsia="zh-CN"/>
-              </w:rPr>
-            </w:pPr>
-          </w:p>
-          <w:p>
-            <w:pPr>
-              <w:pStyle w:val="TableText"/>
-              <w:spacing w:line="262" w:lineRule="auto"/>
-              <w:rPr>
-                <w:rFonts w:hint="eastAsia"/>
-                <w:lang w:eastAsia="zh-CN"/>
-              </w:rPr>
-            </w:pPr>
-          </w:p>
-          <w:p>
-            <w:pPr>
-              <w:pStyle w:val="TableText"/>
-              <w:spacing w:line="262" w:lineRule="auto"/>
-              <w:rPr>
-                <w:rFonts w:hint="eastAsia"/>
-                <w:lang w:eastAsia="zh-CN"/>
-              </w:rPr>
-            </w:pPr>
-          </w:p>
-          <w:p>
-            <w:pPr>
-              <w:pStyle w:val="TableText"/>
-              <w:spacing w:line="262" w:lineRule="auto"/>
-              <w:rPr>
-                <w:rFonts w:hint="eastAsia"/>
-                <w:lang w:eastAsia="zh-CN"/>
-              </w:rPr>
-            </w:pPr>
-          </w:p>
-          <w:p>
-            <w:pPr>
-              <w:spacing w:before="26" w:line="239" w:lineRule="auto"/>
-              <w:ind w:left="120"/>
-              <w:rPr>
-                <w:rFonts w:ascii="宋体" w:eastAsia="宋体" w:hAnsi="宋体" w:cs="宋体" w:hint="eastAsia"/>
+            <w:tcW w:w="1227" w:type="dxa"/>
+            <w:tcBorders>
+              <w:top w:val="single" w:color="auto" w:sz="4" w:space="0"/>
+              <w:left w:val="single" w:color="auto" w:sz="4" w:space="0"/>
+              <w:bottom w:val="single" w:color="auto" w:sz="12" w:space="0"/>
+              <w:right w:val="single" w:color="auto" w:sz="12" w:space="0"/>
+            </w:tcBorders>
+            <w:noWrap w:val="0"/>
+            <w:tcMar>
+              <w:top w:w="-1" w:type="dxa"/>
+              <w:left w:w="-1" w:type="dxa"/>
+              <w:bottom w:w="-1" w:type="dxa"/>
+              <w:right w:w="-1" w:type="dxa"/>
+            </w:tcMar>
+            <w:vAlign w:val="center"/>
+          </w:tcPr>
+          <w:p>
+            <w:pPr>
+              <w:snapToGrid w:val="0"/>
+              <w:spacing w:before="26" w:line="240" w:lineRule="auto"/>
+              <w:ind w:left="0" w:leftChars="0" w:right="0" w:rightChars="0" w:firstLine="0" w:firstLineChars="0"/>
+              <w:jc w:val="center"/>
+              <w:rPr>
+                <w:rFonts w:hint="eastAsia" w:ascii="宋体" w:hAnsi="宋体" w:eastAsia="宋体" w:cs="宋体"/>
                 <w:sz w:val="24"/>
                 <w:szCs w:val="24"/>
                 <w:lang w:eastAsia="zh-CN"/>
@@ -2934,44 +2908,55 @@
             </w:pPr>
             <w:r>
               <w:rPr>
-                <w:rFonts w:ascii="宋体" w:eastAsia="宋体" w:hAnsi="宋体" w:cs="宋体" w:hint="eastAsia"/>
-                <w:sz w:val="20"/>
-                <w:szCs w:val="20"/>
-                <w:lang w:eastAsia="zh-CN"/>
-              </w:rPr>
-              <w:t>孙光莉</w:t>
-            </w:r>
-            <w:r>
-              <w:rPr>
-                <w:rFonts w:ascii="宋体" w:eastAsia="宋体" w:hAnsi="宋体" w:cs="宋体"/>
+                <w:rFonts w:hint="eastAsia" w:ascii="宋体" w:hAnsi="宋体" w:eastAsia="宋体" w:cs="宋体"/>
                 <w:spacing w:val="-2"/>
                 <w:sz w:val="24"/>
                 <w:szCs w:val="24"/>
+                <w:lang w:val="en-US" w:eastAsia="zh-CN"/>
+              </w:rPr>
+              <w:t>王潇</w:t>
+            </w:r>
+            <w:r>
+              <w:rPr>
+                <w:rFonts w:ascii="宋体" w:hAnsi="宋体" w:eastAsia="宋体" w:cs="宋体"/>
+                <w:spacing w:val="-2"/>
+                <w:sz w:val="24"/>
+                <w:szCs w:val="24"/>
               </w:rPr>
               <w:t>2025.</w:t>
             </w:r>
             <w:r>
               <w:rPr>
-                <w:rFonts w:ascii="宋体" w:eastAsia="宋体" w:hAnsi="宋体" w:cs="宋体" w:hint="eastAsia"/>
+                <w:rFonts w:hint="eastAsia" w:ascii="宋体" w:hAnsi="宋体" w:eastAsia="宋体" w:cs="宋体"/>
                 <w:spacing w:val="-2"/>
                 <w:sz w:val="24"/>
                 <w:szCs w:val="24"/>
                 <w:lang w:eastAsia="zh-CN"/>
               </w:rPr>
-              <w:t>10</w:t>
-            </w:r>
-            <w:r>
-              <w:rPr>
-                <w:rFonts w:ascii="宋体" w:eastAsia="宋体" w:hAnsi="宋体" w:cs="宋体"/>
+              <w:t>1</w:t>
+            </w:r>
+            <w:r>
+              <w:rPr>
+                <w:rFonts w:hint="eastAsia" w:ascii="宋体" w:hAnsi="宋体" w:eastAsia="宋体" w:cs="宋体"/>
                 <w:spacing w:val="-2"/>
                 <w:sz w:val="24"/>
                 <w:szCs w:val="24"/>
+                <w:lang w:val="en-US" w:eastAsia="zh-CN"/>
+              </w:rPr>
+              <w:t>2</w:t>
+            </w:r>
+            <w:r>
+              <w:rPr>
+                <w:rFonts w:ascii="宋体" w:hAnsi="宋体" w:eastAsia="宋体" w:cs="宋体"/>
+                <w:spacing w:val="-2"/>
+                <w:sz w:val="24"/>
+                <w:szCs w:val="24"/>
               </w:rPr>
               <w:t>.</w:t>
             </w:r>
             <w:r>
               <w:rPr>
-                <w:rFonts w:ascii="宋体" w:eastAsia="宋体" w:hAnsi="宋体" w:cs="宋体" w:hint="eastAsia"/>
+                <w:rFonts w:hint="eastAsia" w:ascii="宋体" w:hAnsi="宋体" w:eastAsia="宋体" w:cs="宋体"/>
                 <w:spacing w:val="-2"/>
                 <w:sz w:val="24"/>
                 <w:szCs w:val="24"/>
@@ -2985,69 +2970,31 @@
     </w:tbl>
     <w:p>
       <w:pPr>
-        <w:pStyle w:val="ad"/>
-        <w:ind w:firstLineChars="0" w:firstLine="0"/>
+        <w:pStyle w:val="29"/>
+        <w:ind w:firstLine="0" w:firstLineChars="0"/>
       </w:pPr>
       <w:bookmarkStart w:id="3" w:name="bookmark14"/>
+      <w:bookmarkEnd w:id="3"/>
       <w:bookmarkStart w:id="4" w:name="bookmark3"/>
-      <w:bookmarkEnd w:id="3"/>
       <w:bookmarkEnd w:id="4"/>
     </w:p>
     <w:sectPr>
       <w:pgSz w:w="16838" w:h="11906" w:orient="landscape"/>
       <w:pgMar w:top="1800" w:right="1417" w:bottom="1800" w:left="1440" w:header="1140" w:footer="992" w:gutter="0"/>
-      <w:cols w:space="425"/>
-      <w:docGrid w:type="lines" w:linePitch="312"/>
+      <w:cols w:space="425" w:num="1"/>
+      <w:docGrid w:type="lines" w:linePitch="312" w:charSpace="0"/>
     </w:sectPr>
   </w:body>
 </w:document>
 </file>
 
-<file path=word/endnotes.xml><?xml version="1.0" encoding="utf-8"?>
-<w:endnotes xmlns:wpc="http://schemas.microsoft.com/office/word/2010/wordprocessingCanvas" xmlns:cx="http://schemas.microsoft.com/office/drawing/2014/chartex" xmlns:cx1="http://schemas.microsoft.com/office/drawing/2015/9/8/chartex" xmlns:cx2="http://schemas.microsoft.com/office/drawing/2015/10/21/chartex" xmlns:cx3="http://schemas.microsoft.com/office/drawing/2016/5/9/chartex" xmlns:cx4="http://schemas.microsoft.com/office/drawing/2016/5/10/chartex" xmlns:cx5="http://schemas.microsoft.com/office/drawing/2016/5/11/chartex" xmlns:cx6="http://schemas.microsoft.com/office/drawing/2016/5/12/chartex" xmlns:cx7="http://schemas.microsoft.com/office/drawing/2016/5/13/chartex" xmlns:cx8="http://schemas.microsoft.com/office/drawing/2016/5/14/chartex" xmlns:mc="http://schemas.openxmlformats.org/markup-compatibility/2006" xmlns:aink="http://schemas.microsoft.com/office/drawing/2016/ink" xmlns:am3d="http://schemas.microsoft.com/office/drawing/2017/model3d" xmlns:o="urn:schemas-microsoft-com:office:office" xmlns:oel="http://schemas.microsoft.com/office/2019/extlst" xmlns:r="http://schemas.openxmlformats.org/officeDocument/2006/relationships" xmlns:m="http://schemas.openxmlformats.org/officeDocument/2006/math" xmlns:v="urn:schemas-microsoft-com:vml" xmlns:wp14="http://schemas.microsoft.com/office/word/2010/wordprocessingDrawing" xmlns:wp="http://schemas.openxmlformats.org/drawingml/2006/wordprocessingDrawing" xmlns:w10="urn:schemas-microsoft-com:office:word" xmlns:w="http://schemas.openxmlformats.org/wordprocessingml/2006/main" xmlns:w14="http://schemas.microsoft.com/office/word/2010/wordml" xmlns:w15="http://schemas.microsoft.com/office/word/2012/wordml" xmlns:w16cex="http://schemas.microsoft.com/office/word/2018/wordml/cex" xmlns:w16cid="http://schemas.microsoft.com/office/word/2016/wordml/cid" xmlns:w16="http://schemas.microsoft.com/office/word/2018/wordml" xmlns:w16du="http://schemas.microsoft.com/office/word/2023/wordml/word16du" xmlns:w16sdtdh="http://schemas.microsoft.com/office/word/2020/wordml/sdtdatahash" xmlns:w16sdtfl="http://schemas.microsoft.com/office/word/2024/wordml/sdtformatlock" xmlns:w16se="http://schemas.microsoft.com/office/word/2015/wordml/symex" xmlns:wpg="http://schemas.microsoft.com/office/word/2010/wordprocessingGroup" xmlns:wpi="http://schemas.microsoft.com/office/word/2010/wordprocessingInk" xmlns:wne="http://schemas.microsoft.com/office/word/2006/wordml" xmlns:wps="http://schemas.microsoft.com/office/word/2010/wordprocessingShape" mc:Ignorable="w14 w15 w16se w16cid w16 w16cex w16sdtdh w16sdtfl w16du wp14">
-  <w:endnote w:type="separator" w:id="-1">
-    <w:p>
-      <w:r>
-        <w:separator/>
-      </w:r>
-    </w:p>
-  </w:endnote>
-  <w:endnote w:type="continuationSeparator" w:id="0">
-    <w:p>
-      <w:r>
-        <w:continuationSeparator/>
-      </w:r>
-    </w:p>
-  </w:endnote>
-</w:endnotes>
-</file>
-
-<file path=word/footnotes.xml><?xml version="1.0" encoding="utf-8"?>
-<w:footnotes xmlns:wpc="http://schemas.microsoft.com/office/word/2010/wordprocessingCanvas" xmlns:cx="http://schemas.microsoft.com/office/drawing/2014/chartex" xmlns:cx1="http://schemas.microsoft.com/office/drawing/2015/9/8/chartex" xmlns:cx2="http://schemas.microsoft.com/office/drawing/2015/10/21/chartex" xmlns:cx3="http://schemas.microsoft.com/office/drawing/2016/5/9/chartex" xmlns:cx4="http://schemas.microsoft.com/office/drawing/2016/5/10/chartex" xmlns:cx5="http://schemas.microsoft.com/office/drawing/2016/5/11/chartex" xmlns:cx6="http://schemas.microsoft.com/office/drawing/2016/5/12/chartex" xmlns:cx7="http://schemas.microsoft.com/office/drawing/2016/5/13/chartex" xmlns:cx8="http://schemas.microsoft.com/office/drawing/2016/5/14/chartex" xmlns:mc="http://schemas.openxmlformats.org/markup-compatibility/2006" xmlns:aink="http://schemas.microsoft.com/office/drawing/2016/ink" xmlns:am3d="http://schemas.microsoft.com/office/drawing/2017/model3d" xmlns:o="urn:schemas-microsoft-com:office:office" xmlns:oel="http://schemas.microsoft.com/office/2019/extlst" xmlns:r="http://schemas.openxmlformats.org/officeDocument/2006/relationships" xmlns:m="http://schemas.openxmlformats.org/officeDocument/2006/math" xmlns:v="urn:schemas-microsoft-com:vml" xmlns:wp14="http://schemas.microsoft.com/office/word/2010/wordprocessingDrawing" xmlns:wp="http://schemas.openxmlformats.org/drawingml/2006/wordprocessingDrawing" xmlns:w10="urn:schemas-microsoft-com:office:word" xmlns:w="http://schemas.openxmlformats.org/wordprocessingml/2006/main" xmlns:w14="http://schemas.microsoft.com/office/word/2010/wordml" xmlns:w15="http://schemas.microsoft.com/office/word/2012/wordml" xmlns:w16cex="http://schemas.microsoft.com/office/word/2018/wordml/cex" xmlns:w16cid="http://schemas.microsoft.com/office/word/2016/wordml/cid" xmlns:w16="http://schemas.microsoft.com/office/word/2018/wordml" xmlns:w16du="http://schemas.microsoft.com/office/word/2023/wordml/word16du" xmlns:w16sdtdh="http://schemas.microsoft.com/office/word/2020/wordml/sdtdatahash" xmlns:w16sdtfl="http://schemas.microsoft.com/office/word/2024/wordml/sdtformatlock" xmlns:w16se="http://schemas.microsoft.com/office/word/2015/wordml/symex" xmlns:wpg="http://schemas.microsoft.com/office/word/2010/wordprocessingGroup" xmlns:wpi="http://schemas.microsoft.com/office/word/2010/wordprocessingInk" xmlns:wne="http://schemas.microsoft.com/office/word/2006/wordml" xmlns:wps="http://schemas.microsoft.com/office/word/2010/wordprocessingShape" mc:Ignorable="w14 w15 w16se w16cid w16 w16cex w16sdtdh w16sdtfl w16du wp14">
-  <w:footnote w:type="separator" w:id="-1">
-    <w:p>
-      <w:r>
-        <w:separator/>
-      </w:r>
-    </w:p>
-  </w:footnote>
-  <w:footnote w:type="continuationSeparator" w:id="0">
-    <w:p>
-      <w:r>
-        <w:continuationSeparator/>
-      </w:r>
-    </w:p>
-  </w:footnote>
-</w:footnotes>
-</file>
-
 <file path=word/header1.xml><?xml version="1.0" encoding="utf-8"?>
-<w:hdr xmlns:wpc="http://schemas.microsoft.com/office/word/2010/wordprocessingCanvas" xmlns:cx="http://schemas.microsoft.com/office/drawing/2014/chartex" xmlns:cx1="http://schemas.microsoft.com/office/drawing/2015/9/8/chartex" xmlns:cx2="http://schemas.microsoft.com/office/drawing/2015/10/21/chartex" xmlns:cx3="http://schemas.microsoft.com/office/drawing/2016/5/9/chartex" xmlns:cx4="http://schemas.microsoft.com/office/drawing/2016/5/10/chartex" xmlns:cx5="http://schemas.microsoft.com/office/drawing/2016/5/11/chartex" xmlns:cx6="http://schemas.microsoft.com/office/drawing/2016/5/12/chartex" xmlns:cx7="http://schemas.microsoft.com/office/drawing/2016/5/13/chartex" xmlns:cx8="http://schemas.microsoft.com/office/drawing/2016/5/14/chartex" xmlns:mc="http://schemas.openxmlformats.org/markup-compatibility/2006" xmlns:aink="http://schemas.microsoft.com/office/drawing/2016/ink" xmlns:am3d="http://schemas.microsoft.com/office/drawing/2017/model3d" xmlns:o="urn:schemas-microsoft-com:office:office" xmlns:oel="http://schemas.microsoft.com/office/2019/extlst" xmlns:r="http://schemas.openxmlformats.org/officeDocument/2006/relationships" xmlns:m="http://schemas.openxmlformats.org/officeDocument/2006/math" xmlns:v="urn:schemas-microsoft-com:vml" xmlns:wp14="http://schemas.microsoft.com/office/word/2010/wordprocessingDrawing" xmlns:wp="http://schemas.openxmlformats.org/drawingml/2006/wordprocessingDrawing" xmlns:w10="urn:schemas-microsoft-com:office:word" xmlns:w="http://schemas.openxmlformats.org/wordprocessingml/2006/main" xmlns:w14="http://schemas.microsoft.com/office/word/2010/wordml" xmlns:w15="http://schemas.microsoft.com/office/word/2012/wordml" xmlns:w16cex="http://schemas.microsoft.com/office/word/2018/wordml/cex" xmlns:w16cid="http://schemas.microsoft.com/office/word/2016/wordml/cid" xmlns:w16="http://schemas.microsoft.com/office/word/2018/wordml" xmlns:w16du="http://schemas.microsoft.com/office/word/2023/wordml/word16du" xmlns:w16sdtdh="http://schemas.microsoft.com/office/word/2020/wordml/sdtdatahash" xmlns:w16sdtfl="http://schemas.microsoft.com/office/word/2024/wordml/sdtformatlock" xmlns:w16se="http://schemas.microsoft.com/office/word/2015/wordml/symex" xmlns:wpg="http://schemas.microsoft.com/office/word/2010/wordprocessingGroup" xmlns:wpi="http://schemas.microsoft.com/office/word/2010/wordprocessingInk" xmlns:wne="http://schemas.microsoft.com/office/word/2006/wordml" xmlns:wps="http://schemas.microsoft.com/office/word/2010/wordprocessingShape" mc:Ignorable="w14 w15 w16se w16cid w16 w16cex w16sdtdh w16sdtfl w16du wp14">
+<w:hdr xmlns:wpc="http://schemas.microsoft.com/office/word/2010/wordprocessingCanvas" xmlns:mc="http://schemas.openxmlformats.org/markup-compatibility/2006" xmlns:o="urn:schemas-microsoft-com:office:office" xmlns:r="http://schemas.openxmlformats.org/officeDocument/2006/relationships" xmlns:m="http://schemas.openxmlformats.org/officeDocument/2006/math" xmlns:v="urn:schemas-microsoft-com:vml" xmlns:wp14="http://schemas.microsoft.com/office/word/2010/wordprocessingDrawing" xmlns:wp="http://schemas.openxmlformats.org/drawingml/2006/wordprocessingDrawing" xmlns:w10="urn:schemas-microsoft-com:office:word" xmlns:w="http://schemas.openxmlformats.org/wordprocessingml/2006/main" xmlns:w14="http://schemas.microsoft.com/office/word/2010/wordml" xmlns:w15="http://schemas.microsoft.com/office/word/2012/wordml" xmlns:wpg="http://schemas.microsoft.com/office/word/2010/wordprocessingGroup" xmlns:wpi="http://schemas.microsoft.com/office/word/2010/wordprocessingInk" xmlns:wne="http://schemas.microsoft.com/office/word/2006/wordml" xmlns:wps="http://schemas.microsoft.com/office/word/2010/wordprocessingShape" xmlns:wpsCustomData="http://www.wps.cn/officeDocument/2013/wpsCustomData" mc:Ignorable="w14 w15 wp14">
   <w:p>
     <w:pPr>
-      <w:pStyle w:val="a6"/>
+      <w:pStyle w:val="15"/>
       <w:pBdr>
-        <w:bottom w:val="single" w:sz="4" w:space="1" w:color="auto"/>
+        <w:bottom w:val="single" w:color="auto" w:sz="4" w:space="1"/>
       </w:pBdr>
       <w:jc w:val="right"/>
       <w:rPr>
@@ -3057,41 +3004,25 @@
     </w:pPr>
     <w:r>
       <w:rPr>
-        <w:rFonts w:eastAsiaTheme="minorEastAsia" w:hint="eastAsia"/>
+        <w:rFonts w:hint="eastAsia" w:eastAsiaTheme="minorEastAsia"/>
         <w:lang w:eastAsia="zh-CN"/>
       </w:rPr>
-      <w:t>陕西益利</w:t>
-    </w:r>
-    <w:proofErr w:type="gramStart"/>
-    <w:r>
-      <w:rPr>
-        <w:rFonts w:eastAsiaTheme="minorEastAsia" w:hint="eastAsia"/>
-        <w:lang w:eastAsia="zh-CN"/>
-      </w:rPr>
-      <w:t>德软件</w:t>
-    </w:r>
-    <w:proofErr w:type="gramEnd"/>
-    <w:r>
-      <w:rPr>
-        <w:rFonts w:eastAsiaTheme="minorEastAsia" w:hint="eastAsia"/>
-        <w:lang w:eastAsia="zh-CN"/>
-      </w:rPr>
-      <w:t>科技有限公司</w:t>
+      <w:t>陕西益利德软件科技有限公司</w:t>
     </w:r>
   </w:p>
 </w:hdr>
 </file>
 
 <file path=word/numbering.xml><?xml version="1.0" encoding="utf-8"?>
-<w:numbering xmlns:wpc="http://schemas.microsoft.com/office/word/2010/wordprocessingCanvas" xmlns:cx="http://schemas.microsoft.com/office/drawing/2014/chartex" xmlns:cx1="http://schemas.microsoft.com/office/drawing/2015/9/8/chartex" xmlns:cx2="http://schemas.microsoft.com/office/drawing/2015/10/21/chartex" xmlns:cx3="http://schemas.microsoft.com/office/drawing/2016/5/9/chartex" xmlns:cx4="http://schemas.microsoft.com/office/drawing/2016/5/10/chartex" xmlns:cx5="http://schemas.microsoft.com/office/drawing/2016/5/11/chartex" xmlns:cx6="http://schemas.microsoft.com/office/drawing/2016/5/12/chartex" xmlns:cx7="http://schemas.microsoft.com/office/drawing/2016/5/13/chartex" xmlns:cx8="http://schemas.microsoft.com/office/drawing/2016/5/14/chartex" xmlns:mc="http://schemas.openxmlformats.org/markup-compatibility/2006" xmlns:aink="http://schemas.microsoft.com/office/drawing/2016/ink" xmlns:am3d="http://schemas.microsoft.com/office/drawing/2017/model3d" xmlns:o="urn:schemas-microsoft-com:office:office" xmlns:oel="http://schemas.microsoft.com/office/2019/extlst" xmlns:r="http://schemas.openxmlformats.org/officeDocument/2006/relationships" xmlns:m="http://schemas.openxmlformats.org/officeDocument/2006/math" xmlns:v="urn:schemas-microsoft-com:vml" xmlns:wp14="http://schemas.microsoft.com/office/word/2010/wordprocessingDrawing" xmlns:wp="http://schemas.openxmlformats.org/drawingml/2006/wordprocessingDrawing" xmlns:w10="urn:schemas-microsoft-com:office:word" xmlns:w="http://schemas.openxmlformats.org/wordprocessingml/2006/main" xmlns:w14="http://schemas.microsoft.com/office/word/2010/wordml" xmlns:w15="http://schemas.microsoft.com/office/word/2012/wordml" xmlns:w16cex="http://schemas.microsoft.com/office/word/2018/wordml/cex" xmlns:w16cid="http://schemas.microsoft.com/office/word/2016/wordml/cid" xmlns:w16="http://schemas.microsoft.com/office/word/2018/wordml" xmlns:w16du="http://schemas.microsoft.com/office/word/2023/wordml/word16du" xmlns:w16sdtdh="http://schemas.microsoft.com/office/word/2020/wordml/sdtdatahash" xmlns:w16sdtfl="http://schemas.microsoft.com/office/word/2024/wordml/sdtformatlock" xmlns:w16se="http://schemas.microsoft.com/office/word/2015/wordml/symex" xmlns:wpg="http://schemas.microsoft.com/office/word/2010/wordprocessingGroup" xmlns:wpi="http://schemas.microsoft.com/office/word/2010/wordprocessingInk" xmlns:wne="http://schemas.microsoft.com/office/word/2006/wordml" xmlns:wps="http://schemas.microsoft.com/office/word/2010/wordprocessingShape" mc:Ignorable="w14 w15 w16se w16cid w16 w16cex w16sdtdh w16sdtfl w16du wp14">
-  <w:abstractNum w:abstractNumId="0" w15:restartNumberingAfterBreak="0">
+<w:numbering xmlns:wpc="http://schemas.microsoft.com/office/word/2010/wordprocessingCanvas" xmlns:mc="http://schemas.openxmlformats.org/markup-compatibility/2006" xmlns:o="urn:schemas-microsoft-com:office:office" xmlns:r="http://schemas.openxmlformats.org/officeDocument/2006/relationships" xmlns:m="http://schemas.openxmlformats.org/officeDocument/2006/math" xmlns:v="urn:schemas-microsoft-com:vml" xmlns:wp14="http://schemas.microsoft.com/office/word/2010/wordprocessingDrawing" xmlns:wp="http://schemas.openxmlformats.org/drawingml/2006/wordprocessingDrawing" xmlns:w10="urn:schemas-microsoft-com:office:word" xmlns:w="http://schemas.openxmlformats.org/wordprocessingml/2006/main" xmlns:w14="http://schemas.microsoft.com/office/word/2010/wordml" xmlns:wpg="http://schemas.microsoft.com/office/word/2010/wordprocessingGroup" xmlns:wpi="http://schemas.microsoft.com/office/word/2010/wordprocessingInk" xmlns:wne="http://schemas.microsoft.com/office/word/2006/wordml" xmlns:wps="http://schemas.microsoft.com/office/word/2010/wordprocessingShape" xmlns:wpsCustomData="http://www.wps.cn/officeDocument/2013/wpsCustomData" mc:Ignorable="w14 wp14">
+  <w:abstractNum w:abstractNumId="0">
     <w:nsid w:val="8E964DCE"/>
     <w:multiLevelType w:val="multilevel"/>
     <w:tmpl w:val="8E964DCE"/>
-    <w:lvl w:ilvl="0">
+    <w:lvl w:ilvl="0" w:tentative="0">
       <w:start w:val="1"/>
       <w:numFmt w:val="decimal"/>
-      <w:pStyle w:val="1"/>
+      <w:pStyle w:val="2"/>
       <w:lvlText w:val="%1."/>
       <w:lvlJc w:val="left"/>
       <w:pPr>
@@ -3101,10 +3032,10 @@
         <w:rFonts w:hint="default"/>
       </w:rPr>
     </w:lvl>
-    <w:lvl w:ilvl="1">
+    <w:lvl w:ilvl="1" w:tentative="0">
       <w:start w:val="1"/>
       <w:numFmt w:val="decimal"/>
-      <w:pStyle w:val="2"/>
+      <w:pStyle w:val="3"/>
       <w:lvlText w:val="%1.%2."/>
       <w:lvlJc w:val="left"/>
       <w:pPr>
@@ -3114,10 +3045,10 @@
         <w:rFonts w:hint="default"/>
       </w:rPr>
     </w:lvl>
-    <w:lvl w:ilvl="2">
+    <w:lvl w:ilvl="2" w:tentative="0">
       <w:start w:val="1"/>
       <w:numFmt w:val="decimal"/>
-      <w:pStyle w:val="3"/>
+      <w:pStyle w:val="4"/>
       <w:lvlText w:val="%1.%2.%3."/>
       <w:lvlJc w:val="left"/>
       <w:pPr>
@@ -3127,10 +3058,10 @@
         <w:rFonts w:hint="default"/>
       </w:rPr>
     </w:lvl>
-    <w:lvl w:ilvl="3">
+    <w:lvl w:ilvl="3" w:tentative="0">
       <w:start w:val="1"/>
       <w:numFmt w:val="decimal"/>
-      <w:pStyle w:val="4"/>
+      <w:pStyle w:val="5"/>
       <w:lvlText w:val="%1.%2.%3.%4."/>
       <w:lvlJc w:val="left"/>
       <w:pPr>
@@ -3140,10 +3071,10 @@
         <w:rFonts w:hint="default"/>
       </w:rPr>
     </w:lvl>
-    <w:lvl w:ilvl="4">
+    <w:lvl w:ilvl="4" w:tentative="0">
       <w:start w:val="1"/>
       <w:numFmt w:val="decimal"/>
-      <w:pStyle w:val="5"/>
+      <w:pStyle w:val="6"/>
       <w:lvlText w:val="%1.%2.%3.%4.%5."/>
       <w:lvlJc w:val="left"/>
       <w:pPr>
@@ -3153,10 +3084,10 @@
         <w:rFonts w:hint="default"/>
       </w:rPr>
     </w:lvl>
-    <w:lvl w:ilvl="5">
+    <w:lvl w:ilvl="5" w:tentative="0">
       <w:start w:val="1"/>
       <w:numFmt w:val="decimal"/>
-      <w:pStyle w:val="6"/>
+      <w:pStyle w:val="7"/>
       <w:lvlText w:val="%1.%2.%3.%4.%5.%6."/>
       <w:lvlJc w:val="left"/>
       <w:pPr>
@@ -3166,10 +3097,10 @@
         <w:rFonts w:hint="default"/>
       </w:rPr>
     </w:lvl>
-    <w:lvl w:ilvl="6">
+    <w:lvl w:ilvl="6" w:tentative="0">
       <w:start w:val="1"/>
       <w:numFmt w:val="decimal"/>
-      <w:pStyle w:val="7"/>
+      <w:pStyle w:val="8"/>
       <w:lvlText w:val="%1.%2.%3.%4.%5.%6.%7."/>
       <w:lvlJc w:val="left"/>
       <w:pPr>
@@ -3179,10 +3110,10 @@
         <w:rFonts w:hint="default"/>
       </w:rPr>
     </w:lvl>
-    <w:lvl w:ilvl="7">
+    <w:lvl w:ilvl="7" w:tentative="0">
       <w:start w:val="1"/>
       <w:numFmt w:val="decimal"/>
-      <w:pStyle w:val="8"/>
+      <w:pStyle w:val="9"/>
       <w:lvlText w:val="%1.%2.%3.%4.%5.%6.%7.%8."/>
       <w:lvlJc w:val="left"/>
       <w:pPr>
@@ -3192,10 +3123,10 @@
         <w:rFonts w:hint="default"/>
       </w:rPr>
     </w:lvl>
-    <w:lvl w:ilvl="8">
+    <w:lvl w:ilvl="8" w:tentative="0">
       <w:start w:val="1"/>
       <w:numFmt w:val="decimal"/>
-      <w:pStyle w:val="9"/>
+      <w:pStyle w:val="10"/>
       <w:lvlText w:val="%1.%2.%3.%4.%5.%6.%7.%8.%9."/>
       <w:lvlJc w:val="left"/>
       <w:pPr>
@@ -3206,11 +3137,11 @@
       </w:rPr>
     </w:lvl>
   </w:abstractNum>
-  <w:abstractNum w:abstractNumId="1" w15:restartNumberingAfterBreak="0">
-    <w:nsid w:val="396FE178"/>
+  <w:abstractNum w:abstractNumId="1">
+    <w:nsid w:val="427F1B7A"/>
     <w:multiLevelType w:val="singleLevel"/>
-    <w:tmpl w:val="396FE178"/>
-    <w:lvl w:ilvl="0">
+    <w:tmpl w:val="427F1B7A"/>
+    <w:lvl w:ilvl="0" w:tentative="0">
       <w:start w:val="1"/>
       <w:numFmt w:val="decimal"/>
       <w:lvlText w:val="%1."/>
@@ -3223,11 +3154,11 @@
       </w:rPr>
     </w:lvl>
   </w:abstractNum>
-  <w:abstractNum w:abstractNumId="2" w15:restartNumberingAfterBreak="0">
-    <w:nsid w:val="662CB447"/>
+  <w:abstractNum w:abstractNumId="2">
+    <w:nsid w:val="56D9CC59"/>
     <w:multiLevelType w:val="singleLevel"/>
-    <w:tmpl w:val="662CB447"/>
-    <w:lvl w:ilvl="0">
+    <w:tmpl w:val="56D9CC59"/>
+    <w:lvl w:ilvl="0" w:tentative="0">
       <w:start w:val="1"/>
       <w:numFmt w:val="decimal"/>
       <w:lvlText w:val="%1."/>
@@ -3236,335 +3167,287 @@
         <w:ind w:left="425" w:hanging="425"/>
       </w:pPr>
       <w:rPr>
-        <w:rFonts w:ascii="Arial" w:hAnsi="Arial" w:cs="Arial" w:hint="default"/>
+        <w:rFonts w:hint="default"/>
       </w:rPr>
     </w:lvl>
   </w:abstractNum>
-  <w:num w:numId="1" w16cid:durableId="533885842">
+  <w:num w:numId="1">
     <w:abstractNumId w:val="0"/>
   </w:num>
-  <w:num w:numId="2" w16cid:durableId="154415743">
+  <w:num w:numId="2">
+    <w:abstractNumId w:val="1"/>
+  </w:num>
+  <w:num w:numId="3">
     <w:abstractNumId w:val="2"/>
-  </w:num>
-  <w:num w:numId="3" w16cid:durableId="1240870175">
-    <w:abstractNumId w:val="1"/>
   </w:num>
 </w:numbering>
 </file>
 
 <file path=word/styles.xml><?xml version="1.0" encoding="utf-8"?>
-<w:styles xmlns:mc="http://schemas.openxmlformats.org/markup-compatibility/2006" xmlns:r="http://schemas.openxmlformats.org/officeDocument/2006/relationships" xmlns:w="http://schemas.openxmlformats.org/wordprocessingml/2006/main" xmlns:w14="http://schemas.microsoft.com/office/word/2010/wordml" xmlns:w15="http://schemas.microsoft.com/office/word/2012/wordml" xmlns:w16cex="http://schemas.microsoft.com/office/word/2018/wordml/cex" xmlns:w16cid="http://schemas.microsoft.com/office/word/2016/wordml/cid" xmlns:w16="http://schemas.microsoft.com/office/word/2018/wordml" xmlns:w16du="http://schemas.microsoft.com/office/word/2023/wordml/word16du" xmlns:w16sdtdh="http://schemas.microsoft.com/office/word/2020/wordml/sdtdatahash" xmlns:w16sdtfl="http://schemas.microsoft.com/office/word/2024/wordml/sdtformatlock" xmlns:w16se="http://schemas.microsoft.com/office/word/2015/wordml/symex" mc:Ignorable="w14 w15 w16se w16cid w16 w16cex w16sdtdh w16sdtfl w16du">
+<w:styles xmlns:mc="http://schemas.openxmlformats.org/markup-compatibility/2006" xmlns:o="urn:schemas-microsoft-com:office:office" xmlns:r="http://schemas.openxmlformats.org/officeDocument/2006/relationships" xmlns:m="http://schemas.openxmlformats.org/officeDocument/2006/math" xmlns:v="urn:schemas-microsoft-com:vml" xmlns:w="http://schemas.openxmlformats.org/wordprocessingml/2006/main" xmlns:w14="http://schemas.microsoft.com/office/word/2010/wordml" xmlns:w10="urn:schemas-microsoft-com:office:word" xmlns:sl="http://schemas.openxmlformats.org/schemaLibrary/2006/main" xmlns:wpsCustomData="http://www.wps.cn/officeDocument/2013/wpsCustomData" mc:Ignorable="w14">
   <w:docDefaults>
     <w:rPrDefault>
       <w:rPr>
-        <w:rFonts w:ascii="Times New Roman" w:eastAsia="宋体" w:hAnsi="Times New Roman" w:cs="Times New Roman"/>
-        <w:lang w:val="en-US" w:eastAsia="zh-CN" w:bidi="ar-SA"/>
+        <w:rFonts w:ascii="Times New Roman" w:hAnsi="Times New Roman" w:eastAsia="宋体" w:cs="Times New Roman"/>
       </w:rPr>
     </w:rPrDefault>
     <w:pPrDefault/>
   </w:docDefaults>
-  <w:latentStyles w:defLockedState="0" w:defUIPriority="0" w:defSemiHidden="0" w:defUnhideWhenUsed="0" w:defQFormat="0" w:count="376">
-    <w:lsdException w:name="Normal" w:semiHidden="1" w:qFormat="1"/>
-    <w:lsdException w:name="heading 1" w:qFormat="1"/>
-    <w:lsdException w:name="heading 2" w:unhideWhenUsed="1" w:qFormat="1"/>
-    <w:lsdException w:name="heading 3" w:semiHidden="1" w:unhideWhenUsed="1" w:qFormat="1"/>
-    <w:lsdException w:name="heading 4" w:unhideWhenUsed="1" w:qFormat="1"/>
-    <w:lsdException w:name="heading 5" w:semiHidden="1" w:unhideWhenUsed="1" w:qFormat="1"/>
-    <w:lsdException w:name="heading 6" w:semiHidden="1" w:unhideWhenUsed="1" w:qFormat="1"/>
-    <w:lsdException w:name="heading 7" w:semiHidden="1" w:unhideWhenUsed="1" w:qFormat="1"/>
-    <w:lsdException w:name="heading 8" w:semiHidden="1" w:unhideWhenUsed="1" w:qFormat="1"/>
-    <w:lsdException w:name="heading 9" w:semiHidden="1" w:unhideWhenUsed="1" w:qFormat="1"/>
-    <w:lsdException w:name="toc 1" w:qFormat="1"/>
-    <w:lsdException w:name="toc 2" w:qFormat="1"/>
-    <w:lsdException w:name="toc 3" w:qFormat="1"/>
-    <w:lsdException w:name="annotation text" w:qFormat="1"/>
-    <w:lsdException w:name="header" w:qFormat="1"/>
-    <w:lsdException w:name="footer" w:qFormat="1"/>
-    <w:lsdException w:name="caption" w:semiHidden="1" w:unhideWhenUsed="1" w:qFormat="1"/>
-    <w:lsdException w:name="Title" w:qFormat="1"/>
-    <w:lsdException w:name="Default Paragraph Font" w:semiHidden="1" w:qFormat="1"/>
-    <w:lsdException w:name="Body Text" w:semiHidden="1" w:qFormat="1"/>
-    <w:lsdException w:name="Subtitle" w:qFormat="1"/>
-    <w:lsdException w:name="Note Heading" w:semiHidden="1" w:uiPriority="99" w:unhideWhenUsed="1"/>
-    <w:lsdException w:name="Strong" w:qFormat="1"/>
-    <w:lsdException w:name="Emphasis" w:qFormat="1"/>
-    <w:lsdException w:name="HTML Top of Form" w:semiHidden="1" w:uiPriority="99" w:unhideWhenUsed="1"/>
-    <w:lsdException w:name="HTML Bottom of Form" w:semiHidden="1" w:uiPriority="99" w:unhideWhenUsed="1"/>
-    <w:lsdException w:name="Normal (Web)" w:qFormat="1"/>
-    <w:lsdException w:name="Normal Table" w:semiHidden="1" w:unhideWhenUsed="1" w:qFormat="1"/>
-    <w:lsdException w:name="No List" w:semiHidden="1" w:uiPriority="99" w:unhideWhenUsed="1"/>
-    <w:lsdException w:name="Outline List 1" w:semiHidden="1" w:uiPriority="99" w:unhideWhenUsed="1"/>
-    <w:lsdException w:name="Outline List 2" w:semiHidden="1" w:uiPriority="99" w:unhideWhenUsed="1"/>
-    <w:lsdException w:name="Outline List 3" w:semiHidden="1" w:uiPriority="99" w:unhideWhenUsed="1"/>
-    <w:lsdException w:name="Table Simple 1" w:semiHidden="1" w:unhideWhenUsed="1"/>
-    <w:lsdException w:name="Table Simple 2" w:semiHidden="1" w:unhideWhenUsed="1"/>
-    <w:lsdException w:name="Table Simple 3" w:semiHidden="1" w:unhideWhenUsed="1"/>
-    <w:lsdException w:name="Table Classic 1" w:semiHidden="1" w:unhideWhenUsed="1"/>
-    <w:lsdException w:name="Table Classic 2" w:semiHidden="1" w:unhideWhenUsed="1"/>
-    <w:lsdException w:name="Table Classic 3" w:semiHidden="1" w:unhideWhenUsed="1"/>
-    <w:lsdException w:name="Table Classic 4" w:semiHidden="1" w:unhideWhenUsed="1"/>
-    <w:lsdException w:name="Table Colorful 1" w:semiHidden="1" w:unhideWhenUsed="1"/>
-    <w:lsdException w:name="Table Colorful 2" w:semiHidden="1" w:unhideWhenUsed="1"/>
-    <w:lsdException w:name="Table Colorful 3" w:semiHidden="1" w:unhideWhenUsed="1"/>
-    <w:lsdException w:name="Table Columns 1" w:semiHidden="1" w:unhideWhenUsed="1"/>
-    <w:lsdException w:name="Table Columns 2" w:semiHidden="1" w:unhideWhenUsed="1"/>
-    <w:lsdException w:name="Table Columns 3" w:semiHidden="1" w:unhideWhenUsed="1"/>
-    <w:lsdException w:name="Table Columns 4" w:semiHidden="1" w:unhideWhenUsed="1"/>
-    <w:lsdException w:name="Table Columns 5" w:semiHidden="1" w:unhideWhenUsed="1"/>
-    <w:lsdException w:name="Table Grid 1" w:semiHidden="1" w:unhideWhenUsed="1"/>
-    <w:lsdException w:name="Table Grid 2" w:semiHidden="1" w:unhideWhenUsed="1"/>
-    <w:lsdException w:name="Table Grid 3" w:semiHidden="1" w:unhideWhenUsed="1"/>
-    <w:lsdException w:name="Table Grid 4" w:semiHidden="1" w:unhideWhenUsed="1"/>
-    <w:lsdException w:name="Table Grid 5" w:semiHidden="1" w:unhideWhenUsed="1"/>
-    <w:lsdException w:name="Table Grid 6" w:semiHidden="1" w:unhideWhenUsed="1"/>
-    <w:lsdException w:name="Table Grid 7" w:semiHidden="1" w:unhideWhenUsed="1"/>
-    <w:lsdException w:name="Table Grid 8" w:semiHidden="1" w:unhideWhenUsed="1"/>
-    <w:lsdException w:name="Table List 1" w:semiHidden="1" w:unhideWhenUsed="1"/>
-    <w:lsdException w:name="Table List 2" w:semiHidden="1" w:unhideWhenUsed="1"/>
-    <w:lsdException w:name="Table List 3" w:semiHidden="1" w:unhideWhenUsed="1"/>
-    <w:lsdException w:name="Table List 4" w:semiHidden="1" w:unhideWhenUsed="1"/>
-    <w:lsdException w:name="Table List 5" w:semiHidden="1" w:unhideWhenUsed="1"/>
-    <w:lsdException w:name="Table List 6" w:semiHidden="1" w:unhideWhenUsed="1"/>
-    <w:lsdException w:name="Table List 7" w:semiHidden="1" w:unhideWhenUsed="1"/>
-    <w:lsdException w:name="Table List 8" w:semiHidden="1" w:unhideWhenUsed="1"/>
-    <w:lsdException w:name="Table 3D effects 1" w:semiHidden="1" w:unhideWhenUsed="1"/>
-    <w:lsdException w:name="Table 3D effects 2" w:semiHidden="1" w:unhideWhenUsed="1"/>
-    <w:lsdException w:name="Table 3D effects 3" w:semiHidden="1" w:unhideWhenUsed="1"/>
-    <w:lsdException w:name="Table Contemporary" w:semiHidden="1" w:unhideWhenUsed="1"/>
-    <w:lsdException w:name="Table Elegant" w:semiHidden="1" w:unhideWhenUsed="1"/>
-    <w:lsdException w:name="Table Professional" w:semiHidden="1" w:unhideWhenUsed="1"/>
-    <w:lsdException w:name="Table Subtle 1" w:semiHidden="1" w:unhideWhenUsed="1"/>
-    <w:lsdException w:name="Table Subtle 2" w:semiHidden="1" w:unhideWhenUsed="1"/>
-    <w:lsdException w:name="Table Web 1" w:semiHidden="1" w:unhideWhenUsed="1"/>
-    <w:lsdException w:name="Table Web 2" w:semiHidden="1" w:unhideWhenUsed="1"/>
-    <w:lsdException w:name="Table Web 3" w:semiHidden="1" w:unhideWhenUsed="1"/>
-    <w:lsdException w:name="Table Grid" w:qFormat="1"/>
-    <w:lsdException w:name="Table Theme" w:semiHidden="1" w:unhideWhenUsed="1"/>
-    <w:lsdException w:name="Placeholder Text" w:semiHidden="1" w:uiPriority="99" w:unhideWhenUsed="1"/>
-    <w:lsdException w:name="No Spacing" w:semiHidden="1" w:uiPriority="99" w:unhideWhenUsed="1"/>
-    <w:lsdException w:name="Light Shading" w:uiPriority="60"/>
-    <w:lsdException w:name="Light List" w:uiPriority="61"/>
-    <w:lsdException w:name="Light Grid" w:uiPriority="62"/>
-    <w:lsdException w:name="Medium Shading 1" w:uiPriority="63"/>
-    <w:lsdException w:name="Medium Shading 2" w:uiPriority="64"/>
-    <w:lsdException w:name="Medium List 1" w:uiPriority="65"/>
-    <w:lsdException w:name="Medium List 2" w:uiPriority="66"/>
-    <w:lsdException w:name="Medium Grid 1" w:uiPriority="67"/>
-    <w:lsdException w:name="Medium Grid 2" w:uiPriority="68"/>
-    <w:lsdException w:name="Medium Grid 3" w:uiPriority="69"/>
-    <w:lsdException w:name="Dark List" w:uiPriority="70"/>
-    <w:lsdException w:name="Colorful Shading" w:uiPriority="71"/>
-    <w:lsdException w:name="Colorful List" w:uiPriority="72"/>
-    <w:lsdException w:name="Colorful Grid" w:uiPriority="73"/>
-    <w:lsdException w:name="Light Shading Accent 1" w:uiPriority="60"/>
-    <w:lsdException w:name="Light List Accent 1" w:uiPriority="61"/>
-    <w:lsdException w:name="Light Grid Accent 1" w:uiPriority="62"/>
-    <w:lsdException w:name="Medium Shading 1 Accent 1" w:uiPriority="63"/>
-    <w:lsdException w:name="Medium Shading 2 Accent 1" w:uiPriority="64"/>
-    <w:lsdException w:name="Medium List 1 Accent 1" w:uiPriority="65"/>
-    <w:lsdException w:name="Revision" w:semiHidden="1" w:uiPriority="99" w:unhideWhenUsed="1"/>
-    <w:lsdException w:name="List Paragraph" w:semiHidden="1" w:uiPriority="99" w:unhideWhenUsed="1"/>
-    <w:lsdException w:name="Quote" w:semiHidden="1" w:uiPriority="99" w:unhideWhenUsed="1"/>
-    <w:lsdException w:name="Intense Quote" w:semiHidden="1" w:uiPriority="99" w:unhideWhenUsed="1"/>
-    <w:lsdException w:name="Medium List 2 Accent 1" w:uiPriority="66"/>
-    <w:lsdException w:name="Medium Grid 1 Accent 1" w:uiPriority="67"/>
-    <w:lsdException w:name="Medium Grid 2 Accent 1" w:uiPriority="68"/>
-    <w:lsdException w:name="Medium Grid 3 Accent 1" w:uiPriority="69"/>
-    <w:lsdException w:name="Dark List Accent 1" w:uiPriority="70"/>
-    <w:lsdException w:name="Colorful Shading Accent 1" w:uiPriority="71"/>
-    <w:lsdException w:name="Colorful List Accent 1" w:uiPriority="72"/>
-    <w:lsdException w:name="Colorful Grid Accent 1" w:uiPriority="73"/>
-    <w:lsdException w:name="Light Shading Accent 2" w:uiPriority="60"/>
-    <w:lsdException w:name="Light List Accent 2" w:uiPriority="61"/>
-    <w:lsdException w:name="Light Grid Accent 2" w:uiPriority="62"/>
-    <w:lsdException w:name="Medium Shading 1 Accent 2" w:uiPriority="63"/>
-    <w:lsdException w:name="Medium Shading 2 Accent 2" w:uiPriority="64"/>
-    <w:lsdException w:name="Medium List 1 Accent 2" w:uiPriority="65"/>
-    <w:lsdException w:name="Medium List 2 Accent 2" w:uiPriority="66"/>
-    <w:lsdException w:name="Medium Grid 1 Accent 2" w:uiPriority="67"/>
-    <w:lsdException w:name="Medium Grid 2 Accent 2" w:uiPriority="68"/>
-    <w:lsdException w:name="Medium Grid 3 Accent 2" w:uiPriority="69"/>
-    <w:lsdException w:name="Dark List Accent 2" w:uiPriority="70"/>
-    <w:lsdException w:name="Colorful Shading Accent 2" w:uiPriority="71"/>
-    <w:lsdException w:name="Colorful List Accent 2" w:uiPriority="72"/>
-    <w:lsdException w:name="Colorful Grid Accent 2" w:uiPriority="73"/>
-    <w:lsdException w:name="Light Shading Accent 3" w:uiPriority="60"/>
-    <w:lsdException w:name="Light List Accent 3" w:uiPriority="61"/>
-    <w:lsdException w:name="Light Grid Accent 3" w:uiPriority="62"/>
-    <w:lsdException w:name="Medium Shading 1 Accent 3" w:uiPriority="63"/>
-    <w:lsdException w:name="Medium Shading 2 Accent 3" w:uiPriority="64"/>
-    <w:lsdException w:name="Medium List 1 Accent 3" w:uiPriority="65"/>
-    <w:lsdException w:name="Medium List 2 Accent 3" w:uiPriority="66"/>
-    <w:lsdException w:name="Medium Grid 1 Accent 3" w:uiPriority="67"/>
-    <w:lsdException w:name="Medium Grid 2 Accent 3" w:uiPriority="68"/>
-    <w:lsdException w:name="Medium Grid 3 Accent 3" w:uiPriority="69"/>
-    <w:lsdException w:name="Dark List Accent 3" w:uiPriority="70"/>
-    <w:lsdException w:name="Colorful Shading Accent 3" w:uiPriority="71"/>
-    <w:lsdException w:name="Colorful List Accent 3" w:uiPriority="72"/>
-    <w:lsdException w:name="Colorful Grid Accent 3" w:uiPriority="73"/>
-    <w:lsdException w:name="Light Shading Accent 4" w:uiPriority="60"/>
-    <w:lsdException w:name="Light List Accent 4" w:uiPriority="61"/>
-    <w:lsdException w:name="Light Grid Accent 4" w:uiPriority="62"/>
-    <w:lsdException w:name="Medium Shading 1 Accent 4" w:uiPriority="63"/>
-    <w:lsdException w:name="Medium Shading 2 Accent 4" w:uiPriority="64"/>
-    <w:lsdException w:name="Medium List 1 Accent 4" w:uiPriority="65"/>
-    <w:lsdException w:name="Medium List 2 Accent 4" w:uiPriority="66"/>
-    <w:lsdException w:name="Medium Grid 1 Accent 4" w:uiPriority="67"/>
-    <w:lsdException w:name="Medium Grid 2 Accent 4" w:uiPriority="68"/>
-    <w:lsdException w:name="Medium Grid 3 Accent 4" w:uiPriority="69"/>
-    <w:lsdException w:name="Dark List Accent 4" w:uiPriority="70"/>
-    <w:lsdException w:name="Colorful Shading Accent 4" w:uiPriority="71"/>
-    <w:lsdException w:name="Colorful List Accent 4" w:uiPriority="72"/>
-    <w:lsdException w:name="Colorful Grid Accent 4" w:uiPriority="73"/>
-    <w:lsdException w:name="Light Shading Accent 5" w:uiPriority="60"/>
-    <w:lsdException w:name="Light List Accent 5" w:uiPriority="61"/>
-    <w:lsdException w:name="Light Grid Accent 5" w:uiPriority="62"/>
-    <w:lsdException w:name="Medium Shading 1 Accent 5" w:uiPriority="63"/>
-    <w:lsdException w:name="Medium Shading 2 Accent 5" w:uiPriority="64"/>
-    <w:lsdException w:name="Medium List 1 Accent 5" w:uiPriority="65"/>
-    <w:lsdException w:name="Medium List 2 Accent 5" w:uiPriority="66"/>
-    <w:lsdException w:name="Medium Grid 1 Accent 5" w:uiPriority="67"/>
-    <w:lsdException w:name="Medium Grid 2 Accent 5" w:uiPriority="68"/>
-    <w:lsdException w:name="Medium Grid 3 Accent 5" w:uiPriority="69"/>
-    <w:lsdException w:name="Dark List Accent 5" w:uiPriority="70"/>
-    <w:lsdException w:name="Colorful Shading Accent 5" w:uiPriority="71"/>
-    <w:lsdException w:name="Colorful List Accent 5" w:uiPriority="72"/>
-    <w:lsdException w:name="Colorful Grid Accent 5" w:uiPriority="73"/>
-    <w:lsdException w:name="Light Shading Accent 6" w:uiPriority="60"/>
-    <w:lsdException w:name="Light List Accent 6" w:uiPriority="61"/>
-    <w:lsdException w:name="Light Grid Accent 6" w:uiPriority="62"/>
-    <w:lsdException w:name="Medium Shading 1 Accent 6" w:uiPriority="63"/>
-    <w:lsdException w:name="Medium Shading 2 Accent 6" w:uiPriority="64"/>
-    <w:lsdException w:name="Medium List 1 Accent 6" w:uiPriority="65"/>
-    <w:lsdException w:name="Medium List 2 Accent 6" w:uiPriority="66"/>
-    <w:lsdException w:name="Medium Grid 1 Accent 6" w:uiPriority="67"/>
-    <w:lsdException w:name="Medium Grid 2 Accent 6" w:uiPriority="68"/>
-    <w:lsdException w:name="Medium Grid 3 Accent 6" w:uiPriority="69"/>
-    <w:lsdException w:name="Dark List Accent 6" w:uiPriority="70"/>
-    <w:lsdException w:name="Colorful Shading Accent 6" w:uiPriority="71"/>
-    <w:lsdException w:name="Colorful List Accent 6" w:uiPriority="72"/>
-    <w:lsdException w:name="Colorful Grid Accent 6" w:uiPriority="73"/>
-    <w:lsdException w:name="Subtle Emphasis" w:uiPriority="19" w:qFormat="1"/>
-    <w:lsdException w:name="Intense Emphasis" w:uiPriority="21" w:qFormat="1"/>
-    <w:lsdException w:name="Subtle Reference" w:uiPriority="31" w:qFormat="1"/>
-    <w:lsdException w:name="Intense Reference" w:uiPriority="32" w:qFormat="1"/>
-    <w:lsdException w:name="Book Title" w:uiPriority="33" w:qFormat="1"/>
-    <w:lsdException w:name="Bibliography" w:semiHidden="1" w:uiPriority="37" w:unhideWhenUsed="1"/>
-    <w:lsdException w:name="TOC Heading" w:semiHidden="1" w:uiPriority="39" w:unhideWhenUsed="1" w:qFormat="1"/>
-    <w:lsdException w:name="Plain Table 1" w:uiPriority="41"/>
-    <w:lsdException w:name="Plain Table 2" w:uiPriority="42"/>
-    <w:lsdException w:name="Plain Table 3" w:uiPriority="43"/>
-    <w:lsdException w:name="Plain Table 4" w:uiPriority="44"/>
-    <w:lsdException w:name="Plain Table 5" w:uiPriority="45"/>
-    <w:lsdException w:name="Grid Table Light" w:uiPriority="40"/>
-    <w:lsdException w:name="Grid Table 1 Light" w:uiPriority="46"/>
-    <w:lsdException w:name="Grid Table 2" w:uiPriority="47"/>
-    <w:lsdException w:name="Grid Table 3" w:uiPriority="48"/>
-    <w:lsdException w:name="Grid Table 4" w:uiPriority="49"/>
-    <w:lsdException w:name="Grid Table 5 Dark" w:uiPriority="50"/>
-    <w:lsdException w:name="Grid Table 6 Colorful" w:uiPriority="51"/>
-    <w:lsdException w:name="Grid Table 7 Colorful" w:uiPriority="52"/>
-    <w:lsdException w:name="Grid Table 1 Light Accent 1" w:uiPriority="46"/>
-    <w:lsdException w:name="Grid Table 2 Accent 1" w:uiPriority="47"/>
-    <w:lsdException w:name="Grid Table 3 Accent 1" w:uiPriority="48"/>
-    <w:lsdException w:name="Grid Table 4 Accent 1" w:uiPriority="49"/>
-    <w:lsdException w:name="Grid Table 5 Dark Accent 1" w:uiPriority="50"/>
-    <w:lsdException w:name="Grid Table 6 Colorful Accent 1" w:uiPriority="51"/>
-    <w:lsdException w:name="Grid Table 7 Colorful Accent 1" w:uiPriority="52"/>
-    <w:lsdException w:name="Grid Table 1 Light Accent 2" w:uiPriority="46"/>
-    <w:lsdException w:name="Grid Table 2 Accent 2" w:uiPriority="47"/>
-    <w:lsdException w:name="Grid Table 3 Accent 2" w:uiPriority="48"/>
-    <w:lsdException w:name="Grid Table 4 Accent 2" w:uiPriority="49"/>
-    <w:lsdException w:name="Grid Table 5 Dark Accent 2" w:uiPriority="50"/>
-    <w:lsdException w:name="Grid Table 6 Colorful Accent 2" w:uiPriority="51"/>
-    <w:lsdException w:name="Grid Table 7 Colorful Accent 2" w:uiPriority="52"/>
-    <w:lsdException w:name="Grid Table 1 Light Accent 3" w:uiPriority="46"/>
-    <w:lsdException w:name="Grid Table 2 Accent 3" w:uiPriority="47"/>
-    <w:lsdException w:name="Grid Table 3 Accent 3" w:uiPriority="48"/>
-    <w:lsdException w:name="Grid Table 4 Accent 3" w:uiPriority="49"/>
-    <w:lsdException w:name="Grid Table 5 Dark Accent 3" w:uiPriority="50"/>
-    <w:lsdException w:name="Grid Table 6 Colorful Accent 3" w:uiPriority="51"/>
-    <w:lsdException w:name="Grid Table 7 Colorful Accent 3" w:uiPriority="52"/>
-    <w:lsdException w:name="Grid Table 1 Light Accent 4" w:uiPriority="46"/>
-    <w:lsdException w:name="Grid Table 2 Accent 4" w:uiPriority="47"/>
-    <w:lsdException w:name="Grid Table 3 Accent 4" w:uiPriority="48"/>
-    <w:lsdException w:name="Grid Table 4 Accent 4" w:uiPriority="49"/>
-    <w:lsdException w:name="Grid Table 5 Dark Accent 4" w:uiPriority="50"/>
-    <w:lsdException w:name="Grid Table 6 Colorful Accent 4" w:uiPriority="51"/>
-    <w:lsdException w:name="Grid Table 7 Colorful Accent 4" w:uiPriority="52"/>
-    <w:lsdException w:name="Grid Table 1 Light Accent 5" w:uiPriority="46"/>
-    <w:lsdException w:name="Grid Table 2 Accent 5" w:uiPriority="47"/>
-    <w:lsdException w:name="Grid Table 3 Accent 5" w:uiPriority="48"/>
-    <w:lsdException w:name="Grid Table 4 Accent 5" w:uiPriority="49"/>
-    <w:lsdException w:name="Grid Table 5 Dark Accent 5" w:uiPriority="50"/>
-    <w:lsdException w:name="Grid Table 6 Colorful Accent 5" w:uiPriority="51"/>
-    <w:lsdException w:name="Grid Table 7 Colorful Accent 5" w:uiPriority="52"/>
-    <w:lsdException w:name="Grid Table 1 Light Accent 6" w:uiPriority="46"/>
-    <w:lsdException w:name="Grid Table 2 Accent 6" w:uiPriority="47"/>
-    <w:lsdException w:name="Grid Table 3 Accent 6" w:uiPriority="48"/>
-    <w:lsdException w:name="Grid Table 4 Accent 6" w:uiPriority="49"/>
-    <w:lsdException w:name="Grid Table 5 Dark Accent 6" w:uiPriority="50"/>
-    <w:lsdException w:name="Grid Table 6 Colorful Accent 6" w:uiPriority="51"/>
-    <w:lsdException w:name="Grid Table 7 Colorful Accent 6" w:uiPriority="52"/>
-    <w:lsdException w:name="List Table 1 Light" w:uiPriority="46"/>
-    <w:lsdException w:name="List Table 2" w:uiPriority="47"/>
-    <w:lsdException w:name="List Table 3" w:uiPriority="48"/>
-    <w:lsdException w:name="List Table 4" w:uiPriority="49"/>
-    <w:lsdException w:name="List Table 5 Dark" w:uiPriority="50"/>
-    <w:lsdException w:name="List Table 6 Colorful" w:uiPriority="51"/>
-    <w:lsdException w:name="List Table 7 Colorful" w:uiPriority="52"/>
-    <w:lsdException w:name="List Table 1 Light Accent 1" w:uiPriority="46"/>
-    <w:lsdException w:name="List Table 2 Accent 1" w:uiPriority="47"/>
-    <w:lsdException w:name="List Table 3 Accent 1" w:uiPriority="48"/>
-    <w:lsdException w:name="List Table 4 Accent 1" w:uiPriority="49"/>
-    <w:lsdException w:name="List Table 5 Dark Accent 1" w:uiPriority="50"/>
-    <w:lsdException w:name="List Table 6 Colorful Accent 1" w:uiPriority="51"/>
-    <w:lsdException w:name="List Table 7 Colorful Accent 1" w:uiPriority="52"/>
-    <w:lsdException w:name="List Table 1 Light Accent 2" w:uiPriority="46"/>
-    <w:lsdException w:name="List Table 2 Accent 2" w:uiPriority="47"/>
-    <w:lsdException w:name="List Table 3 Accent 2" w:uiPriority="48"/>
-    <w:lsdException w:name="List Table 4 Accent 2" w:uiPriority="49"/>
-    <w:lsdException w:name="List Table 5 Dark Accent 2" w:uiPriority="50"/>
-    <w:lsdException w:name="List Table 6 Colorful Accent 2" w:uiPriority="51"/>
-    <w:lsdException w:name="List Table 7 Colorful Accent 2" w:uiPriority="52"/>
-    <w:lsdException w:name="List Table 1 Light Accent 3" w:uiPriority="46"/>
-    <w:lsdException w:name="List Table 2 Accent 3" w:uiPriority="47"/>
-    <w:lsdException w:name="List Table 3 Accent 3" w:uiPriority="48"/>
-    <w:lsdException w:name="List Table 4 Accent 3" w:uiPriority="49"/>
-    <w:lsdException w:name="List Table 5 Dark Accent 3" w:uiPriority="50"/>
-    <w:lsdException w:name="List Table 6 Colorful Accent 3" w:uiPriority="51"/>
-    <w:lsdException w:name="List Table 7 Colorful Accent 3" w:uiPriority="52"/>
-    <w:lsdException w:name="List Table 1 Light Accent 4" w:uiPriority="46"/>
-    <w:lsdException w:name="List Table 2 Accent 4" w:uiPriority="47"/>
-    <w:lsdException w:name="List Table 3 Accent 4" w:uiPriority="48"/>
-    <w:lsdException w:name="List Table 4 Accent 4" w:uiPriority="49"/>
-    <w:lsdException w:name="List Table 5 Dark Accent 4" w:uiPriority="50"/>
-    <w:lsdException w:name="List Table 6 Colorful Accent 4" w:uiPriority="51"/>
-    <w:lsdException w:name="List Table 7 Colorful Accent 4" w:uiPriority="52"/>
-    <w:lsdException w:name="List Table 1 Light Accent 5" w:uiPriority="46"/>
-    <w:lsdException w:name="List Table 2 Accent 5" w:uiPriority="47"/>
-    <w:lsdException w:name="List Table 3 Accent 5" w:uiPriority="48"/>
-    <w:lsdException w:name="List Table 4 Accent 5" w:uiPriority="49"/>
-    <w:lsdException w:name="List Table 5 Dark Accent 5" w:uiPriority="50"/>
-    <w:lsdException w:name="List Table 6 Colorful Accent 5" w:uiPriority="51"/>
-    <w:lsdException w:name="List Table 7 Colorful Accent 5" w:uiPriority="52"/>
-    <w:lsdException w:name="List Table 1 Light Accent 6" w:uiPriority="46"/>
-    <w:lsdException w:name="List Table 2 Accent 6" w:uiPriority="47"/>
-    <w:lsdException w:name="List Table 3 Accent 6" w:uiPriority="48"/>
-    <w:lsdException w:name="List Table 4 Accent 6" w:uiPriority="49"/>
-    <w:lsdException w:name="List Table 5 Dark Accent 6" w:uiPriority="50"/>
-    <w:lsdException w:name="List Table 6 Colorful Accent 6" w:uiPriority="51"/>
-    <w:lsdException w:name="List Table 7 Colorful Accent 6" w:uiPriority="52"/>
-    <w:lsdException w:name="Mention" w:semiHidden="1" w:uiPriority="99" w:unhideWhenUsed="1"/>
-    <w:lsdException w:name="Smart Hyperlink" w:semiHidden="1" w:uiPriority="99" w:unhideWhenUsed="1"/>
-    <w:lsdException w:name="Hashtag" w:semiHidden="1" w:uiPriority="99" w:unhideWhenUsed="1"/>
-    <w:lsdException w:name="Unresolved Mention" w:semiHidden="1" w:uiPriority="99" w:unhideWhenUsed="1"/>
-    <w:lsdException w:name="Smart Link" w:semiHidden="1" w:uiPriority="99" w:unhideWhenUsed="1"/>
+  <w:latentStyles w:count="260" w:defQFormat="0" w:defUnhideWhenUsed="1" w:defSemiHidden="1" w:defUIPriority="99" w:defLockedState="0">
+    <w:lsdException w:qFormat="1" w:unhideWhenUsed="0" w:uiPriority="0" w:name="Normal"/>
+    <w:lsdException w:qFormat="1" w:unhideWhenUsed="0" w:uiPriority="0" w:semiHidden="0" w:name="heading 1"/>
+    <w:lsdException w:qFormat="1" w:uiPriority="0" w:semiHidden="0" w:name="heading 2"/>
+    <w:lsdException w:qFormat="1" w:uiPriority="0" w:name="heading 3"/>
+    <w:lsdException w:qFormat="1" w:uiPriority="0" w:semiHidden="0" w:name="heading 4"/>
+    <w:lsdException w:qFormat="1" w:uiPriority="0" w:name="heading 5"/>
+    <w:lsdException w:qFormat="1" w:uiPriority="0" w:name="heading 6"/>
+    <w:lsdException w:qFormat="1" w:uiPriority="0" w:name="heading 7"/>
+    <w:lsdException w:qFormat="1" w:uiPriority="0" w:name="heading 8"/>
+    <w:lsdException w:qFormat="1" w:uiPriority="0" w:name="heading 9"/>
+    <w:lsdException w:unhideWhenUsed="0" w:uiPriority="0" w:semiHidden="0" w:name="index 1"/>
+    <w:lsdException w:unhideWhenUsed="0" w:uiPriority="0" w:semiHidden="0" w:name="index 2"/>
+    <w:lsdException w:unhideWhenUsed="0" w:uiPriority="0" w:semiHidden="0" w:name="index 3"/>
+    <w:lsdException w:unhideWhenUsed="0" w:uiPriority="0" w:semiHidden="0" w:name="index 4"/>
+    <w:lsdException w:unhideWhenUsed="0" w:uiPriority="0" w:semiHidden="0" w:name="index 5"/>
+    <w:lsdException w:unhideWhenUsed="0" w:uiPriority="0" w:semiHidden="0" w:name="index 6"/>
+    <w:lsdException w:unhideWhenUsed="0" w:uiPriority="0" w:semiHidden="0" w:name="index 7"/>
+    <w:lsdException w:unhideWhenUsed="0" w:uiPriority="0" w:semiHidden="0" w:name="index 8"/>
+    <w:lsdException w:unhideWhenUsed="0" w:uiPriority="0" w:semiHidden="0" w:name="index 9"/>
+    <w:lsdException w:qFormat="1" w:unhideWhenUsed="0" w:uiPriority="0" w:semiHidden="0" w:name="toc 1"/>
+    <w:lsdException w:qFormat="1" w:unhideWhenUsed="0" w:uiPriority="0" w:semiHidden="0" w:name="toc 2"/>
+    <w:lsdException w:qFormat="1" w:unhideWhenUsed="0" w:uiPriority="0" w:semiHidden="0" w:name="toc 3"/>
+    <w:lsdException w:unhideWhenUsed="0" w:uiPriority="0" w:semiHidden="0" w:name="toc 4"/>
+    <w:lsdException w:unhideWhenUsed="0" w:uiPriority="0" w:semiHidden="0" w:name="toc 5"/>
+    <w:lsdException w:unhideWhenUsed="0" w:uiPriority="0" w:semiHidden="0" w:name="toc 6"/>
+    <w:lsdException w:unhideWhenUsed="0" w:uiPriority="0" w:semiHidden="0" w:name="toc 7"/>
+    <w:lsdException w:unhideWhenUsed="0" w:uiPriority="0" w:semiHidden="0" w:name="toc 8"/>
+    <w:lsdException w:unhideWhenUsed="0" w:uiPriority="0" w:semiHidden="0" w:name="toc 9"/>
+    <w:lsdException w:unhideWhenUsed="0" w:uiPriority="0" w:semiHidden="0" w:name="Normal Indent"/>
+    <w:lsdException w:unhideWhenUsed="0" w:uiPriority="0" w:semiHidden="0" w:name="footnote text"/>
+    <w:lsdException w:qFormat="1" w:unhideWhenUsed="0" w:uiPriority="0" w:semiHidden="0" w:name="annotation text"/>
+    <w:lsdException w:qFormat="1" w:unhideWhenUsed="0" w:uiPriority="0" w:semiHidden="0" w:name="header"/>
+    <w:lsdException w:qFormat="1" w:unhideWhenUsed="0" w:uiPriority="0" w:semiHidden="0" w:name="footer"/>
+    <w:lsdException w:unhideWhenUsed="0" w:uiPriority="0" w:semiHidden="0" w:name="index heading"/>
+    <w:lsdException w:qFormat="1" w:uiPriority="0" w:name="caption"/>
+    <w:lsdException w:unhideWhenUsed="0" w:uiPriority="0" w:semiHidden="0" w:name="table of figures"/>
+    <w:lsdException w:unhideWhenUsed="0" w:uiPriority="0" w:semiHidden="0" w:name="envelope address"/>
+    <w:lsdException w:unhideWhenUsed="0" w:uiPriority="0" w:semiHidden="0" w:name="envelope return"/>
+    <w:lsdException w:unhideWhenUsed="0" w:uiPriority="0" w:semiHidden="0" w:name="footnote reference"/>
+    <w:lsdException w:unhideWhenUsed="0" w:uiPriority="0" w:semiHidden="0" w:name="annotation reference"/>
+    <w:lsdException w:unhideWhenUsed="0" w:uiPriority="0" w:semiHidden="0" w:name="line number"/>
+    <w:lsdException w:unhideWhenUsed="0" w:uiPriority="0" w:semiHidden="0" w:name="page number"/>
+    <w:lsdException w:unhideWhenUsed="0" w:uiPriority="0" w:semiHidden="0" w:name="endnote reference"/>
+    <w:lsdException w:unhideWhenUsed="0" w:uiPriority="0" w:semiHidden="0" w:name="endnote text"/>
+    <w:lsdException w:unhideWhenUsed="0" w:uiPriority="0" w:semiHidden="0" w:name="table of authorities"/>
+    <w:lsdException w:unhideWhenUsed="0" w:uiPriority="0" w:semiHidden="0" w:name="macro"/>
+    <w:lsdException w:unhideWhenUsed="0" w:uiPriority="0" w:semiHidden="0" w:name="toa heading"/>
+    <w:lsdException w:unhideWhenUsed="0" w:uiPriority="0" w:semiHidden="0" w:name="List"/>
+    <w:lsdException w:unhideWhenUsed="0" w:uiPriority="0" w:semiHidden="0" w:name="List Bullet"/>
+    <w:lsdException w:unhideWhenUsed="0" w:uiPriority="0" w:semiHidden="0" w:name="List Number"/>
+    <w:lsdException w:unhideWhenUsed="0" w:uiPriority="0" w:semiHidden="0" w:name="List 2"/>
+    <w:lsdException w:unhideWhenUsed="0" w:uiPriority="0" w:semiHidden="0" w:name="List 3"/>
+    <w:lsdException w:unhideWhenUsed="0" w:uiPriority="0" w:semiHidden="0" w:name="List 4"/>
+    <w:lsdException w:unhideWhenUsed="0" w:uiPriority="0" w:semiHidden="0" w:name="List 5"/>
+    <w:lsdException w:unhideWhenUsed="0" w:uiPriority="0" w:semiHidden="0" w:name="List Bullet 2"/>
+    <w:lsdException w:unhideWhenUsed="0" w:uiPriority="0" w:semiHidden="0" w:name="List Bullet 3"/>
+    <w:lsdException w:unhideWhenUsed="0" w:uiPriority="0" w:semiHidden="0" w:name="List Bullet 4"/>
+    <w:lsdException w:unhideWhenUsed="0" w:uiPriority="0" w:semiHidden="0" w:name="List Bullet 5"/>
+    <w:lsdException w:unhideWhenUsed="0" w:uiPriority="0" w:semiHidden="0" w:name="List Number 2"/>
+    <w:lsdException w:unhideWhenUsed="0" w:uiPriority="0" w:semiHidden="0" w:name="List Number 3"/>
+    <w:lsdException w:unhideWhenUsed="0" w:uiPriority="0" w:semiHidden="0" w:name="List Number 4"/>
+    <w:lsdException w:unhideWhenUsed="0" w:uiPriority="0" w:semiHidden="0" w:name="List Number 5"/>
+    <w:lsdException w:qFormat="1" w:unhideWhenUsed="0" w:uiPriority="0" w:semiHidden="0" w:name="Title"/>
+    <w:lsdException w:unhideWhenUsed="0" w:uiPriority="0" w:semiHidden="0" w:name="Closing"/>
+    <w:lsdException w:unhideWhenUsed="0" w:uiPriority="0" w:semiHidden="0" w:name="Signature"/>
+    <w:lsdException w:uiPriority="1" w:name="Default Paragraph Font"/>
+    <w:lsdException w:qFormat="1" w:unhideWhenUsed="0" w:uiPriority="0" w:name="Body Text"/>
+    <w:lsdException w:unhideWhenUsed="0" w:uiPriority="0" w:semiHidden="0" w:name="Body Text Indent"/>
+    <w:lsdException w:unhideWhenUsed="0" w:uiPriority="0" w:semiHidden="0" w:name="List Continue"/>
+    <w:lsdException w:unhideWhenUsed="0" w:uiPriority="0" w:semiHidden="0" w:name="List Continue 2"/>
+    <w:lsdException w:unhideWhenUsed="0" w:uiPriority="0" w:semiHidden="0" w:name="List Continue 3"/>
+    <w:lsdException w:unhideWhenUsed="0" w:uiPriority="0" w:semiHidden="0" w:name="List Continue 4"/>
+    <w:lsdException w:unhideWhenUsed="0" w:uiPriority="0" w:semiHidden="0" w:name="List Continue 5"/>
+    <w:lsdException w:unhideWhenUsed="0" w:uiPriority="0" w:semiHidden="0" w:name="Message Header"/>
+    <w:lsdException w:qFormat="1" w:unhideWhenUsed="0" w:uiPriority="0" w:semiHidden="0" w:name="Subtitle"/>
+    <w:lsdException w:unhideWhenUsed="0" w:uiPriority="0" w:semiHidden="0" w:name="Salutation"/>
+    <w:lsdException w:unhideWhenUsed="0" w:uiPriority="0" w:semiHidden="0" w:name="Date"/>
+    <w:lsdException w:unhideWhenUsed="0" w:uiPriority="0" w:semiHidden="0" w:name="Body Text First Indent"/>
+    <w:lsdException w:unhideWhenUsed="0" w:uiPriority="0" w:semiHidden="0" w:name="Body Text First Indent 2"/>
+    <w:lsdException w:uiPriority="99" w:name="Note Heading"/>
+    <w:lsdException w:unhideWhenUsed="0" w:uiPriority="0" w:semiHidden="0" w:name="Body Text 2"/>
+    <w:lsdException w:unhideWhenUsed="0" w:uiPriority="0" w:semiHidden="0" w:name="Body Text 3"/>
+    <w:lsdException w:unhideWhenUsed="0" w:uiPriority="0" w:semiHidden="0" w:name="Body Text Indent 2"/>
+    <w:lsdException w:unhideWhenUsed="0" w:uiPriority="0" w:semiHidden="0" w:name="Body Text Indent 3"/>
+    <w:lsdException w:unhideWhenUsed="0" w:uiPriority="0" w:semiHidden="0" w:name="Block Text"/>
+    <w:lsdException w:unhideWhenUsed="0" w:uiPriority="0" w:semiHidden="0" w:name="Hyperlink"/>
+    <w:lsdException w:unhideWhenUsed="0" w:uiPriority="0" w:semiHidden="0" w:name="FollowedHyperlink"/>
+    <w:lsdException w:qFormat="1" w:unhideWhenUsed="0" w:uiPriority="0" w:semiHidden="0" w:name="Strong"/>
+    <w:lsdException w:qFormat="1" w:unhideWhenUsed="0" w:uiPriority="0" w:semiHidden="0" w:name="Emphasis"/>
+    <w:lsdException w:unhideWhenUsed="0" w:uiPriority="0" w:semiHidden="0" w:name="Document Map"/>
+    <w:lsdException w:unhideWhenUsed="0" w:uiPriority="0" w:semiHidden="0" w:name="Plain Text"/>
+    <w:lsdException w:unhideWhenUsed="0" w:uiPriority="0" w:semiHidden="0" w:name="E-mail Signature"/>
+    <w:lsdException w:qFormat="1" w:unhideWhenUsed="0" w:uiPriority="0" w:semiHidden="0" w:name="Normal (Web)"/>
+    <w:lsdException w:unhideWhenUsed="0" w:uiPriority="0" w:semiHidden="0" w:name="HTML Acronym"/>
+    <w:lsdException w:unhideWhenUsed="0" w:uiPriority="0" w:semiHidden="0" w:name="HTML Address"/>
+    <w:lsdException w:unhideWhenUsed="0" w:uiPriority="0" w:semiHidden="0" w:name="HTML Cite"/>
+    <w:lsdException w:unhideWhenUsed="0" w:uiPriority="0" w:semiHidden="0" w:name="HTML Code"/>
+    <w:lsdException w:unhideWhenUsed="0" w:uiPriority="0" w:semiHidden="0" w:name="HTML Definition"/>
+    <w:lsdException w:unhideWhenUsed="0" w:uiPriority="0" w:semiHidden="0" w:name="HTML Keyboard"/>
+    <w:lsdException w:unhideWhenUsed="0" w:uiPriority="0" w:semiHidden="0" w:name="HTML Preformatted"/>
+    <w:lsdException w:unhideWhenUsed="0" w:uiPriority="0" w:semiHidden="0" w:name="HTML Sample"/>
+    <w:lsdException w:unhideWhenUsed="0" w:uiPriority="0" w:semiHidden="0" w:name="HTML Typewriter"/>
+    <w:lsdException w:unhideWhenUsed="0" w:uiPriority="0" w:semiHidden="0" w:name="HTML Variable"/>
+    <w:lsdException w:qFormat="1" w:uiPriority="99" w:name="Normal Table"/>
+    <w:lsdException w:unhideWhenUsed="0" w:uiPriority="0" w:semiHidden="0" w:name="annotation subject"/>
+    <w:lsdException w:uiPriority="0" w:name="Table Simple 1"/>
+    <w:lsdException w:uiPriority="0" w:name="Table Simple 2"/>
+    <w:lsdException w:uiPriority="0" w:name="Table Simple 3"/>
+    <w:lsdException w:uiPriority="0" w:name="Table Classic 1"/>
+    <w:lsdException w:uiPriority="0" w:name="Table Classic 2"/>
+    <w:lsdException w:uiPriority="0" w:name="Table Classic 3"/>
+    <w:lsdException w:uiPriority="0" w:name="Table Classic 4"/>
+    <w:lsdException w:uiPriority="0" w:name="Table Colorful 1"/>
+    <w:lsdException w:uiPriority="0" w:name="Table Colorful 2"/>
+    <w:lsdException w:uiPriority="0" w:name="Table Colorful 3"/>
+    <w:lsdException w:uiPriority="0" w:name="Table Columns 1"/>
+    <w:lsdException w:uiPriority="0" w:name="Table Columns 2"/>
+    <w:lsdException w:uiPriority="0" w:name="Table Columns 3"/>
+    <w:lsdException w:uiPriority="0" w:name="Table Columns 4"/>
+    <w:lsdException w:uiPriority="0" w:name="Table Columns 5"/>
+    <w:lsdException w:uiPriority="0" w:name="Table Grid 1"/>
+    <w:lsdException w:uiPriority="0" w:name="Table Grid 2"/>
+    <w:lsdException w:uiPriority="0" w:name="Table Grid 3"/>
+    <w:lsdException w:uiPriority="0" w:name="Table Grid 4"/>
+    <w:lsdException w:uiPriority="0" w:name="Table Grid 5"/>
+    <w:lsdException w:uiPriority="0" w:name="Table Grid 6"/>
+    <w:lsdException w:uiPriority="0" w:name="Table Grid 7"/>
+    <w:lsdException w:uiPriority="0" w:name="Table Grid 8"/>
+    <w:lsdException w:uiPriority="0" w:name="Table List 1"/>
+    <w:lsdException w:uiPriority="0" w:name="Table List 2"/>
+    <w:lsdException w:uiPriority="0" w:name="Table List 3"/>
+    <w:lsdException w:uiPriority="0" w:name="Table List 4"/>
+    <w:lsdException w:uiPriority="0" w:name="Table List 5"/>
+    <w:lsdException w:uiPriority="0" w:name="Table List 6"/>
+    <w:lsdException w:uiPriority="0" w:name="Table List 7"/>
+    <w:lsdException w:uiPriority="0" w:name="Table List 8"/>
+    <w:lsdException w:uiPriority="0" w:name="Table 3D effects 1"/>
+    <w:lsdException w:uiPriority="0" w:name="Table 3D effects 2"/>
+    <w:lsdException w:uiPriority="0" w:name="Table 3D effects 3"/>
+    <w:lsdException w:uiPriority="0" w:name="Table Contemporary"/>
+    <w:lsdException w:uiPriority="0" w:name="Table Elegant"/>
+    <w:lsdException w:uiPriority="0" w:name="Table Professional"/>
+    <w:lsdException w:uiPriority="0" w:name="Table Subtle 1"/>
+    <w:lsdException w:uiPriority="0" w:name="Table Subtle 2"/>
+    <w:lsdException w:uiPriority="0" w:name="Table Web 1"/>
+    <w:lsdException w:uiPriority="0" w:name="Table Web 2"/>
+    <w:lsdException w:uiPriority="0" w:name="Table Web 3"/>
+    <w:lsdException w:unhideWhenUsed="0" w:uiPriority="0" w:semiHidden="0" w:name="Balloon Text"/>
+    <w:lsdException w:qFormat="1" w:unhideWhenUsed="0" w:uiPriority="0" w:semiHidden="0" w:name="Table Grid"/>
+    <w:lsdException w:uiPriority="0" w:name="Table Theme"/>
+    <w:lsdException w:unhideWhenUsed="0" w:uiPriority="60" w:semiHidden="0" w:name="Light Shading"/>
+    <w:lsdException w:unhideWhenUsed="0" w:uiPriority="61" w:semiHidden="0" w:name="Light List"/>
+    <w:lsdException w:unhideWhenUsed="0" w:uiPriority="62" w:semiHidden="0" w:name="Light Grid"/>
+    <w:lsdException w:unhideWhenUsed="0" w:uiPriority="63" w:semiHidden="0" w:name="Medium Shading 1"/>
+    <w:lsdException w:unhideWhenUsed="0" w:uiPriority="64" w:semiHidden="0" w:name="Medium Shading 2"/>
+    <w:lsdException w:unhideWhenUsed="0" w:uiPriority="65" w:semiHidden="0" w:name="Medium List 1"/>
+    <w:lsdException w:unhideWhenUsed="0" w:uiPriority="66" w:semiHidden="0" w:name="Medium List 2"/>
+    <w:lsdException w:unhideWhenUsed="0" w:uiPriority="67" w:semiHidden="0" w:name="Medium Grid 1"/>
+    <w:lsdException w:unhideWhenUsed="0" w:uiPriority="68" w:semiHidden="0" w:name="Medium Grid 2"/>
+    <w:lsdException w:unhideWhenUsed="0" w:uiPriority="69" w:semiHidden="0" w:name="Medium Grid 3"/>
+    <w:lsdException w:unhideWhenUsed="0" w:uiPriority="70" w:semiHidden="0" w:name="Dark List"/>
+    <w:lsdException w:unhideWhenUsed="0" w:uiPriority="71" w:semiHidden="0" w:name="Colorful Shading"/>
+    <w:lsdException w:unhideWhenUsed="0" w:uiPriority="72" w:semiHidden="0" w:name="Colorful List"/>
+    <w:lsdException w:unhideWhenUsed="0" w:uiPriority="73" w:semiHidden="0" w:name="Colorful Grid"/>
+    <w:lsdException w:unhideWhenUsed="0" w:uiPriority="60" w:semiHidden="0" w:name="Light Shading Accent 1"/>
+    <w:lsdException w:unhideWhenUsed="0" w:uiPriority="61" w:semiHidden="0" w:name="Light List Accent 1"/>
+    <w:lsdException w:unhideWhenUsed="0" w:uiPriority="62" w:semiHidden="0" w:name="Light Grid Accent 1"/>
+    <w:lsdException w:unhideWhenUsed="0" w:uiPriority="63" w:semiHidden="0" w:name="Medium Shading 1 Accent 1"/>
+    <w:lsdException w:unhideWhenUsed="0" w:uiPriority="64" w:semiHidden="0" w:name="Medium Shading 2 Accent 1"/>
+    <w:lsdException w:unhideWhenUsed="0" w:uiPriority="65" w:semiHidden="0" w:name="Medium List 1 Accent 1"/>
+    <w:lsdException w:unhideWhenUsed="0" w:uiPriority="66" w:semiHidden="0" w:name="Medium List 2 Accent 1"/>
+    <w:lsdException w:unhideWhenUsed="0" w:uiPriority="67" w:semiHidden="0" w:name="Medium Grid 1 Accent 1"/>
+    <w:lsdException w:unhideWhenUsed="0" w:uiPriority="68" w:semiHidden="0" w:name="Medium Grid 2 Accent 1"/>
+    <w:lsdException w:unhideWhenUsed="0" w:uiPriority="69" w:semiHidden="0" w:name="Medium Grid 3 Accent 1"/>
+    <w:lsdException w:unhideWhenUsed="0" w:uiPriority="70" w:semiHidden="0" w:name="Dark List Accent 1"/>
+    <w:lsdException w:unhideWhenUsed="0" w:uiPriority="71" w:semiHidden="0" w:name="Colorful Shading Accent 1"/>
+    <w:lsdException w:unhideWhenUsed="0" w:uiPriority="72" w:semiHidden="0" w:name="Colorful List Accent 1"/>
+    <w:lsdException w:unhideWhenUsed="0" w:uiPriority="73" w:semiHidden="0" w:name="Colorful Grid Accent 1"/>
+    <w:lsdException w:unhideWhenUsed="0" w:uiPriority="60" w:semiHidden="0" w:name="Light Shading Accent 2"/>
+    <w:lsdException w:unhideWhenUsed="0" w:uiPriority="61" w:semiHidden="0" w:name="Light List Accent 2"/>
+    <w:lsdException w:unhideWhenUsed="0" w:uiPriority="62" w:semiHidden="0" w:name="Light Grid Accent 2"/>
+    <w:lsdException w:unhideWhenUsed="0" w:uiPriority="63" w:semiHidden="0" w:name="Medium Shading 1 Accent 2"/>
+    <w:lsdException w:unhideWhenUsed="0" w:uiPriority="64" w:semiHidden="0" w:name="Medium Shading 2 Accent 2"/>
+    <w:lsdException w:unhideWhenUsed="0" w:uiPriority="65" w:semiHidden="0" w:name="Medium List 1 Accent 2"/>
+    <w:lsdException w:unhideWhenUsed="0" w:uiPriority="66" w:semiHidden="0" w:name="Medium List 2 Accent 2"/>
+    <w:lsdException w:unhideWhenUsed="0" w:uiPriority="67" w:semiHidden="0" w:name="Medium Grid 1 Accent 2"/>
+    <w:lsdException w:unhideWhenUsed="0" w:uiPriority="68" w:semiHidden="0" w:name="Medium Grid 2 Accent 2"/>
+    <w:lsdException w:unhideWhenUsed="0" w:uiPriority="69" w:semiHidden="0" w:name="Medium Grid 3 Accent 2"/>
+    <w:lsdException w:unhideWhenUsed="0" w:uiPriority="70" w:semiHidden="0" w:name="Dark List Accent 2"/>
+    <w:lsdException w:unhideWhenUsed="0" w:uiPriority="71" w:semiHidden="0" w:name="Colorful Shading Accent 2"/>
+    <w:lsdException w:unhideWhenUsed="0" w:uiPriority="72" w:semiHidden="0" w:name="Colorful List Accent 2"/>
+    <w:lsdException w:unhideWhenUsed="0" w:uiPriority="73" w:semiHidden="0" w:name="Colorful Grid Accent 2"/>
+    <w:lsdException w:unhideWhenUsed="0" w:uiPriority="60" w:semiHidden="0" w:name="Light Shading Accent 3"/>
+    <w:lsdException w:unhideWhenUsed="0" w:uiPriority="61" w:semiHidden="0" w:name="Light List Accent 3"/>
+    <w:lsdException w:unhideWhenUsed="0" w:uiPriority="62" w:semiHidden="0" w:name="Light Grid Accent 3"/>
+    <w:lsdException w:unhideWhenUsed="0" w:uiPriority="63" w:semiHidden="0" w:name="Medium Shading 1 Accent 3"/>
+    <w:lsdException w:unhideWhenUsed="0" w:uiPriority="64" w:semiHidden="0" w:name="Medium Shading 2 Accent 3"/>
+    <w:lsdException w:unhideWhenUsed="0" w:uiPriority="65" w:semiHidden="0" w:name="Medium List 1 Accent 3"/>
+    <w:lsdException w:unhideWhenUsed="0" w:uiPriority="66" w:semiHidden="0" w:name="Medium List 2 Accent 3"/>
+    <w:lsdException w:unhideWhenUsed="0" w:uiPriority="67" w:semiHidden="0" w:name="Medium Grid 1 Accent 3"/>
+    <w:lsdException w:unhideWhenUsed="0" w:uiPriority="68" w:semiHidden="0" w:name="Medium Grid 2 Accent 3"/>
+    <w:lsdException w:unhideWhenUsed="0" w:uiPriority="69" w:semiHidden="0" w:name="Medium Grid 3 Accent 3"/>
+    <w:lsdException w:unhideWhenUsed="0" w:uiPriority="70" w:semiHidden="0" w:name="Dark List Accent 3"/>
+    <w:lsdException w:unhideWhenUsed="0" w:uiPriority="71" w:semiHidden="0" w:name="Colorful Shading Accent 3"/>
+    <w:lsdException w:unhideWhenUsed="0" w:uiPriority="72" w:semiHidden="0" w:name="Colorful List Accent 3"/>
+    <w:lsdException w:unhideWhenUsed="0" w:uiPriority="73" w:semiHidden="0" w:name="Colorful Grid Accent 3"/>
+    <w:lsdException w:unhideWhenUsed="0" w:uiPriority="60" w:semiHidden="0" w:name="Light Shading Accent 4"/>
+    <w:lsdException w:unhideWhenUsed="0" w:uiPriority="61" w:semiHidden="0" w:name="Light List Accent 4"/>
+    <w:lsdException w:unhideWhenUsed="0" w:uiPriority="62" w:semiHidden="0" w:name="Light Grid Accent 4"/>
+    <w:lsdException w:unhideWhenUsed="0" w:uiPriority="63" w:semiHidden="0" w:name="Medium Shading 1 Accent 4"/>
+    <w:lsdException w:unhideWhenUsed="0" w:uiPriority="64" w:semiHidden="0" w:name="Medium Shading 2 Accent 4"/>
+    <w:lsdException w:unhideWhenUsed="0" w:uiPriority="65" w:semiHidden="0" w:name="Medium List 1 Accent 4"/>
+    <w:lsdException w:unhideWhenUsed="0" w:uiPriority="66" w:semiHidden="0" w:name="Medium List 2 Accent 4"/>
+    <w:lsdException w:unhideWhenUsed="0" w:uiPriority="67" w:semiHidden="0" w:name="Medium Grid 1 Accent 4"/>
+    <w:lsdException w:unhideWhenUsed="0" w:uiPriority="68" w:semiHidden="0" w:name="Medium Grid 2 Accent 4"/>
+    <w:lsdException w:unhideWhenUsed="0" w:uiPriority="69" w:semiHidden="0" w:name="Medium Grid 3 Accent 4"/>
+    <w:lsdException w:unhideWhenUsed="0" w:uiPriority="70" w:semiHidden="0" w:name="Dark List Accent 4"/>
+    <w:lsdException w:unhideWhenUsed="0" w:uiPriority="71" w:semiHidden="0" w:name="Colorful Shading Accent 4"/>
+    <w:lsdException w:unhideWhenUsed="0" w:uiPriority="72" w:semiHidden="0" w:name="Colorful List Accent 4"/>
+    <w:lsdException w:unhideWhenUsed="0" w:uiPriority="73" w:semiHidden="0" w:name="Colorful Grid Accent 4"/>
+    <w:lsdException w:unhideWhenUsed="0" w:uiPriority="60" w:semiHidden="0" w:name="Light Shading Accent 5"/>
+    <w:lsdException w:unhideWhenUsed="0" w:uiPriority="61" w:semiHidden="0" w:name="Light List Accent 5"/>
+    <w:lsdException w:unhideWhenUsed="0" w:uiPriority="62" w:semiHidden="0" w:name="Light Grid Accent 5"/>
+    <w:lsdException w:unhideWhenUsed="0" w:uiPriority="63" w:semiHidden="0" w:name="Medium Shading 1 Accent 5"/>
+    <w:lsdException w:unhideWhenUsed="0" w:uiPriority="64" w:semiHidden="0" w:name="Medium Shading 2 Accent 5"/>
+    <w:lsdException w:unhideWhenUsed="0" w:uiPriority="65" w:semiHidden="0" w:name="Medium List 1 Accent 5"/>
+    <w:lsdException w:unhideWhenUsed="0" w:uiPriority="66" w:semiHidden="0" w:name="Medium List 2 Accent 5"/>
+    <w:lsdException w:unhideWhenUsed="0" w:uiPriority="67" w:semiHidden="0" w:name="Medium Grid 1 Accent 5"/>
+    <w:lsdException w:unhideWhenUsed="0" w:uiPriority="68" w:semiHidden="0" w:name="Medium Grid 2 Accent 5"/>
+    <w:lsdException w:unhideWhenUsed="0" w:uiPriority="69" w:semiHidden="0" w:name="Medium Grid 3 Accent 5"/>
+    <w:lsdException w:unhideWhenUsed="0" w:uiPriority="70" w:semiHidden="0" w:name="Dark List Accent 5"/>
+    <w:lsdException w:unhideWhenUsed="0" w:uiPriority="71" w:semiHidden="0" w:name="Colorful Shading Accent 5"/>
+    <w:lsdException w:unhideWhenUsed="0" w:uiPriority="72" w:semiHidden="0" w:name="Colorful List Accent 5"/>
+    <w:lsdException w:unhideWhenUsed="0" w:uiPriority="73" w:semiHidden="0" w:name="Colorful Grid Accent 5"/>
+    <w:lsdException w:unhideWhenUsed="0" w:uiPriority="60" w:semiHidden="0" w:name="Light Shading Accent 6"/>
+    <w:lsdException w:unhideWhenUsed="0" w:uiPriority="61" w:semiHidden="0" w:name="Light List Accent 6"/>
+    <w:lsdException w:unhideWhenUsed="0" w:uiPriority="62" w:semiHidden="0" w:name="Light Grid Accent 6"/>
+    <w:lsdException w:unhideWhenUsed="0" w:uiPriority="63" w:semiHidden="0" w:name="Medium Shading 1 Accent 6"/>
+    <w:lsdException w:unhideWhenUsed="0" w:uiPriority="64" w:semiHidden="0" w:name="Medium Shading 2 Accent 6"/>
+    <w:lsdException w:unhideWhenUsed="0" w:uiPriority="65" w:semiHidden="0" w:name="Medium List 1 Accent 6"/>
+    <w:lsdException w:unhideWhenUsed="0" w:uiPriority="66" w:semiHidden="0" w:name="Medium List 2 Accent 6"/>
+    <w:lsdException w:unhideWhenUsed="0" w:uiPriority="67" w:semiHidden="0" w:name="Medium Grid 1 Accent 6"/>
+    <w:lsdException w:unhideWhenUsed="0" w:uiPriority="68" w:semiHidden="0" w:name="Medium Grid 2 Accent 6"/>
+    <w:lsdException w:unhideWhenUsed="0" w:uiPriority="69" w:semiHidden="0" w:name="Medium Grid 3 Accent 6"/>
+    <w:lsdException w:unhideWhenUsed="0" w:uiPriority="70" w:semiHidden="0" w:name="Dark List Accent 6"/>
+    <w:lsdException w:unhideWhenUsed="0" w:uiPriority="71" w:semiHidden="0" w:name="Colorful Shading Accent 6"/>
+    <w:lsdException w:unhideWhenUsed="0" w:uiPriority="72" w:semiHidden="0" w:name="Colorful List Accent 6"/>
+    <w:lsdException w:unhideWhenUsed="0" w:uiPriority="73" w:semiHidden="0" w:name="Colorful Grid Accent 6"/>
   </w:latentStyles>
-  <w:style w:type="paragraph" w:default="1" w:styleId="a">
+  <w:style w:type="paragraph" w:default="1" w:styleId="1">
     <w:name w:val="Normal"/>
     <w:semiHidden/>
     <w:qFormat/>
+    <w:uiPriority w:val="0"/>
     <w:pPr>
       <w:kinsoku w:val="0"/>
       <w:autoSpaceDE w:val="0"/>
@@ -3574,23 +3457,25 @@
       <w:textAlignment w:val="baseline"/>
     </w:pPr>
     <w:rPr>
-      <w:rFonts w:ascii="Arial" w:eastAsia="Arial" w:hAnsi="Arial" w:cs="Arial"/>
+      <w:rFonts w:ascii="Arial" w:hAnsi="Arial" w:eastAsia="Arial" w:cs="Arial"/>
       <w:snapToGrid w:val="0"/>
       <w:color w:val="000000"/>
       <w:sz w:val="21"/>
       <w:szCs w:val="21"/>
-      <w:lang w:eastAsia="en-US"/>
+      <w:lang w:val="en-US" w:eastAsia="en-US" w:bidi="ar-SA"/>
     </w:rPr>
   </w:style>
-  <w:style w:type="paragraph" w:styleId="1">
+  <w:style w:type="paragraph" w:styleId="2">
     <w:name w:val="heading 1"/>
-    <w:basedOn w:val="a"/>
-    <w:next w:val="a"/>
+    <w:basedOn w:val="1"/>
+    <w:next w:val="1"/>
     <w:qFormat/>
+    <w:uiPriority w:val="0"/>
     <w:pPr>
       <w:keepNext/>
       <w:keepLines/>
       <w:numPr>
+        <w:ilvl w:val="0"/>
         <w:numId w:val="1"/>
       </w:numPr>
       <w:spacing w:before="340" w:after="330" w:line="576" w:lineRule="auto"/>
@@ -3602,12 +3487,13 @@
       <w:sz w:val="44"/>
     </w:rPr>
   </w:style>
-  <w:style w:type="paragraph" w:styleId="2">
+  <w:style w:type="paragraph" w:styleId="3">
     <w:name w:val="heading 2"/>
-    <w:basedOn w:val="a"/>
-    <w:next w:val="a"/>
+    <w:basedOn w:val="1"/>
+    <w:next w:val="1"/>
     <w:unhideWhenUsed/>
     <w:qFormat/>
+    <w:uiPriority w:val="0"/>
     <w:pPr>
       <w:keepNext/>
       <w:keepLines/>
@@ -3624,13 +3510,14 @@
       <w:sz w:val="32"/>
     </w:rPr>
   </w:style>
-  <w:style w:type="paragraph" w:styleId="3">
+  <w:style w:type="paragraph" w:styleId="4">
     <w:name w:val="heading 3"/>
-    <w:basedOn w:val="a"/>
-    <w:next w:val="a"/>
+    <w:basedOn w:val="1"/>
+    <w:next w:val="1"/>
     <w:semiHidden/>
     <w:unhideWhenUsed/>
     <w:qFormat/>
+    <w:uiPriority w:val="0"/>
     <w:pPr>
       <w:keepNext/>
       <w:keepLines/>
@@ -3646,12 +3533,13 @@
       <w:sz w:val="32"/>
     </w:rPr>
   </w:style>
-  <w:style w:type="paragraph" w:styleId="4">
+  <w:style w:type="paragraph" w:styleId="5">
     <w:name w:val="heading 4"/>
-    <w:basedOn w:val="a"/>
-    <w:next w:val="a"/>
+    <w:basedOn w:val="1"/>
+    <w:next w:val="1"/>
     <w:unhideWhenUsed/>
     <w:qFormat/>
+    <w:uiPriority w:val="0"/>
     <w:pPr>
       <w:keepNext/>
       <w:keepLines/>
@@ -3668,13 +3556,14 @@
       <w:sz w:val="28"/>
     </w:rPr>
   </w:style>
-  <w:style w:type="paragraph" w:styleId="5">
+  <w:style w:type="paragraph" w:styleId="6">
     <w:name w:val="heading 5"/>
-    <w:basedOn w:val="a"/>
-    <w:next w:val="a"/>
+    <w:basedOn w:val="1"/>
+    <w:next w:val="1"/>
     <w:semiHidden/>
     <w:unhideWhenUsed/>
     <w:qFormat/>
+    <w:uiPriority w:val="0"/>
     <w:pPr>
       <w:keepNext/>
       <w:keepLines/>
@@ -3690,13 +3579,14 @@
       <w:sz w:val="28"/>
     </w:rPr>
   </w:style>
-  <w:style w:type="paragraph" w:styleId="6">
+  <w:style w:type="paragraph" w:styleId="7">
     <w:name w:val="heading 6"/>
-    <w:basedOn w:val="a"/>
-    <w:next w:val="a"/>
+    <w:basedOn w:val="1"/>
+    <w:next w:val="1"/>
     <w:semiHidden/>
     <w:unhideWhenUsed/>
     <w:qFormat/>
+    <w:uiPriority w:val="0"/>
     <w:pPr>
       <w:keepNext/>
       <w:keepLines/>
@@ -3713,13 +3603,14 @@
       <w:sz w:val="24"/>
     </w:rPr>
   </w:style>
-  <w:style w:type="paragraph" w:styleId="7">
+  <w:style w:type="paragraph" w:styleId="8">
     <w:name w:val="heading 7"/>
-    <w:basedOn w:val="a"/>
-    <w:next w:val="a"/>
+    <w:basedOn w:val="1"/>
+    <w:next w:val="1"/>
     <w:semiHidden/>
     <w:unhideWhenUsed/>
     <w:qFormat/>
+    <w:uiPriority w:val="0"/>
     <w:pPr>
       <w:keepNext/>
       <w:keepLines/>
@@ -3735,13 +3626,14 @@
       <w:sz w:val="24"/>
     </w:rPr>
   </w:style>
-  <w:style w:type="paragraph" w:styleId="8">
+  <w:style w:type="paragraph" w:styleId="9">
     <w:name w:val="heading 8"/>
-    <w:basedOn w:val="a"/>
-    <w:next w:val="a"/>
+    <w:basedOn w:val="1"/>
+    <w:next w:val="1"/>
     <w:semiHidden/>
     <w:unhideWhenUsed/>
     <w:qFormat/>
+    <w:uiPriority w:val="0"/>
     <w:pPr>
       <w:keepNext/>
       <w:keepLines/>
@@ -3757,13 +3649,14 @@
       <w:sz w:val="24"/>
     </w:rPr>
   </w:style>
-  <w:style w:type="paragraph" w:styleId="9">
+  <w:style w:type="paragraph" w:styleId="10">
     <w:name w:val="heading 9"/>
-    <w:basedOn w:val="a"/>
-    <w:next w:val="a"/>
+    <w:basedOn w:val="1"/>
+    <w:next w:val="1"/>
     <w:semiHidden/>
     <w:unhideWhenUsed/>
     <w:qFormat/>
+    <w:uiPriority w:val="0"/>
     <w:pPr>
       <w:keepNext/>
       <w:keepLines/>
@@ -3778,19 +3671,19 @@
       <w:rFonts w:eastAsia="黑体"/>
     </w:rPr>
   </w:style>
-  <w:style w:type="character" w:default="1" w:styleId="a0">
+  <w:style w:type="character" w:default="1" w:styleId="22">
     <w:name w:val="Default Paragraph Font"/>
-    <w:uiPriority w:val="1"/>
     <w:semiHidden/>
     <w:unhideWhenUsed/>
+    <w:uiPriority w:val="1"/>
   </w:style>
-  <w:style w:type="table" w:default="1" w:styleId="a1">
+  <w:style w:type="table" w:default="1" w:styleId="20">
     <w:name w:val="Normal Table"/>
-    <w:uiPriority w:val="99"/>
     <w:semiHidden/>
     <w:unhideWhenUsed/>
+    <w:qFormat/>
+    <w:uiPriority w:val="99"/>
     <w:tblPr>
-      <w:tblInd w:w="0" w:type="dxa"/>
       <w:tblCellMar>
         <w:top w:w="0" w:type="dxa"/>
         <w:left w:w="108" w:type="dxa"/>
@@ -3799,36 +3692,34 @@
       </w:tblCellMar>
     </w:tblPr>
   </w:style>
-  <w:style w:type="numbering" w:default="1" w:styleId="a2">
-    <w:name w:val="No List"/>
-    <w:uiPriority w:val="99"/>
-    <w:semiHidden/>
-    <w:unhideWhenUsed/>
+  <w:style w:type="paragraph" w:styleId="11">
+    <w:name w:val="annotation text"/>
+    <w:basedOn w:val="1"/>
+    <w:qFormat/>
+    <w:uiPriority w:val="0"/>
   </w:style>
-  <w:style w:type="paragraph" w:styleId="a3">
-    <w:name w:val="annotation text"/>
-    <w:basedOn w:val="a"/>
-    <w:qFormat/>
-  </w:style>
-  <w:style w:type="paragraph" w:styleId="a4">
+  <w:style w:type="paragraph" w:styleId="12">
     <w:name w:val="Body Text"/>
-    <w:basedOn w:val="a"/>
+    <w:basedOn w:val="1"/>
     <w:semiHidden/>
     <w:qFormat/>
+    <w:uiPriority w:val="0"/>
   </w:style>
-  <w:style w:type="paragraph" w:styleId="TOC3">
+  <w:style w:type="paragraph" w:styleId="13">
     <w:name w:val="toc 3"/>
-    <w:basedOn w:val="a"/>
-    <w:next w:val="a"/>
+    <w:basedOn w:val="1"/>
+    <w:next w:val="1"/>
     <w:qFormat/>
+    <w:uiPriority w:val="0"/>
     <w:pPr>
-      <w:ind w:leftChars="400" w:left="840"/>
+      <w:ind w:left="840" w:leftChars="400"/>
     </w:pPr>
   </w:style>
-  <w:style w:type="paragraph" w:styleId="a5">
+  <w:style w:type="paragraph" w:styleId="14">
     <w:name w:val="footer"/>
-    <w:basedOn w:val="a"/>
+    <w:basedOn w:val="1"/>
     <w:qFormat/>
+    <w:uiPriority w:val="0"/>
     <w:pPr>
       <w:tabs>
         <w:tab w:val="center" w:pos="4153"/>
@@ -3839,16 +3730,17 @@
       <w:sz w:val="18"/>
     </w:rPr>
   </w:style>
-  <w:style w:type="paragraph" w:styleId="a6">
+  <w:style w:type="paragraph" w:styleId="15">
     <w:name w:val="header"/>
-    <w:basedOn w:val="a"/>
+    <w:basedOn w:val="1"/>
     <w:qFormat/>
+    <w:uiPriority w:val="0"/>
     <w:pPr>
       <w:pBdr>
-        <w:top w:val="nil"/>
-        <w:left w:val="nil"/>
-        <w:bottom w:val="nil"/>
-        <w:right w:val="nil"/>
+        <w:top w:val="none" w:color="auto" w:sz="0" w:space="0"/>
+        <w:left w:val="none" w:color="auto" w:sz="0" w:space="0"/>
+        <w:bottom w:val="none" w:color="auto" w:sz="0" w:space="0"/>
+        <w:right w:val="none" w:color="auto" w:sz="0" w:space="0"/>
       </w:pBdr>
       <w:tabs>
         <w:tab w:val="center" w:pos="4153"/>
@@ -3860,37 +3752,41 @@
       <w:sz w:val="18"/>
     </w:rPr>
   </w:style>
-  <w:style w:type="paragraph" w:styleId="TOC1">
+  <w:style w:type="paragraph" w:styleId="16">
     <w:name w:val="toc 1"/>
-    <w:basedOn w:val="a"/>
-    <w:next w:val="a"/>
+    <w:basedOn w:val="1"/>
+    <w:next w:val="1"/>
     <w:qFormat/>
+    <w:uiPriority w:val="0"/>
     <w:rPr>
       <w:rFonts w:eastAsia="Microsoft JhengHei"/>
       <w:sz w:val="24"/>
     </w:rPr>
   </w:style>
-  <w:style w:type="paragraph" w:styleId="TOC2">
+  <w:style w:type="paragraph" w:styleId="17">
     <w:name w:val="toc 2"/>
-    <w:basedOn w:val="a"/>
-    <w:next w:val="a"/>
+    <w:basedOn w:val="1"/>
+    <w:next w:val="1"/>
     <w:qFormat/>
+    <w:uiPriority w:val="0"/>
     <w:pPr>
-      <w:ind w:leftChars="200" w:left="420"/>
+      <w:ind w:left="420" w:leftChars="200"/>
     </w:pPr>
   </w:style>
-  <w:style w:type="paragraph" w:styleId="a7">
+  <w:style w:type="paragraph" w:styleId="18">
     <w:name w:val="Normal (Web)"/>
-    <w:basedOn w:val="a"/>
+    <w:basedOn w:val="1"/>
     <w:qFormat/>
+    <w:uiPriority w:val="0"/>
     <w:rPr>
       <w:sz w:val="24"/>
     </w:rPr>
   </w:style>
-  <w:style w:type="paragraph" w:styleId="a8">
+  <w:style w:type="paragraph" w:styleId="19">
     <w:name w:val="Title"/>
-    <w:basedOn w:val="a"/>
+    <w:basedOn w:val="1"/>
     <w:qFormat/>
+    <w:uiPriority w:val="0"/>
     <w:pPr>
       <w:spacing w:before="240" w:after="60"/>
       <w:jc w:val="center"/>
@@ -3901,68 +3797,73 @@
       <w:sz w:val="32"/>
     </w:rPr>
   </w:style>
-  <w:style w:type="table" w:styleId="a9">
+  <w:style w:type="table" w:styleId="21">
     <w:name w:val="Table Grid"/>
-    <w:basedOn w:val="a1"/>
+    <w:basedOn w:val="20"/>
     <w:qFormat/>
+    <w:uiPriority w:val="0"/>
     <w:pPr>
       <w:widowControl w:val="0"/>
       <w:jc w:val="both"/>
     </w:pPr>
     <w:tblPr>
       <w:tblBorders>
-        <w:top w:val="single" w:sz="4" w:space="0" w:color="auto"/>
-        <w:left w:val="single" w:sz="4" w:space="0" w:color="auto"/>
-        <w:bottom w:val="single" w:sz="4" w:space="0" w:color="auto"/>
-        <w:right w:val="single" w:sz="4" w:space="0" w:color="auto"/>
-        <w:insideH w:val="single" w:sz="4" w:space="0" w:color="auto"/>
-        <w:insideV w:val="single" w:sz="4" w:space="0" w:color="auto"/>
+        <w:top w:val="single" w:color="auto" w:sz="4" w:space="0"/>
+        <w:left w:val="single" w:color="auto" w:sz="4" w:space="0"/>
+        <w:bottom w:val="single" w:color="auto" w:sz="4" w:space="0"/>
+        <w:right w:val="single" w:color="auto" w:sz="4" w:space="0"/>
+        <w:insideH w:val="single" w:color="auto" w:sz="4" w:space="0"/>
+        <w:insideV w:val="single" w:color="auto" w:sz="4" w:space="0"/>
       </w:tblBorders>
     </w:tblPr>
   </w:style>
-  <w:style w:type="character" w:styleId="aa">
+  <w:style w:type="character" w:styleId="23">
     <w:name w:val="Strong"/>
-    <w:basedOn w:val="a0"/>
+    <w:basedOn w:val="22"/>
     <w:qFormat/>
+    <w:uiPriority w:val="0"/>
     <w:rPr>
       <w:b/>
     </w:rPr>
   </w:style>
-  <w:style w:type="paragraph" w:customStyle="1" w:styleId="ab">
+  <w:style w:type="paragraph" w:customStyle="1" w:styleId="24">
     <w:name w:val="柴_公司名"/>
-    <w:basedOn w:val="a8"/>
+    <w:basedOn w:val="19"/>
     <w:qFormat/>
+    <w:uiPriority w:val="0"/>
     <w:pPr>
-      <w:spacing w:afterLines="600" w:after="600"/>
+      <w:spacing w:after="600" w:afterLines="600"/>
     </w:pPr>
     <w:rPr>
-      <w:rFonts w:ascii="宋体" w:eastAsia="宋体" w:hAnsi="宋体" w:cs="宋体" w:hint="eastAsia"/>
+      <w:rFonts w:hint="eastAsia" w:ascii="宋体" w:hAnsi="宋体" w:eastAsia="宋体" w:cs="宋体"/>
       <w:bCs/>
       <w:spacing w:val="-6"/>
       <w:sz w:val="52"/>
       <w:szCs w:val="52"/>
     </w:rPr>
   </w:style>
-  <w:style w:type="paragraph" w:customStyle="1" w:styleId="ac">
+  <w:style w:type="paragraph" w:customStyle="1" w:styleId="25">
     <w:name w:val="柴_文档名"/>
-    <w:basedOn w:val="a8"/>
+    <w:basedOn w:val="19"/>
     <w:qFormat/>
+    <w:uiPriority w:val="0"/>
     <w:pPr>
-      <w:spacing w:afterLines="900" w:after="900"/>
+      <w:spacing w:after="900" w:afterLines="900"/>
     </w:pPr>
     <w:rPr>
-      <w:rFonts w:ascii="黑体" w:eastAsia="黑体" w:hAnsi="黑体" w:cs="黑体"/>
+      <w:rFonts w:ascii="黑体" w:hAnsi="黑体" w:eastAsia="黑体" w:cs="黑体"/>
       <w:bCs/>
       <w:spacing w:val="-7"/>
       <w:sz w:val="52"/>
       <w:szCs w:val="52"/>
     </w:rPr>
   </w:style>
-  <w:style w:type="table" w:customStyle="1" w:styleId="TableNormal0">
+  <w:style w:type="table" w:customStyle="1" w:styleId="26">
     <w:name w:val="Table Normal_0"/>
     <w:semiHidden/>
     <w:unhideWhenUsed/>
     <w:qFormat/>
+    <w:uiPriority w:val="0"/>
     <w:tblPr>
       <w:tblCellMar>
         <w:top w:w="0" w:type="dxa"/>
@@ -3972,21 +3873,23 @@
       </w:tblCellMar>
     </w:tblPr>
   </w:style>
-  <w:style w:type="paragraph" w:customStyle="1" w:styleId="TableText">
+  <w:style w:type="paragraph" w:customStyle="1" w:styleId="27">
     <w:name w:val="Table Text"/>
-    <w:basedOn w:val="a"/>
+    <w:basedOn w:val="1"/>
     <w:semiHidden/>
     <w:qFormat/>
+    <w:uiPriority w:val="0"/>
     <w:rPr>
-      <w:rFonts w:ascii="宋体" w:eastAsia="宋体" w:hAnsi="宋体" w:cs="宋体"/>
+      <w:rFonts w:ascii="宋体" w:hAnsi="宋体" w:eastAsia="宋体" w:cs="宋体"/>
     </w:rPr>
   </w:style>
-  <w:style w:type="paragraph" w:customStyle="1" w:styleId="10">
+  <w:style w:type="paragraph" w:customStyle="1" w:styleId="28">
     <w:name w:val="柴_标题1"/>
-    <w:basedOn w:val="1"/>
-    <w:next w:val="ad"/>
-    <w:link w:val="1Char"/>
+    <w:basedOn w:val="2"/>
+    <w:next w:val="29"/>
+    <w:link w:val="38"/>
     <w:qFormat/>
+    <w:uiPriority w:val="0"/>
     <w:pPr>
       <w:spacing w:before="100" w:after="90" w:line="360" w:lineRule="auto"/>
     </w:pPr>
@@ -3995,13 +3898,14 @@
       <w:sz w:val="32"/>
     </w:rPr>
   </w:style>
-  <w:style w:type="paragraph" w:customStyle="1" w:styleId="ad">
+  <w:style w:type="paragraph" w:customStyle="1" w:styleId="29">
     <w:name w:val="柴_正文"/>
-    <w:basedOn w:val="a4"/>
+    <w:basedOn w:val="12"/>
     <w:qFormat/>
+    <w:uiPriority w:val="0"/>
     <w:pPr>
       <w:spacing w:line="360" w:lineRule="auto"/>
-      <w:ind w:firstLineChars="200" w:firstLine="470"/>
+      <w:ind w:firstLine="470" w:firstLineChars="200"/>
     </w:pPr>
     <w:rPr>
       <w:rFonts w:eastAsia="宋体"/>
@@ -4009,11 +3913,12 @@
       <w:lang w:eastAsia="zh-CN"/>
     </w:rPr>
   </w:style>
-  <w:style w:type="paragraph" w:customStyle="1" w:styleId="20">
+  <w:style w:type="paragraph" w:customStyle="1" w:styleId="30">
     <w:name w:val="柴_标题2"/>
-    <w:basedOn w:val="2"/>
-    <w:next w:val="ad"/>
+    <w:basedOn w:val="3"/>
+    <w:next w:val="29"/>
     <w:qFormat/>
+    <w:uiPriority w:val="0"/>
     <w:pPr>
       <w:spacing w:line="360" w:lineRule="auto"/>
     </w:pPr>
@@ -4022,27 +3927,29 @@
       <w:sz w:val="28"/>
     </w:rPr>
   </w:style>
-  <w:style w:type="paragraph" w:customStyle="1" w:styleId="30">
+  <w:style w:type="paragraph" w:customStyle="1" w:styleId="31">
     <w:name w:val="柴_标题3"/>
-    <w:basedOn w:val="3"/>
-    <w:next w:val="a"/>
+    <w:basedOn w:val="4"/>
+    <w:next w:val="1"/>
     <w:qFormat/>
+    <w:uiPriority w:val="0"/>
     <w:pPr>
       <w:spacing w:line="360" w:lineRule="auto"/>
-      <w:ind w:left="0" w:firstLineChars="200" w:firstLine="472"/>
+      <w:ind w:left="0" w:firstLine="472" w:firstLineChars="200"/>
     </w:pPr>
     <w:rPr>
-      <w:rFonts w:ascii="宋体" w:eastAsia="宋体" w:hAnsi="宋体" w:cs="宋体"/>
+      <w:rFonts w:ascii="宋体" w:hAnsi="宋体" w:eastAsia="宋体" w:cs="宋体"/>
       <w:spacing w:val="-2"/>
       <w:sz w:val="24"/>
       <w:szCs w:val="24"/>
     </w:rPr>
   </w:style>
-  <w:style w:type="paragraph" w:customStyle="1" w:styleId="ae">
+  <w:style w:type="paragraph" w:customStyle="1" w:styleId="32">
     <w:name w:val="柴_目录"/>
-    <w:basedOn w:val="a"/>
-    <w:next w:val="a4"/>
+    <w:basedOn w:val="1"/>
+    <w:next w:val="12"/>
     <w:qFormat/>
+    <w:uiPriority w:val="0"/>
     <w:pPr>
       <w:tabs>
         <w:tab w:val="right" w:leader="dot" w:pos="8442"/>
@@ -4053,37 +3960,54 @@
       <w:sz w:val="24"/>
     </w:rPr>
   </w:style>
-  <w:style w:type="paragraph" w:customStyle="1" w:styleId="WPSOffice1">
+  <w:style w:type="paragraph" w:customStyle="1" w:styleId="33">
     <w:name w:val="WPSOffice手动目录 1"/>
     <w:qFormat/>
+    <w:uiPriority w:val="0"/>
+    <w:rPr>
+      <w:rFonts w:ascii="Times New Roman" w:hAnsi="Times New Roman" w:eastAsia="宋体" w:cs="Times New Roman"/>
+      <w:lang w:val="en-US" w:eastAsia="zh-CN" w:bidi="ar-SA"/>
+    </w:rPr>
   </w:style>
-  <w:style w:type="paragraph" w:customStyle="1" w:styleId="WPSOffice2">
+  <w:style w:type="paragraph" w:customStyle="1" w:styleId="34">
     <w:name w:val="WPSOffice手动目录 2"/>
     <w:qFormat/>
+    <w:uiPriority w:val="0"/>
     <w:pPr>
-      <w:ind w:leftChars="200" w:left="200"/>
+      <w:ind w:left="200" w:leftChars="200"/>
     </w:pPr>
+    <w:rPr>
+      <w:rFonts w:ascii="Times New Roman" w:hAnsi="Times New Roman" w:eastAsia="宋体" w:cs="Times New Roman"/>
+      <w:lang w:val="en-US" w:eastAsia="zh-CN" w:bidi="ar-SA"/>
+    </w:rPr>
   </w:style>
-  <w:style w:type="paragraph" w:customStyle="1" w:styleId="WPSOffice3">
+  <w:style w:type="paragraph" w:customStyle="1" w:styleId="35">
     <w:name w:val="WPSOffice手动目录 3"/>
     <w:qFormat/>
+    <w:uiPriority w:val="0"/>
     <w:pPr>
-      <w:ind w:leftChars="400" w:left="400"/>
+      <w:ind w:left="400" w:leftChars="400"/>
     </w:pPr>
+    <w:rPr>
+      <w:rFonts w:ascii="Times New Roman" w:hAnsi="Times New Roman" w:eastAsia="宋体" w:cs="Times New Roman"/>
+      <w:lang w:val="en-US" w:eastAsia="zh-CN" w:bidi="ar-SA"/>
+    </w:rPr>
   </w:style>
-  <w:style w:type="paragraph" w:customStyle="1" w:styleId="Compact">
+  <w:style w:type="paragraph" w:customStyle="1" w:styleId="36">
     <w:name w:val="Compact"/>
-    <w:basedOn w:val="a4"/>
+    <w:basedOn w:val="12"/>
     <w:qFormat/>
+    <w:uiPriority w:val="0"/>
     <w:pPr>
       <w:spacing w:before="36" w:after="36"/>
     </w:pPr>
   </w:style>
-  <w:style w:type="table" w:customStyle="1" w:styleId="Table">
+  <w:style w:type="table" w:customStyle="1" w:styleId="37">
     <w:name w:val="Table"/>
     <w:semiHidden/>
     <w:unhideWhenUsed/>
     <w:qFormat/>
+    <w:uiPriority w:val="0"/>
     <w:tblPr>
       <w:tblCellMar>
         <w:top w:w="0" w:type="dxa"/>
@@ -4093,21 +4017,21 @@
       </w:tblCellMar>
     </w:tblPr>
     <w:tblStylePr w:type="firstRow">
-      <w:tblPr/>
       <w:tcPr>
         <w:tcBorders>
-          <w:bottom w:val="single" w:sz="0" w:space="0" w:color="auto"/>
+          <w:bottom w:val="single" w:color="auto" w:sz="0" w:space="0"/>
         </w:tcBorders>
         <w:vAlign w:val="bottom"/>
       </w:tcPr>
     </w:tblStylePr>
   </w:style>
-  <w:style w:type="character" w:customStyle="1" w:styleId="1Char">
+  <w:style w:type="character" w:customStyle="1" w:styleId="38">
     <w:name w:val="柴_标题1 Char"/>
-    <w:link w:val="10"/>
+    <w:link w:val="28"/>
     <w:qFormat/>
+    <w:uiPriority w:val="0"/>
     <w:rPr>
-      <w:rFonts w:ascii="Arial" w:eastAsia="宋体" w:hAnsi="Arial"/>
+      <w:rFonts w:ascii="Arial" w:hAnsi="Arial" w:eastAsia="宋体"/>
       <w:sz w:val="32"/>
     </w:rPr>
   </w:style>
@@ -4358,6 +4282,5 @@
     </a:fmtScheme>
   </a:themeElements>
   <a:objectDefaults/>
-  <a:extraClrSchemeLst/>
 </a:theme>
 </file>